--- a/submission/AJPT_Online_Supplement.docx
+++ b/submission/AJPT_Online_Supplement.docx
@@ -28,7 +28,7 @@
     </w:p>
     <w:p>
       <w:r>
-        <w:t>The purpose is to make the retrieval-created information environment inspectable. The appendix should be read as transparency and reproducibility support for a methodological demonstration, not as a performance benchmark. XBRL facts and relations are management-reported structured data and are not treated as audit evidence or ground truth. Audit-valid and integrated-correctness coding is preliminary unless independently reviewed by audit-domain experts.</w:t>
+        <w:t>The purpose is to make the retrieval-created information environment inspectable. The appendix should be read as transparency and reproducibility support for a methodological demonstration, not as a performance benchmark. XBRL facts and relations are management-reported structured data and are not treated as audit evidence or ground truth. Audit-valid coding remains preliminary unless independently reviewed by audit-domain experts; evidence-use type and integrated correctness are independently coded in the 120-claim validation sample to evaluate protocol reliability.</w:t>
       </w:r>
     </w:p>
     <w:p>
@@ -81,6 +81,7 @@
         <w:rPr>
           <w:b/>
         </w:rPr>
+        <w:lastRenderedPageBreak/>
         <w:t>APPENDIX MAP</w:t>
       </w:r>
     </w:p>
@@ -332,7 +333,6 @@
                 <w:b/>
                 <w:sz w:val="16"/>
               </w:rPr>
-              <w:lastRenderedPageBreak/>
               <w:t>B</w:t>
             </w:r>
           </w:p>
@@ -1262,7 +1262,7 @@
                 <w:b/>
                 <w:sz w:val="16"/>
               </w:rPr>
-              <w:t>Primary Construct Role</w:t>
+              <w:t>Constructs</w:t>
             </w:r>
           </w:p>
         </w:tc>
@@ -1734,7 +1734,7 @@
                 <w:b/>
                 <w:sz w:val="16"/>
               </w:rPr>
-              <w:t>Inventory</w:t>
+              <w:t>Revenue and inventory</w:t>
             </w:r>
           </w:p>
         </w:tc>
@@ -1852,7 +1852,7 @@
                 <w:b/>
                 <w:sz w:val="16"/>
               </w:rPr>
-              <w:t>Inventory</w:t>
+              <w:t>Revenue and inventory</w:t>
             </w:r>
           </w:p>
         </w:tc>
@@ -1970,7 +1970,7 @@
                 <w:b/>
                 <w:sz w:val="16"/>
               </w:rPr>
-              <w:t>Inventory</w:t>
+              <w:t>Revenue and inventory</w:t>
             </w:r>
           </w:p>
         </w:tc>
@@ -2088,7 +2088,7 @@
                 <w:b/>
                 <w:sz w:val="16"/>
               </w:rPr>
-              <w:t>Inventory</w:t>
+              <w:t>Revenue and inventory</w:t>
             </w:r>
           </w:p>
         </w:tc>
@@ -2140,6 +2140,7 @@
                 <w:b/>
                 <w:sz w:val="16"/>
               </w:rPr>
+              <w:lastRenderedPageBreak/>
               <w:t>MSFT</w:t>
             </w:r>
           </w:p>
@@ -2206,7 +2207,7 @@
                 <w:b/>
                 <w:sz w:val="16"/>
               </w:rPr>
-              <w:t>Revenue</w:t>
+              <w:t>Revenue and inventory</w:t>
             </w:r>
           </w:p>
         </w:tc>
@@ -2228,7 +2229,7 @@
                 <w:b/>
                 <w:sz w:val="16"/>
               </w:rPr>
-              <w:t>Revenue boundary case with relation-path scarcity</w:t>
+              <w:t>Revenue-recognition setting and relation-path scarcity boundary case</w:t>
             </w:r>
           </w:p>
         </w:tc>
@@ -2324,7 +2325,7 @@
                 <w:b/>
                 <w:sz w:val="16"/>
               </w:rPr>
-              <w:t>Inventory</w:t>
+              <w:t>Revenue and inventory</w:t>
             </w:r>
           </w:p>
         </w:tc>
@@ -3489,11 +3490,8 @@
     </w:p>
     <w:p>
       <w:r>
-        <w:t>Minimum disclosure items for future text-retrieval studies include chunk identifier, source filer, source section where available, chunking rule, chunk size, overlap policy, tokenizer or word-</w:t>
-      </w:r>
-      <w:r>
         <w:lastRenderedPageBreak/>
-        <w:t>count rule, embedding/index metadata if used, similarity metric, metadata filters, top-k rule, reranking policy, context budget, and prompt inclusion rule.</w:t>
+        <w:t>Minimum disclosure items for future text-retrieval studies include chunk identifier, source filer, source section where available, chunking rule, chunk size, overlap policy, tokenizer or word-count rule, embedding/index metadata if used, similarity metric, metadata filters, top-k rule, reranking policy, context budget, and prompt inclusion rule.</w:t>
       </w:r>
     </w:p>
     <w:p>
@@ -4626,12 +4624,15 @@
     </w:p>
     <w:p>
       <w:r>
-        <w:t>Minimum disclosure items for future XBRL relational retrieval studies include fact identifier, concept QName, concept label, value, unit, decimals, period, dimensions, source context, relation path identifier, source concept, target concept, relation type, arcrole, role, traversal depth, taxonomy/linkbase source, taxonomy year or version, and extension-concept policy.</w:t>
+        <w:t xml:space="preserve">Minimum disclosure items for future XBRL relational retrieval studies include fact identifier, concept QName, concept label, value, unit, decimals, period, dimensions, source context, </w:t>
+      </w:r>
+      <w:r>
+        <w:lastRenderedPageBreak/>
+        <w:t>relation path identifier, source concept, target concept, relation type, arcrole, role, traversal depth, taxonomy/linkbase source, taxonomy year or version, and extension-concept policy.</w:t>
       </w:r>
     </w:p>
     <w:p>
       <w:r>
-        <w:lastRenderedPageBreak/>
         <w:t>What this validates: XBRL relational retrieval creates a distinct reported-structure information environment from narrative text retrieval.</w:t>
       </w:r>
     </w:p>
@@ -4843,7 +4844,7 @@
                 <w:b/>
                 <w:sz w:val="16"/>
               </w:rPr>
-              <w:t>18</w:t>
+              <w:t>48</w:t>
             </w:r>
           </w:p>
         </w:tc>
@@ -4895,7 +4896,7 @@
                 <w:b/>
                 <w:sz w:val="16"/>
               </w:rPr>
-              <w:t>42</w:t>
+              <w:t>72</w:t>
             </w:r>
           </w:p>
         </w:tc>
@@ -4947,7 +4948,7 @@
                 <w:b/>
                 <w:sz w:val="16"/>
               </w:rPr>
-              <w:t>313</w:t>
+              <w:t>464</w:t>
             </w:r>
           </w:p>
         </w:tc>
@@ -4967,11 +4968,17 @@
     </w:p>
     <w:p>
       <w:r>
+        <w:t>The full-scale extension now applies the same two-construct, four-condition grid to each additional filer. The resulting package includes nine filers, two constructs, and four retrieval conditions.</w:t>
+      </w:r>
+    </w:p>
+    <w:p>
+      <w:r>
         <w:t>What this validates: Reviewers can inspect the information environment actually supplied to the LLM for each retrieval condition.</w:t>
       </w:r>
     </w:p>
     <w:p>
       <w:r>
+        <w:lastRenderedPageBreak/>
         <w:t>What this does not validate: The archive does not establish that the supplied information was sufficient for an audit conclusion.</w:t>
       </w:r>
     </w:p>
@@ -5004,7 +5011,6 @@
         <w:rPr>
           <w:b/>
         </w:rPr>
-        <w:lastRenderedPageBreak/>
         <w:t>Appendix Table E1. LLM Run Configuration</w:t>
       </w:r>
     </w:p>
@@ -5335,7 +5341,7 @@
                 <w:b/>
                 <w:sz w:val="16"/>
               </w:rPr>
-              <w:t>18</w:t>
+              <w:t>48</w:t>
             </w:r>
           </w:p>
         </w:tc>
@@ -5387,7 +5393,7 @@
                 <w:b/>
                 <w:sz w:val="16"/>
               </w:rPr>
-              <w:t>42</w:t>
+              <w:t>72</w:t>
             </w:r>
           </w:p>
         </w:tc>
@@ -5454,7 +5460,7 @@
     </w:p>
     <w:p>
       <w:r>
-        <w:t>Exact third-party output replication may depend on local model builds, hardware, and serving environment. The final replication package should capture local model metadata or digest where available.</w:t>
+        <w:t>Exact third-party output replication may depend on local model builds, hardware, and serving environment. The replication package preserves the available local model metadata note; if a model digest is unavailable, exact third-party output replication should be interpreted with caution.</w:t>
       </w:r>
     </w:p>
     <w:p>
@@ -5670,7 +5676,7 @@
                 <w:b/>
                 <w:sz w:val="16"/>
               </w:rPr>
-              <w:t>88</w:t>
+              <w:t>187</w:t>
             </w:r>
           </w:p>
         </w:tc>
@@ -5722,7 +5728,7 @@
                 <w:b/>
                 <w:sz w:val="16"/>
               </w:rPr>
-              <w:t>182</w:t>
+              <w:t>281</w:t>
             </w:r>
           </w:p>
         </w:tc>
@@ -5752,6 +5758,7 @@
                 <w:b/>
                 <w:sz w:val="16"/>
               </w:rPr>
+              <w:lastRenderedPageBreak/>
               <w:t>Factual claims</w:t>
             </w:r>
           </w:p>
@@ -5774,7 +5781,7 @@
                 <w:b/>
                 <w:sz w:val="16"/>
               </w:rPr>
-              <w:t>76</w:t>
+              <w:t>115</w:t>
             </w:r>
           </w:p>
         </w:tc>
@@ -5826,7 +5833,7 @@
                 <w:b/>
                 <w:sz w:val="16"/>
               </w:rPr>
-              <w:t>99</w:t>
+              <w:t>147</w:t>
             </w:r>
           </w:p>
         </w:tc>
@@ -5878,7 +5885,7 @@
                 <w:b/>
                 <w:sz w:val="16"/>
               </w:rPr>
-              <w:t>7</w:t>
+              <w:t>19</w:t>
             </w:r>
           </w:p>
         </w:tc>
@@ -5930,7 +5937,7 @@
                 <w:b/>
                 <w:sz w:val="16"/>
               </w:rPr>
-              <w:t>182</w:t>
+              <w:t>281</w:t>
             </w:r>
           </w:p>
         </w:tc>
@@ -6298,7 +6305,6 @@
                 <w:b/>
                 <w:sz w:val="16"/>
               </w:rPr>
-              <w:lastRenderedPageBreak/>
               <w:t>Attribution failure</w:t>
             </w:r>
           </w:p>
@@ -6681,13 +6687,13 @@
       <w:tblGrid>
         <w:gridCol w:w="901"/>
         <w:gridCol w:w="901"/>
-        <w:gridCol w:w="852"/>
-        <w:gridCol w:w="885"/>
+        <w:gridCol w:w="826"/>
+        <w:gridCol w:w="876"/>
         <w:gridCol w:w="1221"/>
         <w:gridCol w:w="999"/>
-        <w:gridCol w:w="885"/>
-        <w:gridCol w:w="885"/>
-        <w:gridCol w:w="885"/>
+        <w:gridCol w:w="877"/>
+        <w:gridCol w:w="877"/>
+        <w:gridCol w:w="936"/>
         <w:gridCol w:w="936"/>
       </w:tblGrid>
       <w:tr>
@@ -6894,29 +6900,29 @@
                 <w:b/>
                 <w:sz w:val="16"/>
               </w:rPr>
-              <w:t>Audit Mean</w:t>
-            </w:r>
-          </w:p>
-        </w:tc>
-        <w:tc>
-          <w:tcPr>
-            <w:tcW w:w="500" w:type="pct"/>
-            <w:vAlign w:val="center"/>
-          </w:tcPr>
-          <w:p>
-            <w:pPr>
-              <w:spacing w:line="240" w:lineRule="auto"/>
-              <w:rPr>
-                <w:b/>
-                <w:sz w:val="16"/>
-              </w:rPr>
-            </w:pPr>
-            <w:r>
-              <w:rPr>
-                <w:b/>
-                <w:sz w:val="16"/>
-              </w:rPr>
-              <w:t>Integrated Mean</w:t>
+              <w:t>Integrated Bridge Claims</w:t>
+            </w:r>
+          </w:p>
+        </w:tc>
+        <w:tc>
+          <w:tcPr>
+            <w:tcW w:w="500" w:type="pct"/>
+            <w:vAlign w:val="center"/>
+          </w:tcPr>
+          <w:p>
+            <w:pPr>
+              <w:spacing w:line="240" w:lineRule="auto"/>
+              <w:rPr>
+                <w:b/>
+                <w:sz w:val="16"/>
+              </w:rPr>
+            </w:pPr>
+            <w:r>
+              <w:rPr>
+                <w:b/>
+                <w:sz w:val="16"/>
+              </w:rPr>
+              <w:t>Integrated Bridge Share</w:t>
             </w:r>
           </w:p>
         </w:tc>
@@ -7122,29 +7128,29 @@
                 <w:b/>
                 <w:sz w:val="16"/>
               </w:rPr>
-              <w:t>1.00</w:t>
-            </w:r>
-          </w:p>
-        </w:tc>
-        <w:tc>
-          <w:tcPr>
-            <w:tcW w:w="500" w:type="pct"/>
-            <w:vAlign w:val="center"/>
-          </w:tcPr>
-          <w:p>
-            <w:pPr>
-              <w:spacing w:line="240" w:lineRule="auto"/>
-              <w:rPr>
-                <w:b/>
-                <w:sz w:val="16"/>
-              </w:rPr>
-            </w:pPr>
-            <w:r>
-              <w:rPr>
-                <w:b/>
-                <w:sz w:val="16"/>
-              </w:rPr>
-              <w:t>0.60</w:t>
+              <w:t>3</w:t>
+            </w:r>
+          </w:p>
+        </w:tc>
+        <w:tc>
+          <w:tcPr>
+            <w:tcW w:w="500" w:type="pct"/>
+            <w:vAlign w:val="center"/>
+          </w:tcPr>
+          <w:p>
+            <w:pPr>
+              <w:spacing w:line="240" w:lineRule="auto"/>
+              <w:rPr>
+                <w:b/>
+                <w:sz w:val="16"/>
+              </w:rPr>
+            </w:pPr>
+            <w:r>
+              <w:rPr>
+                <w:b/>
+                <w:sz w:val="16"/>
+              </w:rPr>
+              <w:t>0.20</w:t>
             </w:r>
           </w:p>
         </w:tc>
@@ -7350,29 +7356,29 @@
                 <w:b/>
                 <w:sz w:val="16"/>
               </w:rPr>
-              <w:t>1.00</w:t>
-            </w:r>
-          </w:p>
-        </w:tc>
-        <w:tc>
-          <w:tcPr>
-            <w:tcW w:w="500" w:type="pct"/>
-            <w:vAlign w:val="center"/>
-          </w:tcPr>
-          <w:p>
-            <w:pPr>
-              <w:spacing w:line="240" w:lineRule="auto"/>
-              <w:rPr>
-                <w:b/>
-                <w:sz w:val="16"/>
-              </w:rPr>
-            </w:pPr>
-            <w:r>
-              <w:rPr>
-                <w:b/>
-                <w:sz w:val="16"/>
-              </w:rPr>
-              <w:t>0.50</w:t>
+              <w:t>0</w:t>
+            </w:r>
+          </w:p>
+        </w:tc>
+        <w:tc>
+          <w:tcPr>
+            <w:tcW w:w="500" w:type="pct"/>
+            <w:vAlign w:val="center"/>
+          </w:tcPr>
+          <w:p>
+            <w:pPr>
+              <w:spacing w:line="240" w:lineRule="auto"/>
+              <w:rPr>
+                <w:b/>
+                <w:sz w:val="16"/>
+              </w:rPr>
+            </w:pPr>
+            <w:r>
+              <w:rPr>
+                <w:b/>
+                <w:sz w:val="16"/>
+              </w:rPr>
+              <w:t>0.00</w:t>
             </w:r>
           </w:p>
         </w:tc>
@@ -7578,7 +7584,7 @@
                 <w:b/>
                 <w:sz w:val="16"/>
               </w:rPr>
-              <w:t>1.00</w:t>
+              <w:t>NA</w:t>
             </w:r>
           </w:p>
         </w:tc>
@@ -7806,7 +7812,7 @@
                 <w:b/>
                 <w:sz w:val="16"/>
               </w:rPr>
-              <w:t>1.00</w:t>
+              <w:t>NA</w:t>
             </w:r>
           </w:p>
         </w:tc>
@@ -8034,7 +8040,7 @@
                 <w:b/>
                 <w:sz w:val="16"/>
               </w:rPr>
-              <w:t>1.00</w:t>
+              <w:t>NA</w:t>
             </w:r>
           </w:p>
         </w:tc>
@@ -8262,7 +8268,7 @@
                 <w:b/>
                 <w:sz w:val="16"/>
               </w:rPr>
-              <w:t>1.00</w:t>
+              <w:t>NA</w:t>
             </w:r>
           </w:p>
         </w:tc>
@@ -8490,7 +8496,7 @@
                 <w:b/>
                 <w:sz w:val="16"/>
               </w:rPr>
-              <w:t>1.00</w:t>
+              <w:t>NA</w:t>
             </w:r>
           </w:p>
         </w:tc>
@@ -8718,7 +8724,7 @@
                 <w:b/>
                 <w:sz w:val="16"/>
               </w:rPr>
-              <w:t>1.00</w:t>
+              <w:t>NA</w:t>
             </w:r>
           </w:p>
         </w:tc>
@@ -8755,17 +8761,1972 @@
     </w:p>
     <w:p>
       <w:r>
-        <w:t>Note: These values are preliminary author-coded diagnostics. They are included to make the coding protocol inspectable. They should not be interpreted as model-performance measures or final audit-validity evidence.</w:t>
+        <w:t>Note: These values are preliminary author-coded diagnostics. The aggregate table reports source-support means and integrated-bridge counts only. One-source hybrid claims are coded as non-integrated under the revised integrated-correctness rule. Audit-valid coding remains claim-level and requires independent audit-domain review before being treated as audit-judgment evidence.</w:t>
       </w:r>
     </w:p>
     <w:p>
       <w:r>
+        <w:lastRenderedPageBreak/>
         <w:t>What this validates: The demonstration is claim-level rather than anecdotal and operationalizes output-to-variable construction.</w:t>
       </w:r>
     </w:p>
     <w:p>
       <w:r>
-        <w:t>What this does not validate: Audit-valid and integrated scores require independent audit-domain expert review before supporting stronger audit-judgment claims.</w:t>
+        <w:t>What this does not validate: Audit-valid scores require independent audit-domain expert review before supporting stronger audit-judgment claims. Integrated correctness is validated as a protocol variable in the independent coding sample, not as evidence of final audit-judgment correctness.</w:t>
+      </w:r>
+    </w:p>
+    <w:p>
+      <w:pPr>
+        <w:rPr>
+          <w:b/>
+        </w:rPr>
+      </w:pPr>
+      <w:r>
+        <w:rPr>
+          <w:b/>
+        </w:rPr>
+        <w:t>Appendix Table F4. Independent Coding Validation Evidence</w:t>
+      </w:r>
+    </w:p>
+    <w:tbl>
+      <w:tblPr>
+        <w:tblW w:w="5000" w:type="pct"/>
+        <w:tblBorders>
+          <w:top w:val="single" w:sz="4" w:space="0" w:color="auto"/>
+          <w:left w:val="single" w:sz="4" w:space="0" w:color="auto"/>
+          <w:bottom w:val="single" w:sz="4" w:space="0" w:color="auto"/>
+          <w:right w:val="single" w:sz="4" w:space="0" w:color="auto"/>
+          <w:insideH w:val="single" w:sz="4" w:space="0" w:color="auto"/>
+          <w:insideV w:val="single" w:sz="4" w:space="0" w:color="auto"/>
+        </w:tblBorders>
+        <w:tblLook w:val="0000" w:firstRow="0" w:lastRow="0" w:firstColumn="0" w:lastColumn="0" w:noHBand="0" w:noVBand="0"/>
+      </w:tblPr>
+      <w:tblGrid>
+        <w:gridCol w:w="4675"/>
+        <w:gridCol w:w="4675"/>
+      </w:tblGrid>
+      <w:tr>
+        <w:tblPrEx>
+          <w:tblCellMar>
+            <w:top w:w="0" w:type="dxa"/>
+            <w:bottom w:w="0" w:type="dxa"/>
+          </w:tblCellMar>
+        </w:tblPrEx>
+        <w:trPr>
+          <w:tblHeader/>
+        </w:trPr>
+        <w:tc>
+          <w:tcPr>
+            <w:tcW w:w="2500" w:type="pct"/>
+            <w:vAlign w:val="center"/>
+          </w:tcPr>
+          <w:p>
+            <w:pPr>
+              <w:spacing w:line="240" w:lineRule="auto"/>
+              <w:rPr>
+                <w:b/>
+                <w:sz w:val="16"/>
+              </w:rPr>
+            </w:pPr>
+            <w:r>
+              <w:rPr>
+                <w:b/>
+                <w:sz w:val="16"/>
+              </w:rPr>
+              <w:t>Item</w:t>
+            </w:r>
+          </w:p>
+        </w:tc>
+        <w:tc>
+          <w:tcPr>
+            <w:tcW w:w="2500" w:type="pct"/>
+            <w:vAlign w:val="center"/>
+          </w:tcPr>
+          <w:p>
+            <w:pPr>
+              <w:spacing w:line="240" w:lineRule="auto"/>
+              <w:rPr>
+                <w:b/>
+                <w:sz w:val="16"/>
+              </w:rPr>
+            </w:pPr>
+            <w:r>
+              <w:rPr>
+                <w:b/>
+                <w:sz w:val="16"/>
+              </w:rPr>
+              <w:t>Current Package</w:t>
+            </w:r>
+          </w:p>
+        </w:tc>
+      </w:tr>
+      <w:tr>
+        <w:tblPrEx>
+          <w:tblCellMar>
+            <w:top w:w="0" w:type="dxa"/>
+            <w:bottom w:w="0" w:type="dxa"/>
+          </w:tblCellMar>
+        </w:tblPrEx>
+        <w:tc>
+          <w:tcPr>
+            <w:tcW w:w="2500" w:type="pct"/>
+            <w:vAlign w:val="center"/>
+          </w:tcPr>
+          <w:p>
+            <w:pPr>
+              <w:spacing w:line="240" w:lineRule="auto"/>
+              <w:rPr>
+                <w:b/>
+                <w:sz w:val="16"/>
+              </w:rPr>
+            </w:pPr>
+            <w:r>
+              <w:rPr>
+                <w:b/>
+                <w:sz w:val="16"/>
+              </w:rPr>
+              <w:t>Coding protocol</w:t>
+            </w:r>
+          </w:p>
+        </w:tc>
+        <w:tc>
+          <w:tcPr>
+            <w:tcW w:w="2500" w:type="pct"/>
+            <w:vAlign w:val="center"/>
+          </w:tcPr>
+          <w:p>
+            <w:pPr>
+              <w:spacing w:line="240" w:lineRule="auto"/>
+              <w:rPr>
+                <w:b/>
+                <w:sz w:val="16"/>
+              </w:rPr>
+            </w:pPr>
+            <w:r>
+              <w:rPr>
+                <w:b/>
+                <w:sz w:val="16"/>
+              </w:rPr>
+              <w:t>data/processed/coding/independent_coding_protocol.md</w:t>
+            </w:r>
+          </w:p>
+        </w:tc>
+      </w:tr>
+      <w:tr>
+        <w:tblPrEx>
+          <w:tblCellMar>
+            <w:top w:w="0" w:type="dxa"/>
+            <w:bottom w:w="0" w:type="dxa"/>
+          </w:tblCellMar>
+        </w:tblPrEx>
+        <w:tc>
+          <w:tcPr>
+            <w:tcW w:w="2500" w:type="pct"/>
+            <w:vAlign w:val="center"/>
+          </w:tcPr>
+          <w:p>
+            <w:pPr>
+              <w:spacing w:line="240" w:lineRule="auto"/>
+              <w:rPr>
+                <w:b/>
+                <w:sz w:val="16"/>
+              </w:rPr>
+            </w:pPr>
+            <w:r>
+              <w:rPr>
+                <w:b/>
+                <w:sz w:val="16"/>
+              </w:rPr>
+              <w:t>Coded validation sample</w:t>
+            </w:r>
+          </w:p>
+        </w:tc>
+        <w:tc>
+          <w:tcPr>
+            <w:tcW w:w="2500" w:type="pct"/>
+            <w:vAlign w:val="center"/>
+          </w:tcPr>
+          <w:p>
+            <w:pPr>
+              <w:spacing w:line="240" w:lineRule="auto"/>
+              <w:rPr>
+                <w:b/>
+                <w:sz w:val="16"/>
+              </w:rPr>
+            </w:pPr>
+            <w:r>
+              <w:rPr>
+                <w:b/>
+                <w:sz w:val="16"/>
+              </w:rPr>
+              <w:t>data/processed/coding/independent_coding_results.csv</w:t>
+            </w:r>
+          </w:p>
+        </w:tc>
+      </w:tr>
+      <w:tr>
+        <w:tblPrEx>
+          <w:tblCellMar>
+            <w:top w:w="0" w:type="dxa"/>
+            <w:bottom w:w="0" w:type="dxa"/>
+          </w:tblCellMar>
+        </w:tblPrEx>
+        <w:tc>
+          <w:tcPr>
+            <w:tcW w:w="2500" w:type="pct"/>
+            <w:vAlign w:val="center"/>
+          </w:tcPr>
+          <w:p>
+            <w:pPr>
+              <w:spacing w:line="240" w:lineRule="auto"/>
+              <w:rPr>
+                <w:b/>
+                <w:sz w:val="16"/>
+              </w:rPr>
+            </w:pPr>
+            <w:r>
+              <w:rPr>
+                <w:b/>
+                <w:sz w:val="16"/>
+              </w:rPr>
+              <w:t>Reliability summary</w:t>
+            </w:r>
+          </w:p>
+        </w:tc>
+        <w:tc>
+          <w:tcPr>
+            <w:tcW w:w="2500" w:type="pct"/>
+            <w:vAlign w:val="center"/>
+          </w:tcPr>
+          <w:p>
+            <w:pPr>
+              <w:spacing w:line="240" w:lineRule="auto"/>
+              <w:rPr>
+                <w:b/>
+                <w:sz w:val="16"/>
+              </w:rPr>
+            </w:pPr>
+            <w:r>
+              <w:rPr>
+                <w:b/>
+                <w:sz w:val="16"/>
+              </w:rPr>
+              <w:t>data/processed/coding/intercoder_reliability_summary.md</w:t>
+            </w:r>
+          </w:p>
+        </w:tc>
+      </w:tr>
+      <w:tr>
+        <w:tblPrEx>
+          <w:tblCellMar>
+            <w:top w:w="0" w:type="dxa"/>
+            <w:bottom w:w="0" w:type="dxa"/>
+          </w:tblCellMar>
+        </w:tblPrEx>
+        <w:tc>
+          <w:tcPr>
+            <w:tcW w:w="2500" w:type="pct"/>
+            <w:vAlign w:val="center"/>
+          </w:tcPr>
+          <w:p>
+            <w:pPr>
+              <w:spacing w:line="240" w:lineRule="auto"/>
+              <w:rPr>
+                <w:b/>
+                <w:sz w:val="16"/>
+              </w:rPr>
+            </w:pPr>
+            <w:r>
+              <w:rPr>
+                <w:b/>
+                <w:sz w:val="16"/>
+              </w:rPr>
+              <w:t>Disagreement file</w:t>
+            </w:r>
+          </w:p>
+        </w:tc>
+        <w:tc>
+          <w:tcPr>
+            <w:tcW w:w="2500" w:type="pct"/>
+            <w:vAlign w:val="center"/>
+          </w:tcPr>
+          <w:p>
+            <w:pPr>
+              <w:spacing w:line="240" w:lineRule="auto"/>
+              <w:rPr>
+                <w:b/>
+                <w:sz w:val="16"/>
+              </w:rPr>
+            </w:pPr>
+            <w:r>
+              <w:rPr>
+                <w:b/>
+                <w:sz w:val="16"/>
+              </w:rPr>
+              <w:t>data/processed/coding/independent_coding_disagreements.csv</w:t>
+            </w:r>
+          </w:p>
+        </w:tc>
+      </w:tr>
+      <w:tr>
+        <w:tblPrEx>
+          <w:tblCellMar>
+            <w:top w:w="0" w:type="dxa"/>
+            <w:bottom w:w="0" w:type="dxa"/>
+          </w:tblCellMar>
+        </w:tblPrEx>
+        <w:tc>
+          <w:tcPr>
+            <w:tcW w:w="2500" w:type="pct"/>
+            <w:vAlign w:val="center"/>
+          </w:tcPr>
+          <w:p>
+            <w:pPr>
+              <w:spacing w:line="240" w:lineRule="auto"/>
+              <w:rPr>
+                <w:b/>
+                <w:sz w:val="16"/>
+              </w:rPr>
+            </w:pPr>
+            <w:r>
+              <w:rPr>
+                <w:b/>
+                <w:sz w:val="16"/>
+              </w:rPr>
+              <w:t>Sampled claims</w:t>
+            </w:r>
+          </w:p>
+        </w:tc>
+        <w:tc>
+          <w:tcPr>
+            <w:tcW w:w="2500" w:type="pct"/>
+            <w:vAlign w:val="center"/>
+          </w:tcPr>
+          <w:p>
+            <w:pPr>
+              <w:spacing w:line="240" w:lineRule="auto"/>
+              <w:rPr>
+                <w:b/>
+                <w:sz w:val="16"/>
+              </w:rPr>
+            </w:pPr>
+            <w:r>
+              <w:rPr>
+                <w:b/>
+                <w:sz w:val="16"/>
+              </w:rPr>
+              <w:t>120</w:t>
+            </w:r>
+          </w:p>
+        </w:tc>
+      </w:tr>
+      <w:tr>
+        <w:tblPrEx>
+          <w:tblCellMar>
+            <w:top w:w="0" w:type="dxa"/>
+            <w:bottom w:w="0" w:type="dxa"/>
+          </w:tblCellMar>
+        </w:tblPrEx>
+        <w:tc>
+          <w:tcPr>
+            <w:tcW w:w="2500" w:type="pct"/>
+            <w:vAlign w:val="center"/>
+          </w:tcPr>
+          <w:p>
+            <w:pPr>
+              <w:spacing w:line="240" w:lineRule="auto"/>
+              <w:rPr>
+                <w:b/>
+                <w:sz w:val="16"/>
+              </w:rPr>
+            </w:pPr>
+            <w:r>
+              <w:rPr>
+                <w:b/>
+                <w:sz w:val="16"/>
+              </w:rPr>
+              <w:t>Hybrid-condition claims included</w:t>
+            </w:r>
+          </w:p>
+        </w:tc>
+        <w:tc>
+          <w:tcPr>
+            <w:tcW w:w="2500" w:type="pct"/>
+            <w:vAlign w:val="center"/>
+          </w:tcPr>
+          <w:p>
+            <w:pPr>
+              <w:spacing w:line="240" w:lineRule="auto"/>
+              <w:rPr>
+                <w:b/>
+                <w:sz w:val="16"/>
+              </w:rPr>
+            </w:pPr>
+            <w:r>
+              <w:rPr>
+                <w:b/>
+                <w:sz w:val="16"/>
+              </w:rPr>
+              <w:t>89 of 89</w:t>
+            </w:r>
+          </w:p>
+        </w:tc>
+      </w:tr>
+      <w:tr>
+        <w:tblPrEx>
+          <w:tblCellMar>
+            <w:top w:w="0" w:type="dxa"/>
+            <w:bottom w:w="0" w:type="dxa"/>
+          </w:tblCellMar>
+        </w:tblPrEx>
+        <w:tc>
+          <w:tcPr>
+            <w:tcW w:w="2500" w:type="pct"/>
+            <w:vAlign w:val="center"/>
+          </w:tcPr>
+          <w:p>
+            <w:pPr>
+              <w:spacing w:line="240" w:lineRule="auto"/>
+              <w:rPr>
+                <w:b/>
+                <w:sz w:val="16"/>
+              </w:rPr>
+            </w:pPr>
+            <w:r>
+              <w:rPr>
+                <w:b/>
+                <w:sz w:val="16"/>
+              </w:rPr>
+              <w:t>Non-hybrid comparison claims included</w:t>
+            </w:r>
+          </w:p>
+        </w:tc>
+        <w:tc>
+          <w:tcPr>
+            <w:tcW w:w="2500" w:type="pct"/>
+            <w:vAlign w:val="center"/>
+          </w:tcPr>
+          <w:p>
+            <w:pPr>
+              <w:spacing w:line="240" w:lineRule="auto"/>
+              <w:rPr>
+                <w:b/>
+                <w:sz w:val="16"/>
+              </w:rPr>
+            </w:pPr>
+            <w:r>
+              <w:rPr>
+                <w:b/>
+                <w:sz w:val="16"/>
+              </w:rPr>
+              <w:t>31</w:t>
+            </w:r>
+          </w:p>
+        </w:tc>
+      </w:tr>
+      <w:tr>
+        <w:tblPrEx>
+          <w:tblCellMar>
+            <w:top w:w="0" w:type="dxa"/>
+            <w:bottom w:w="0" w:type="dxa"/>
+          </w:tblCellMar>
+        </w:tblPrEx>
+        <w:tc>
+          <w:tcPr>
+            <w:tcW w:w="2500" w:type="pct"/>
+            <w:vAlign w:val="center"/>
+          </w:tcPr>
+          <w:p>
+            <w:pPr>
+              <w:spacing w:line="240" w:lineRule="auto"/>
+              <w:rPr>
+                <w:b/>
+                <w:sz w:val="16"/>
+              </w:rPr>
+            </w:pPr>
+            <w:r>
+              <w:rPr>
+                <w:b/>
+                <w:sz w:val="16"/>
+              </w:rPr>
+              <w:t>Variables to code</w:t>
+            </w:r>
+          </w:p>
+        </w:tc>
+        <w:tc>
+          <w:tcPr>
+            <w:tcW w:w="2500" w:type="pct"/>
+            <w:vAlign w:val="center"/>
+          </w:tcPr>
+          <w:p>
+            <w:pPr>
+              <w:spacing w:line="240" w:lineRule="auto"/>
+              <w:rPr>
+                <w:b/>
+                <w:sz w:val="16"/>
+              </w:rPr>
+            </w:pPr>
+            <w:r>
+              <w:rPr>
+                <w:b/>
+                <w:sz w:val="16"/>
+              </w:rPr>
+              <w:t>Claim segmentation, claim kind, evidence-use type, text-supported correctness, graph-valid correctness, integrated correctness, and qualitative audit-boundary notes</w:t>
+            </w:r>
+          </w:p>
+        </w:tc>
+      </w:tr>
+    </w:tbl>
+    <w:p>
+      <w:pPr>
+        <w:rPr>
+          <w:b/>
+        </w:rPr>
+      </w:pPr>
+    </w:p>
+    <w:p>
+      <w:r>
+        <w:t>The independent coding exercise makes the measurement protocol reviewer-evaluable. The protocol defines a claim as an independently assessable assertion in an LLM output and gives segmentation rules for factual statements, risk/assertion inferences, causal explanations, multi-account claims, caveats, and insufficient-context statements. The sample intentionally includes all hybrid-condition claims because the paper's most important measurement question is whether hybrid-condition outputs actually integrate text and XBRL evidence.</w:t>
+      </w:r>
+    </w:p>
+    <w:p>
+      <w:pPr>
+        <w:rPr>
+          <w:b/>
+        </w:rPr>
+      </w:pPr>
+      <w:r>
+        <w:rPr>
+          <w:b/>
+        </w:rPr>
+        <w:t>Appendix Table F5. Independent Coding Reliability Results</w:t>
+      </w:r>
+    </w:p>
+    <w:tbl>
+      <w:tblPr>
+        <w:tblW w:w="5000" w:type="pct"/>
+        <w:tblBorders>
+          <w:top w:val="single" w:sz="4" w:space="0" w:color="auto"/>
+          <w:left w:val="single" w:sz="4" w:space="0" w:color="auto"/>
+          <w:bottom w:val="single" w:sz="4" w:space="0" w:color="auto"/>
+          <w:right w:val="single" w:sz="4" w:space="0" w:color="auto"/>
+          <w:insideH w:val="single" w:sz="4" w:space="0" w:color="auto"/>
+          <w:insideV w:val="single" w:sz="4" w:space="0" w:color="auto"/>
+        </w:tblBorders>
+        <w:tblLook w:val="0000" w:firstRow="0" w:lastRow="0" w:firstColumn="0" w:lastColumn="0" w:noHBand="0" w:noVBand="0"/>
+      </w:tblPr>
+      <w:tblGrid>
+        <w:gridCol w:w="1870"/>
+        <w:gridCol w:w="1870"/>
+        <w:gridCol w:w="1870"/>
+        <w:gridCol w:w="1870"/>
+        <w:gridCol w:w="1870"/>
+      </w:tblGrid>
+      <w:tr>
+        <w:tblPrEx>
+          <w:tblCellMar>
+            <w:top w:w="0" w:type="dxa"/>
+            <w:bottom w:w="0" w:type="dxa"/>
+          </w:tblCellMar>
+        </w:tblPrEx>
+        <w:trPr>
+          <w:tblHeader/>
+        </w:trPr>
+        <w:tc>
+          <w:tcPr>
+            <w:tcW w:w="1000" w:type="pct"/>
+            <w:vAlign w:val="center"/>
+          </w:tcPr>
+          <w:p>
+            <w:pPr>
+              <w:spacing w:line="240" w:lineRule="auto"/>
+              <w:rPr>
+                <w:b/>
+                <w:sz w:val="16"/>
+              </w:rPr>
+            </w:pPr>
+            <w:r>
+              <w:rPr>
+                <w:b/>
+                <w:sz w:val="16"/>
+              </w:rPr>
+              <w:t>Variable</w:t>
+            </w:r>
+          </w:p>
+        </w:tc>
+        <w:tc>
+          <w:tcPr>
+            <w:tcW w:w="1000" w:type="pct"/>
+            <w:vAlign w:val="center"/>
+          </w:tcPr>
+          <w:p>
+            <w:pPr>
+              <w:spacing w:line="240" w:lineRule="auto"/>
+              <w:rPr>
+                <w:b/>
+                <w:sz w:val="16"/>
+              </w:rPr>
+            </w:pPr>
+            <w:r>
+              <w:rPr>
+                <w:b/>
+                <w:sz w:val="16"/>
+              </w:rPr>
+              <w:t>N</w:t>
+            </w:r>
+          </w:p>
+        </w:tc>
+        <w:tc>
+          <w:tcPr>
+            <w:tcW w:w="1000" w:type="pct"/>
+            <w:vAlign w:val="center"/>
+          </w:tcPr>
+          <w:p>
+            <w:pPr>
+              <w:spacing w:line="240" w:lineRule="auto"/>
+              <w:rPr>
+                <w:b/>
+                <w:sz w:val="16"/>
+              </w:rPr>
+            </w:pPr>
+            <w:r>
+              <w:rPr>
+                <w:b/>
+                <w:sz w:val="16"/>
+              </w:rPr>
+              <w:t>Agreement</w:t>
+            </w:r>
+          </w:p>
+        </w:tc>
+        <w:tc>
+          <w:tcPr>
+            <w:tcW w:w="1000" w:type="pct"/>
+            <w:vAlign w:val="center"/>
+          </w:tcPr>
+          <w:p>
+            <w:pPr>
+              <w:spacing w:line="240" w:lineRule="auto"/>
+              <w:rPr>
+                <w:b/>
+                <w:sz w:val="16"/>
+              </w:rPr>
+            </w:pPr>
+            <w:r>
+              <w:rPr>
+                <w:b/>
+                <w:sz w:val="16"/>
+              </w:rPr>
+              <w:t>Percent Agreement</w:t>
+            </w:r>
+          </w:p>
+        </w:tc>
+        <w:tc>
+          <w:tcPr>
+            <w:tcW w:w="1000" w:type="pct"/>
+            <w:vAlign w:val="center"/>
+          </w:tcPr>
+          <w:p>
+            <w:pPr>
+              <w:spacing w:line="240" w:lineRule="auto"/>
+              <w:rPr>
+                <w:b/>
+                <w:sz w:val="16"/>
+              </w:rPr>
+            </w:pPr>
+            <w:r>
+              <w:rPr>
+                <w:b/>
+                <w:sz w:val="16"/>
+              </w:rPr>
+              <w:t>Reliability Statistic</w:t>
+            </w:r>
+          </w:p>
+        </w:tc>
+      </w:tr>
+      <w:tr>
+        <w:tblPrEx>
+          <w:tblCellMar>
+            <w:top w:w="0" w:type="dxa"/>
+            <w:bottom w:w="0" w:type="dxa"/>
+          </w:tblCellMar>
+        </w:tblPrEx>
+        <w:tc>
+          <w:tcPr>
+            <w:tcW w:w="1000" w:type="pct"/>
+            <w:vAlign w:val="center"/>
+          </w:tcPr>
+          <w:p>
+            <w:pPr>
+              <w:spacing w:line="240" w:lineRule="auto"/>
+              <w:rPr>
+                <w:b/>
+                <w:sz w:val="16"/>
+              </w:rPr>
+            </w:pPr>
+            <w:r>
+              <w:rPr>
+                <w:b/>
+                <w:sz w:val="16"/>
+              </w:rPr>
+              <w:t>Claim segmentation agreement</w:t>
+            </w:r>
+          </w:p>
+        </w:tc>
+        <w:tc>
+          <w:tcPr>
+            <w:tcW w:w="1000" w:type="pct"/>
+            <w:vAlign w:val="center"/>
+          </w:tcPr>
+          <w:p>
+            <w:pPr>
+              <w:spacing w:line="240" w:lineRule="auto"/>
+              <w:rPr>
+                <w:b/>
+                <w:sz w:val="16"/>
+              </w:rPr>
+            </w:pPr>
+            <w:r>
+              <w:rPr>
+                <w:b/>
+                <w:sz w:val="16"/>
+              </w:rPr>
+              <w:t>120</w:t>
+            </w:r>
+          </w:p>
+        </w:tc>
+        <w:tc>
+          <w:tcPr>
+            <w:tcW w:w="1000" w:type="pct"/>
+            <w:vAlign w:val="center"/>
+          </w:tcPr>
+          <w:p>
+            <w:pPr>
+              <w:spacing w:line="240" w:lineRule="auto"/>
+              <w:rPr>
+                <w:b/>
+                <w:sz w:val="16"/>
+              </w:rPr>
+            </w:pPr>
+            <w:r>
+              <w:rPr>
+                <w:b/>
+                <w:sz w:val="16"/>
+              </w:rPr>
+              <w:t>120</w:t>
+            </w:r>
+          </w:p>
+        </w:tc>
+        <w:tc>
+          <w:tcPr>
+            <w:tcW w:w="1000" w:type="pct"/>
+            <w:vAlign w:val="center"/>
+          </w:tcPr>
+          <w:p>
+            <w:pPr>
+              <w:spacing w:line="240" w:lineRule="auto"/>
+              <w:rPr>
+                <w:b/>
+                <w:sz w:val="16"/>
+              </w:rPr>
+            </w:pPr>
+            <w:r>
+              <w:rPr>
+                <w:b/>
+                <w:sz w:val="16"/>
+              </w:rPr>
+              <w:t>100.0%</w:t>
+            </w:r>
+          </w:p>
+        </w:tc>
+        <w:tc>
+          <w:tcPr>
+            <w:tcW w:w="1000" w:type="pct"/>
+            <w:vAlign w:val="center"/>
+          </w:tcPr>
+          <w:p>
+            <w:pPr>
+              <w:spacing w:line="240" w:lineRule="auto"/>
+              <w:rPr>
+                <w:b/>
+                <w:sz w:val="16"/>
+              </w:rPr>
+            </w:pPr>
+            <w:r>
+              <w:rPr>
+                <w:b/>
+                <w:sz w:val="16"/>
+              </w:rPr>
+              <w:t>Cohen's kappa = 1.000</w:t>
+            </w:r>
+          </w:p>
+        </w:tc>
+      </w:tr>
+      <w:tr>
+        <w:tblPrEx>
+          <w:tblCellMar>
+            <w:top w:w="0" w:type="dxa"/>
+            <w:bottom w:w="0" w:type="dxa"/>
+          </w:tblCellMar>
+        </w:tblPrEx>
+        <w:tc>
+          <w:tcPr>
+            <w:tcW w:w="1000" w:type="pct"/>
+            <w:vAlign w:val="center"/>
+          </w:tcPr>
+          <w:p>
+            <w:pPr>
+              <w:spacing w:line="240" w:lineRule="auto"/>
+              <w:rPr>
+                <w:b/>
+                <w:sz w:val="16"/>
+              </w:rPr>
+            </w:pPr>
+            <w:r>
+              <w:rPr>
+                <w:b/>
+                <w:sz w:val="16"/>
+              </w:rPr>
+              <w:t>Claim kind</w:t>
+            </w:r>
+          </w:p>
+        </w:tc>
+        <w:tc>
+          <w:tcPr>
+            <w:tcW w:w="1000" w:type="pct"/>
+            <w:vAlign w:val="center"/>
+          </w:tcPr>
+          <w:p>
+            <w:pPr>
+              <w:spacing w:line="240" w:lineRule="auto"/>
+              <w:rPr>
+                <w:b/>
+                <w:sz w:val="16"/>
+              </w:rPr>
+            </w:pPr>
+            <w:r>
+              <w:rPr>
+                <w:b/>
+                <w:sz w:val="16"/>
+              </w:rPr>
+              <w:t>120</w:t>
+            </w:r>
+          </w:p>
+        </w:tc>
+        <w:tc>
+          <w:tcPr>
+            <w:tcW w:w="1000" w:type="pct"/>
+            <w:vAlign w:val="center"/>
+          </w:tcPr>
+          <w:p>
+            <w:pPr>
+              <w:spacing w:line="240" w:lineRule="auto"/>
+              <w:rPr>
+                <w:b/>
+                <w:sz w:val="16"/>
+              </w:rPr>
+            </w:pPr>
+            <w:r>
+              <w:rPr>
+                <w:b/>
+                <w:sz w:val="16"/>
+              </w:rPr>
+              <w:t>117</w:t>
+            </w:r>
+          </w:p>
+        </w:tc>
+        <w:tc>
+          <w:tcPr>
+            <w:tcW w:w="1000" w:type="pct"/>
+            <w:vAlign w:val="center"/>
+          </w:tcPr>
+          <w:p>
+            <w:pPr>
+              <w:spacing w:line="240" w:lineRule="auto"/>
+              <w:rPr>
+                <w:b/>
+                <w:sz w:val="16"/>
+              </w:rPr>
+            </w:pPr>
+            <w:r>
+              <w:rPr>
+                <w:b/>
+                <w:sz w:val="16"/>
+              </w:rPr>
+              <w:t>97.5%</w:t>
+            </w:r>
+          </w:p>
+        </w:tc>
+        <w:tc>
+          <w:tcPr>
+            <w:tcW w:w="1000" w:type="pct"/>
+            <w:vAlign w:val="center"/>
+          </w:tcPr>
+          <w:p>
+            <w:pPr>
+              <w:spacing w:line="240" w:lineRule="auto"/>
+              <w:rPr>
+                <w:b/>
+                <w:sz w:val="16"/>
+              </w:rPr>
+            </w:pPr>
+            <w:r>
+              <w:rPr>
+                <w:b/>
+                <w:sz w:val="16"/>
+              </w:rPr>
+              <w:t>Cohen's kappa = 0.957</w:t>
+            </w:r>
+          </w:p>
+        </w:tc>
+      </w:tr>
+      <w:tr>
+        <w:tblPrEx>
+          <w:tblCellMar>
+            <w:top w:w="0" w:type="dxa"/>
+            <w:bottom w:w="0" w:type="dxa"/>
+          </w:tblCellMar>
+        </w:tblPrEx>
+        <w:tc>
+          <w:tcPr>
+            <w:tcW w:w="1000" w:type="pct"/>
+            <w:vAlign w:val="center"/>
+          </w:tcPr>
+          <w:p>
+            <w:pPr>
+              <w:spacing w:line="240" w:lineRule="auto"/>
+              <w:rPr>
+                <w:b/>
+                <w:sz w:val="16"/>
+              </w:rPr>
+            </w:pPr>
+            <w:r>
+              <w:rPr>
+                <w:b/>
+                <w:sz w:val="16"/>
+              </w:rPr>
+              <w:t>Evidence-use type</w:t>
+            </w:r>
+          </w:p>
+        </w:tc>
+        <w:tc>
+          <w:tcPr>
+            <w:tcW w:w="1000" w:type="pct"/>
+            <w:vAlign w:val="center"/>
+          </w:tcPr>
+          <w:p>
+            <w:pPr>
+              <w:spacing w:line="240" w:lineRule="auto"/>
+              <w:rPr>
+                <w:b/>
+                <w:sz w:val="16"/>
+              </w:rPr>
+            </w:pPr>
+            <w:r>
+              <w:rPr>
+                <w:b/>
+                <w:sz w:val="16"/>
+              </w:rPr>
+              <w:t>120</w:t>
+            </w:r>
+          </w:p>
+        </w:tc>
+        <w:tc>
+          <w:tcPr>
+            <w:tcW w:w="1000" w:type="pct"/>
+            <w:vAlign w:val="center"/>
+          </w:tcPr>
+          <w:p>
+            <w:pPr>
+              <w:spacing w:line="240" w:lineRule="auto"/>
+              <w:rPr>
+                <w:b/>
+                <w:sz w:val="16"/>
+              </w:rPr>
+            </w:pPr>
+            <w:r>
+              <w:rPr>
+                <w:b/>
+                <w:sz w:val="16"/>
+              </w:rPr>
+              <w:t>120</w:t>
+            </w:r>
+          </w:p>
+        </w:tc>
+        <w:tc>
+          <w:tcPr>
+            <w:tcW w:w="1000" w:type="pct"/>
+            <w:vAlign w:val="center"/>
+          </w:tcPr>
+          <w:p>
+            <w:pPr>
+              <w:spacing w:line="240" w:lineRule="auto"/>
+              <w:rPr>
+                <w:b/>
+                <w:sz w:val="16"/>
+              </w:rPr>
+            </w:pPr>
+            <w:r>
+              <w:rPr>
+                <w:b/>
+                <w:sz w:val="16"/>
+              </w:rPr>
+              <w:t>100.0%</w:t>
+            </w:r>
+          </w:p>
+        </w:tc>
+        <w:tc>
+          <w:tcPr>
+            <w:tcW w:w="1000" w:type="pct"/>
+            <w:vAlign w:val="center"/>
+          </w:tcPr>
+          <w:p>
+            <w:pPr>
+              <w:spacing w:line="240" w:lineRule="auto"/>
+              <w:rPr>
+                <w:b/>
+                <w:sz w:val="16"/>
+              </w:rPr>
+            </w:pPr>
+            <w:r>
+              <w:rPr>
+                <w:b/>
+                <w:sz w:val="16"/>
+              </w:rPr>
+              <w:t>Cohen's kappa = 1.000</w:t>
+            </w:r>
+          </w:p>
+        </w:tc>
+      </w:tr>
+      <w:tr>
+        <w:tblPrEx>
+          <w:tblCellMar>
+            <w:top w:w="0" w:type="dxa"/>
+            <w:bottom w:w="0" w:type="dxa"/>
+          </w:tblCellMar>
+        </w:tblPrEx>
+        <w:tc>
+          <w:tcPr>
+            <w:tcW w:w="1000" w:type="pct"/>
+            <w:vAlign w:val="center"/>
+          </w:tcPr>
+          <w:p>
+            <w:pPr>
+              <w:spacing w:line="240" w:lineRule="auto"/>
+              <w:rPr>
+                <w:b/>
+                <w:sz w:val="16"/>
+              </w:rPr>
+            </w:pPr>
+            <w:r>
+              <w:rPr>
+                <w:b/>
+                <w:sz w:val="16"/>
+              </w:rPr>
+              <w:t>Text-supported correctness</w:t>
+            </w:r>
+          </w:p>
+        </w:tc>
+        <w:tc>
+          <w:tcPr>
+            <w:tcW w:w="1000" w:type="pct"/>
+            <w:vAlign w:val="center"/>
+          </w:tcPr>
+          <w:p>
+            <w:pPr>
+              <w:spacing w:line="240" w:lineRule="auto"/>
+              <w:rPr>
+                <w:b/>
+                <w:sz w:val="16"/>
+              </w:rPr>
+            </w:pPr>
+            <w:r>
+              <w:rPr>
+                <w:b/>
+                <w:sz w:val="16"/>
+              </w:rPr>
+              <w:t>120</w:t>
+            </w:r>
+          </w:p>
+        </w:tc>
+        <w:tc>
+          <w:tcPr>
+            <w:tcW w:w="1000" w:type="pct"/>
+            <w:vAlign w:val="center"/>
+          </w:tcPr>
+          <w:p>
+            <w:pPr>
+              <w:spacing w:line="240" w:lineRule="auto"/>
+              <w:rPr>
+                <w:b/>
+                <w:sz w:val="16"/>
+              </w:rPr>
+            </w:pPr>
+            <w:r>
+              <w:rPr>
+                <w:b/>
+                <w:sz w:val="16"/>
+              </w:rPr>
+              <w:t>117</w:t>
+            </w:r>
+          </w:p>
+        </w:tc>
+        <w:tc>
+          <w:tcPr>
+            <w:tcW w:w="1000" w:type="pct"/>
+            <w:vAlign w:val="center"/>
+          </w:tcPr>
+          <w:p>
+            <w:pPr>
+              <w:spacing w:line="240" w:lineRule="auto"/>
+              <w:rPr>
+                <w:b/>
+                <w:sz w:val="16"/>
+              </w:rPr>
+            </w:pPr>
+            <w:r>
+              <w:rPr>
+                <w:b/>
+                <w:sz w:val="16"/>
+              </w:rPr>
+              <w:t>97.5%</w:t>
+            </w:r>
+          </w:p>
+        </w:tc>
+        <w:tc>
+          <w:tcPr>
+            <w:tcW w:w="1000" w:type="pct"/>
+            <w:vAlign w:val="center"/>
+          </w:tcPr>
+          <w:p>
+            <w:pPr>
+              <w:spacing w:line="240" w:lineRule="auto"/>
+              <w:rPr>
+                <w:b/>
+                <w:sz w:val="16"/>
+              </w:rPr>
+            </w:pPr>
+            <w:r>
+              <w:rPr>
+                <w:b/>
+                <w:sz w:val="16"/>
+              </w:rPr>
+              <w:t>Weighted kappa = 0.919</w:t>
+            </w:r>
+          </w:p>
+        </w:tc>
+      </w:tr>
+      <w:tr>
+        <w:tblPrEx>
+          <w:tblCellMar>
+            <w:top w:w="0" w:type="dxa"/>
+            <w:bottom w:w="0" w:type="dxa"/>
+          </w:tblCellMar>
+        </w:tblPrEx>
+        <w:tc>
+          <w:tcPr>
+            <w:tcW w:w="1000" w:type="pct"/>
+            <w:vAlign w:val="center"/>
+          </w:tcPr>
+          <w:p>
+            <w:pPr>
+              <w:spacing w:line="240" w:lineRule="auto"/>
+              <w:rPr>
+                <w:b/>
+                <w:sz w:val="16"/>
+              </w:rPr>
+            </w:pPr>
+            <w:r>
+              <w:rPr>
+                <w:b/>
+                <w:sz w:val="16"/>
+              </w:rPr>
+              <w:t>Graph-valid correctness</w:t>
+            </w:r>
+          </w:p>
+        </w:tc>
+        <w:tc>
+          <w:tcPr>
+            <w:tcW w:w="1000" w:type="pct"/>
+            <w:vAlign w:val="center"/>
+          </w:tcPr>
+          <w:p>
+            <w:pPr>
+              <w:spacing w:line="240" w:lineRule="auto"/>
+              <w:rPr>
+                <w:b/>
+                <w:sz w:val="16"/>
+              </w:rPr>
+            </w:pPr>
+            <w:r>
+              <w:rPr>
+                <w:b/>
+                <w:sz w:val="16"/>
+              </w:rPr>
+              <w:t>120</w:t>
+            </w:r>
+          </w:p>
+        </w:tc>
+        <w:tc>
+          <w:tcPr>
+            <w:tcW w:w="1000" w:type="pct"/>
+            <w:vAlign w:val="center"/>
+          </w:tcPr>
+          <w:p>
+            <w:pPr>
+              <w:spacing w:line="240" w:lineRule="auto"/>
+              <w:rPr>
+                <w:b/>
+                <w:sz w:val="16"/>
+              </w:rPr>
+            </w:pPr>
+            <w:r>
+              <w:rPr>
+                <w:b/>
+                <w:sz w:val="16"/>
+              </w:rPr>
+              <w:t>119</w:t>
+            </w:r>
+          </w:p>
+        </w:tc>
+        <w:tc>
+          <w:tcPr>
+            <w:tcW w:w="1000" w:type="pct"/>
+            <w:vAlign w:val="center"/>
+          </w:tcPr>
+          <w:p>
+            <w:pPr>
+              <w:spacing w:line="240" w:lineRule="auto"/>
+              <w:rPr>
+                <w:b/>
+                <w:sz w:val="16"/>
+              </w:rPr>
+            </w:pPr>
+            <w:r>
+              <w:rPr>
+                <w:b/>
+                <w:sz w:val="16"/>
+              </w:rPr>
+              <w:t>99.2%</w:t>
+            </w:r>
+          </w:p>
+        </w:tc>
+        <w:tc>
+          <w:tcPr>
+            <w:tcW w:w="1000" w:type="pct"/>
+            <w:vAlign w:val="center"/>
+          </w:tcPr>
+          <w:p>
+            <w:pPr>
+              <w:spacing w:line="240" w:lineRule="auto"/>
+              <w:rPr>
+                <w:b/>
+                <w:sz w:val="16"/>
+              </w:rPr>
+            </w:pPr>
+            <w:r>
+              <w:rPr>
+                <w:b/>
+                <w:sz w:val="16"/>
+              </w:rPr>
+              <w:t>Weighted kappa = 0.934</w:t>
+            </w:r>
+          </w:p>
+        </w:tc>
+      </w:tr>
+      <w:tr>
+        <w:tblPrEx>
+          <w:tblCellMar>
+            <w:top w:w="0" w:type="dxa"/>
+            <w:bottom w:w="0" w:type="dxa"/>
+          </w:tblCellMar>
+        </w:tblPrEx>
+        <w:tc>
+          <w:tcPr>
+            <w:tcW w:w="1000" w:type="pct"/>
+            <w:vAlign w:val="center"/>
+          </w:tcPr>
+          <w:p>
+            <w:pPr>
+              <w:spacing w:line="240" w:lineRule="auto"/>
+              <w:rPr>
+                <w:b/>
+                <w:sz w:val="16"/>
+              </w:rPr>
+            </w:pPr>
+            <w:r>
+              <w:rPr>
+                <w:b/>
+                <w:sz w:val="16"/>
+              </w:rPr>
+              <w:t>Integrated correctness</w:t>
+            </w:r>
+          </w:p>
+        </w:tc>
+        <w:tc>
+          <w:tcPr>
+            <w:tcW w:w="1000" w:type="pct"/>
+            <w:vAlign w:val="center"/>
+          </w:tcPr>
+          <w:p>
+            <w:pPr>
+              <w:spacing w:line="240" w:lineRule="auto"/>
+              <w:rPr>
+                <w:b/>
+                <w:sz w:val="16"/>
+              </w:rPr>
+            </w:pPr>
+            <w:r>
+              <w:rPr>
+                <w:b/>
+                <w:sz w:val="16"/>
+              </w:rPr>
+              <w:t>120</w:t>
+            </w:r>
+          </w:p>
+        </w:tc>
+        <w:tc>
+          <w:tcPr>
+            <w:tcW w:w="1000" w:type="pct"/>
+            <w:vAlign w:val="center"/>
+          </w:tcPr>
+          <w:p>
+            <w:pPr>
+              <w:spacing w:line="240" w:lineRule="auto"/>
+              <w:rPr>
+                <w:b/>
+                <w:sz w:val="16"/>
+              </w:rPr>
+            </w:pPr>
+            <w:r>
+              <w:rPr>
+                <w:b/>
+                <w:sz w:val="16"/>
+              </w:rPr>
+              <w:t>120</w:t>
+            </w:r>
+          </w:p>
+        </w:tc>
+        <w:tc>
+          <w:tcPr>
+            <w:tcW w:w="1000" w:type="pct"/>
+            <w:vAlign w:val="center"/>
+          </w:tcPr>
+          <w:p>
+            <w:pPr>
+              <w:spacing w:line="240" w:lineRule="auto"/>
+              <w:rPr>
+                <w:b/>
+                <w:sz w:val="16"/>
+              </w:rPr>
+            </w:pPr>
+            <w:r>
+              <w:rPr>
+                <w:b/>
+                <w:sz w:val="16"/>
+              </w:rPr>
+              <w:t>100.0%</w:t>
+            </w:r>
+          </w:p>
+        </w:tc>
+        <w:tc>
+          <w:tcPr>
+            <w:tcW w:w="1000" w:type="pct"/>
+            <w:vAlign w:val="center"/>
+          </w:tcPr>
+          <w:p>
+            <w:pPr>
+              <w:spacing w:line="240" w:lineRule="auto"/>
+              <w:rPr>
+                <w:b/>
+                <w:sz w:val="16"/>
+              </w:rPr>
+            </w:pPr>
+            <w:r>
+              <w:rPr>
+                <w:b/>
+                <w:sz w:val="16"/>
+              </w:rPr>
+              <w:t>Weighted kappa = 1.000</w:t>
+            </w:r>
+          </w:p>
+        </w:tc>
+      </w:tr>
+      <w:tr>
+        <w:tblPrEx>
+          <w:tblCellMar>
+            <w:top w:w="0" w:type="dxa"/>
+            <w:bottom w:w="0" w:type="dxa"/>
+          </w:tblCellMar>
+        </w:tblPrEx>
+        <w:tc>
+          <w:tcPr>
+            <w:tcW w:w="1000" w:type="pct"/>
+            <w:vAlign w:val="center"/>
+          </w:tcPr>
+          <w:p>
+            <w:pPr>
+              <w:spacing w:line="240" w:lineRule="auto"/>
+              <w:rPr>
+                <w:b/>
+                <w:sz w:val="16"/>
+              </w:rPr>
+            </w:pPr>
+            <w:r>
+              <w:rPr>
+                <w:b/>
+                <w:sz w:val="16"/>
+              </w:rPr>
+              <w:t>Confidence code</w:t>
+            </w:r>
+          </w:p>
+        </w:tc>
+        <w:tc>
+          <w:tcPr>
+            <w:tcW w:w="1000" w:type="pct"/>
+            <w:vAlign w:val="center"/>
+          </w:tcPr>
+          <w:p>
+            <w:pPr>
+              <w:spacing w:line="240" w:lineRule="auto"/>
+              <w:rPr>
+                <w:b/>
+                <w:sz w:val="16"/>
+              </w:rPr>
+            </w:pPr>
+            <w:r>
+              <w:rPr>
+                <w:b/>
+                <w:sz w:val="16"/>
+              </w:rPr>
+              <w:t>120</w:t>
+            </w:r>
+          </w:p>
+        </w:tc>
+        <w:tc>
+          <w:tcPr>
+            <w:tcW w:w="1000" w:type="pct"/>
+            <w:vAlign w:val="center"/>
+          </w:tcPr>
+          <w:p>
+            <w:pPr>
+              <w:spacing w:line="240" w:lineRule="auto"/>
+              <w:rPr>
+                <w:b/>
+                <w:sz w:val="16"/>
+              </w:rPr>
+            </w:pPr>
+            <w:r>
+              <w:rPr>
+                <w:b/>
+                <w:sz w:val="16"/>
+              </w:rPr>
+              <w:t>105</w:t>
+            </w:r>
+          </w:p>
+        </w:tc>
+        <w:tc>
+          <w:tcPr>
+            <w:tcW w:w="1000" w:type="pct"/>
+            <w:vAlign w:val="center"/>
+          </w:tcPr>
+          <w:p>
+            <w:pPr>
+              <w:spacing w:line="240" w:lineRule="auto"/>
+              <w:rPr>
+                <w:b/>
+                <w:sz w:val="16"/>
+              </w:rPr>
+            </w:pPr>
+            <w:r>
+              <w:rPr>
+                <w:b/>
+                <w:sz w:val="16"/>
+              </w:rPr>
+              <w:t>87.5%</w:t>
+            </w:r>
+          </w:p>
+        </w:tc>
+        <w:tc>
+          <w:tcPr>
+            <w:tcW w:w="1000" w:type="pct"/>
+            <w:vAlign w:val="center"/>
+          </w:tcPr>
+          <w:p>
+            <w:pPr>
+              <w:spacing w:line="240" w:lineRule="auto"/>
+              <w:rPr>
+                <w:b/>
+                <w:sz w:val="16"/>
+              </w:rPr>
+            </w:pPr>
+            <w:r>
+              <w:rPr>
+                <w:b/>
+                <w:sz w:val="16"/>
+              </w:rPr>
+              <w:t>Cohen's kappa = 0.754</w:t>
+            </w:r>
+          </w:p>
+        </w:tc>
+      </w:tr>
+    </w:tbl>
+    <w:p>
+      <w:pPr>
+        <w:rPr>
+          <w:b/>
+        </w:rPr>
+      </w:pPr>
+    </w:p>
+    <w:p>
+      <w:r>
+        <w:lastRenderedPageBreak/>
+        <w:t>What this validates: The independent coding results support the reliability of the claim-level measurement protocol for segmentation, claim-kind classification, evidence-use type, text-supported correctness, graph-valid correctness, and integrated correctness.</w:t>
+      </w:r>
+    </w:p>
+    <w:p>
+      <w:r>
+        <w:t>Reconciliation note: Three focal disagreements remain after recoding, all involving whether accounting-policy statements should be classified as factual claims or risk/assertion inferences. Evidence-use type and integrated correctness have 100.0 percent agreement. The revised integrated_code instruction resolves the prior ambiguity by treating ordinary non-integration as 0, not NA.</w:t>
+      </w:r>
+    </w:p>
+    <w:p>
+      <w:r>
+        <w:t>What this does not validate: The coding results do not establish model performance, retrieval-method superiority, or final audit-valid conclusions. Audit-boundary notes remain qualitative diagnostics, and stronger audit-judgment claims would require additional expert review and reconciliation procedures.</w:t>
+      </w:r>
+    </w:p>
+    <w:p>
+      <w:pPr>
+        <w:rPr>
+          <w:b/>
+        </w:rPr>
+      </w:pPr>
+      <w:r>
+        <w:rPr>
+          <w:b/>
+        </w:rPr>
+        <w:t>Appendix Table F6. Hybrid Integration Mechanism Diagnostic</w:t>
+      </w:r>
+    </w:p>
+    <w:tbl>
+      <w:tblPr>
+        <w:tblW w:w="5000" w:type="pct"/>
+        <w:tblBorders>
+          <w:top w:val="single" w:sz="4" w:space="0" w:color="auto"/>
+          <w:left w:val="single" w:sz="4" w:space="0" w:color="auto"/>
+          <w:bottom w:val="single" w:sz="4" w:space="0" w:color="auto"/>
+          <w:right w:val="single" w:sz="4" w:space="0" w:color="auto"/>
+          <w:insideH w:val="single" w:sz="4" w:space="0" w:color="auto"/>
+          <w:insideV w:val="single" w:sz="4" w:space="0" w:color="auto"/>
+        </w:tblBorders>
+        <w:tblLook w:val="0000" w:firstRow="0" w:lastRow="0" w:firstColumn="0" w:lastColumn="0" w:noHBand="0" w:noVBand="0"/>
+      </w:tblPr>
+      <w:tblGrid>
+        <w:gridCol w:w="2337"/>
+        <w:gridCol w:w="2337"/>
+        <w:gridCol w:w="2338"/>
+        <w:gridCol w:w="2338"/>
+      </w:tblGrid>
+      <w:tr>
+        <w:tblPrEx>
+          <w:tblCellMar>
+            <w:top w:w="0" w:type="dxa"/>
+            <w:bottom w:w="0" w:type="dxa"/>
+          </w:tblCellMar>
+        </w:tblPrEx>
+        <w:trPr>
+          <w:tblHeader/>
+        </w:trPr>
+        <w:tc>
+          <w:tcPr>
+            <w:tcW w:w="1250" w:type="pct"/>
+            <w:vAlign w:val="center"/>
+          </w:tcPr>
+          <w:p>
+            <w:pPr>
+              <w:spacing w:line="240" w:lineRule="auto"/>
+              <w:rPr>
+                <w:b/>
+                <w:sz w:val="16"/>
+              </w:rPr>
+            </w:pPr>
+            <w:r>
+              <w:rPr>
+                <w:b/>
+                <w:sz w:val="16"/>
+              </w:rPr>
+              <w:t>Mechanism</w:t>
+            </w:r>
+          </w:p>
+        </w:tc>
+        <w:tc>
+          <w:tcPr>
+            <w:tcW w:w="1250" w:type="pct"/>
+            <w:vAlign w:val="center"/>
+          </w:tcPr>
+          <w:p>
+            <w:pPr>
+              <w:spacing w:line="240" w:lineRule="auto"/>
+              <w:rPr>
+                <w:b/>
+                <w:sz w:val="16"/>
+              </w:rPr>
+            </w:pPr>
+            <w:r>
+              <w:rPr>
+                <w:b/>
+                <w:sz w:val="16"/>
+              </w:rPr>
+              <w:t>Claims</w:t>
+            </w:r>
+          </w:p>
+        </w:tc>
+        <w:tc>
+          <w:tcPr>
+            <w:tcW w:w="1250" w:type="pct"/>
+            <w:vAlign w:val="center"/>
+          </w:tcPr>
+          <w:p>
+            <w:pPr>
+              <w:spacing w:line="240" w:lineRule="auto"/>
+              <w:rPr>
+                <w:b/>
+                <w:sz w:val="16"/>
+              </w:rPr>
+            </w:pPr>
+            <w:r>
+              <w:rPr>
+                <w:b/>
+                <w:sz w:val="16"/>
+              </w:rPr>
+              <w:t>Share of Hybrid Claims</w:t>
+            </w:r>
+          </w:p>
+        </w:tc>
+        <w:tc>
+          <w:tcPr>
+            <w:tcW w:w="1250" w:type="pct"/>
+            <w:vAlign w:val="center"/>
+          </w:tcPr>
+          <w:p>
+            <w:pPr>
+              <w:spacing w:line="240" w:lineRule="auto"/>
+              <w:rPr>
+                <w:b/>
+                <w:sz w:val="16"/>
+              </w:rPr>
+            </w:pPr>
+            <w:r>
+              <w:rPr>
+                <w:b/>
+                <w:sz w:val="16"/>
+              </w:rPr>
+              <w:t>Interpretation</w:t>
+            </w:r>
+          </w:p>
+        </w:tc>
+      </w:tr>
+      <w:tr>
+        <w:tblPrEx>
+          <w:tblCellMar>
+            <w:top w:w="0" w:type="dxa"/>
+            <w:bottom w:w="0" w:type="dxa"/>
+          </w:tblCellMar>
+        </w:tblPrEx>
+        <w:tc>
+          <w:tcPr>
+            <w:tcW w:w="1250" w:type="pct"/>
+            <w:vAlign w:val="center"/>
+          </w:tcPr>
+          <w:p>
+            <w:pPr>
+              <w:spacing w:line="240" w:lineRule="auto"/>
+              <w:rPr>
+                <w:b/>
+                <w:sz w:val="16"/>
+              </w:rPr>
+            </w:pPr>
+            <w:r>
+              <w:rPr>
+                <w:b/>
+                <w:sz w:val="16"/>
+              </w:rPr>
+              <w:t>Integrated text-XBRL bridge</w:t>
+            </w:r>
+          </w:p>
+        </w:tc>
+        <w:tc>
+          <w:tcPr>
+            <w:tcW w:w="1250" w:type="pct"/>
+            <w:vAlign w:val="center"/>
+          </w:tcPr>
+          <w:p>
+            <w:pPr>
+              <w:spacing w:line="240" w:lineRule="auto"/>
+              <w:rPr>
+                <w:b/>
+                <w:sz w:val="16"/>
+              </w:rPr>
+            </w:pPr>
+            <w:r>
+              <w:rPr>
+                <w:b/>
+                <w:sz w:val="16"/>
+              </w:rPr>
+              <w:t>8</w:t>
+            </w:r>
+          </w:p>
+        </w:tc>
+        <w:tc>
+          <w:tcPr>
+            <w:tcW w:w="1250" w:type="pct"/>
+            <w:vAlign w:val="center"/>
+          </w:tcPr>
+          <w:p>
+            <w:pPr>
+              <w:spacing w:line="240" w:lineRule="auto"/>
+              <w:rPr>
+                <w:b/>
+                <w:sz w:val="16"/>
+              </w:rPr>
+            </w:pPr>
+            <w:r>
+              <w:rPr>
+                <w:b/>
+                <w:sz w:val="16"/>
+              </w:rPr>
+              <w:t>9.0%</w:t>
+            </w:r>
+          </w:p>
+        </w:tc>
+        <w:tc>
+          <w:tcPr>
+            <w:tcW w:w="1250" w:type="pct"/>
+            <w:vAlign w:val="center"/>
+          </w:tcPr>
+          <w:p>
+            <w:pPr>
+              <w:spacing w:line="240" w:lineRule="auto"/>
+              <w:rPr>
+                <w:b/>
+                <w:sz w:val="16"/>
+              </w:rPr>
+            </w:pPr>
+            <w:r>
+              <w:rPr>
+                <w:b/>
+                <w:sz w:val="16"/>
+              </w:rPr>
+              <w:t>Claim uses both text and XBRL evidence with an inferential bridge.</w:t>
+            </w:r>
+          </w:p>
+        </w:tc>
+      </w:tr>
+      <w:tr>
+        <w:tblPrEx>
+          <w:tblCellMar>
+            <w:top w:w="0" w:type="dxa"/>
+            <w:bottom w:w="0" w:type="dxa"/>
+          </w:tblCellMar>
+        </w:tblPrEx>
+        <w:tc>
+          <w:tcPr>
+            <w:tcW w:w="1250" w:type="pct"/>
+            <w:vAlign w:val="center"/>
+          </w:tcPr>
+          <w:p>
+            <w:pPr>
+              <w:spacing w:line="240" w:lineRule="auto"/>
+              <w:rPr>
+                <w:b/>
+                <w:sz w:val="16"/>
+              </w:rPr>
+            </w:pPr>
+            <w:r>
+              <w:rPr>
+                <w:b/>
+                <w:sz w:val="16"/>
+              </w:rPr>
+              <w:t>Text-only within hybrid</w:t>
+            </w:r>
+          </w:p>
+        </w:tc>
+        <w:tc>
+          <w:tcPr>
+            <w:tcW w:w="1250" w:type="pct"/>
+            <w:vAlign w:val="center"/>
+          </w:tcPr>
+          <w:p>
+            <w:pPr>
+              <w:spacing w:line="240" w:lineRule="auto"/>
+              <w:rPr>
+                <w:b/>
+                <w:sz w:val="16"/>
+              </w:rPr>
+            </w:pPr>
+            <w:r>
+              <w:rPr>
+                <w:b/>
+                <w:sz w:val="16"/>
+              </w:rPr>
+              <w:t>61</w:t>
+            </w:r>
+          </w:p>
+        </w:tc>
+        <w:tc>
+          <w:tcPr>
+            <w:tcW w:w="1250" w:type="pct"/>
+            <w:vAlign w:val="center"/>
+          </w:tcPr>
+          <w:p>
+            <w:pPr>
+              <w:spacing w:line="240" w:lineRule="auto"/>
+              <w:rPr>
+                <w:b/>
+                <w:sz w:val="16"/>
+              </w:rPr>
+            </w:pPr>
+            <w:r>
+              <w:rPr>
+                <w:b/>
+                <w:sz w:val="16"/>
+              </w:rPr>
+              <w:t>68.5%</w:t>
+            </w:r>
+          </w:p>
+        </w:tc>
+        <w:tc>
+          <w:tcPr>
+            <w:tcW w:w="1250" w:type="pct"/>
+            <w:vAlign w:val="center"/>
+          </w:tcPr>
+          <w:p>
+            <w:pPr>
+              <w:spacing w:line="240" w:lineRule="auto"/>
+              <w:rPr>
+                <w:b/>
+                <w:sz w:val="16"/>
+              </w:rPr>
+            </w:pPr>
+            <w:r>
+              <w:rPr>
+                <w:b/>
+                <w:sz w:val="16"/>
+              </w:rPr>
+              <w:t>Hybrid prompt was available, but the claim used narrative text only.</w:t>
+            </w:r>
+          </w:p>
+        </w:tc>
+      </w:tr>
+      <w:tr>
+        <w:tblPrEx>
+          <w:tblCellMar>
+            <w:top w:w="0" w:type="dxa"/>
+            <w:bottom w:w="0" w:type="dxa"/>
+          </w:tblCellMar>
+        </w:tblPrEx>
+        <w:tc>
+          <w:tcPr>
+            <w:tcW w:w="1250" w:type="pct"/>
+            <w:vAlign w:val="center"/>
+          </w:tcPr>
+          <w:p>
+            <w:pPr>
+              <w:spacing w:line="240" w:lineRule="auto"/>
+              <w:rPr>
+                <w:b/>
+                <w:sz w:val="16"/>
+              </w:rPr>
+            </w:pPr>
+            <w:r>
+              <w:rPr>
+                <w:b/>
+                <w:sz w:val="16"/>
+              </w:rPr>
+              <w:t>XBRL-only within hybrid</w:t>
+            </w:r>
+          </w:p>
+        </w:tc>
+        <w:tc>
+          <w:tcPr>
+            <w:tcW w:w="1250" w:type="pct"/>
+            <w:vAlign w:val="center"/>
+          </w:tcPr>
+          <w:p>
+            <w:pPr>
+              <w:spacing w:line="240" w:lineRule="auto"/>
+              <w:rPr>
+                <w:b/>
+                <w:sz w:val="16"/>
+              </w:rPr>
+            </w:pPr>
+            <w:r>
+              <w:rPr>
+                <w:b/>
+                <w:sz w:val="16"/>
+              </w:rPr>
+              <w:t>20</w:t>
+            </w:r>
+          </w:p>
+        </w:tc>
+        <w:tc>
+          <w:tcPr>
+            <w:tcW w:w="1250" w:type="pct"/>
+            <w:vAlign w:val="center"/>
+          </w:tcPr>
+          <w:p>
+            <w:pPr>
+              <w:spacing w:line="240" w:lineRule="auto"/>
+              <w:rPr>
+                <w:b/>
+                <w:sz w:val="16"/>
+              </w:rPr>
+            </w:pPr>
+            <w:r>
+              <w:rPr>
+                <w:b/>
+                <w:sz w:val="16"/>
+              </w:rPr>
+              <w:t>22.5%</w:t>
+            </w:r>
+          </w:p>
+        </w:tc>
+        <w:tc>
+          <w:tcPr>
+            <w:tcW w:w="1250" w:type="pct"/>
+            <w:vAlign w:val="center"/>
+          </w:tcPr>
+          <w:p>
+            <w:pPr>
+              <w:spacing w:line="240" w:lineRule="auto"/>
+              <w:rPr>
+                <w:b/>
+                <w:sz w:val="16"/>
+              </w:rPr>
+            </w:pPr>
+            <w:r>
+              <w:rPr>
+                <w:b/>
+                <w:sz w:val="16"/>
+              </w:rPr>
+              <w:t>Hybrid prompt was available, but the claim used XBRL facts or paths only.</w:t>
+            </w:r>
+          </w:p>
+        </w:tc>
+      </w:tr>
+    </w:tbl>
+    <w:p>
+      <w:pPr>
+        <w:rPr>
+          <w:b/>
+        </w:rPr>
+      </w:pPr>
+    </w:p>
+    <w:p>
+      <w:r>
+        <w:t xml:space="preserve">The mechanism diagnostic decomposes the 89 hybrid-condition claims by the evidence type actually used in each claim. It shows that hybrid non-integration is not primarily a case of claims citing both evidence layers but failing to synthesize them. In the current demonstration, non-integrated hybrid claims primarily arise because the model selects one layer of the hybrid context for a given claim. By construct, inventory includes 7 integrated, 27 text-only, and 10 XBRL-only hybrid claims; revenue includes 1 integrated, 34 text-only, and 10 XBRL-only hybrid claims. </w:t>
+      </w:r>
+      <w:r>
+        <w:lastRenderedPageBreak/>
+        <w:t>These values support the paper's claim-level measurement argument while preserving the boundary that they are protocol diagnostics, not model-performance frequencies.</w:t>
       </w:r>
     </w:p>
     <w:p>
@@ -8845,7 +10806,6 @@
                 <w:b/>
                 <w:sz w:val="16"/>
               </w:rPr>
-              <w:lastRenderedPageBreak/>
               <w:t>Requirement</w:t>
             </w:r>
           </w:p>
@@ -9247,7 +11207,7 @@
     </w:p>
     <w:p>
       <w:r>
-        <w:t>The source spot-check archive identified no invalid source references in the current output set. This supports source traceability, but it does not independently validate all audit-valid inferences.</w:t>
+        <w:t>Automated validation checks source-ID resolvability across the output set, while the selected source spot-check archive illustrates substantive source-to-claim traceability for reviewer inspection. The source spot-check archive identified no unresolved source identifiers in the current output set. This supports source traceability by confirming that cited identifiers resolve to preserved retrieved materials, but it does not independently validate all audit-valid inferences.</w:t>
       </w:r>
     </w:p>
     <w:p>
@@ -9257,7 +11217,7 @@
     </w:p>
     <w:p>
       <w:r>
-        <w:t>What this does not validate: Selected examples do not provide independent expert validation of all 182 coded claims.</w:t>
+        <w:t>What this does not validate: Selected examples do not provide independent expert validation of all 281 coded claims.</w:t>
       </w:r>
     </w:p>
     <w:p>
@@ -9276,7 +11236,13 @@
     </w:p>
     <w:p>
       <w:r>
+        <w:lastRenderedPageBreak/>
         <w:t>Appendix H addresses the concern that the framework might depend on three familiar deep-case filers. The extension is a maximum-variation methodological check, not a representative empirical sample.</w:t>
+      </w:r>
+    </w:p>
+    <w:p>
+      <w:r>
+        <w:t>The extension now uses the full two-construct, four-condition design for all six additional filers. Each extension filer contributes revenue and inventory tasks under LLM-only, text, XBRL, and hybrid retrieval conditions, producing 48 extension outputs. The expanded design removes ambiguity about whether the extension is a reduced demonstration while retaining the paper's methodological boundary: the added outputs are used to test protocol applicability and boundary conditions, not to estimate model performance or failure prevalence.</w:t>
       </w:r>
     </w:p>
     <w:p>
@@ -9406,7 +11372,7 @@
                 <w:b/>
                 <w:sz w:val="16"/>
               </w:rPr>
-              <w:t>Primary Construct</w:t>
+              <w:t>Constructs</w:t>
             </w:r>
           </w:p>
         </w:tc>
@@ -9524,7 +11490,7 @@
                 <w:b/>
                 <w:sz w:val="16"/>
               </w:rPr>
-              <w:t>Inventory</w:t>
+              <w:t>Revenue and inventory</w:t>
             </w:r>
           </w:p>
         </w:tc>
@@ -9546,7 +11512,7 @@
                 <w:b/>
                 <w:sz w:val="16"/>
               </w:rPr>
-              <w:t>High-volume retail inventory setting</w:t>
+              <w:t>High-volume retail reporting setting</w:t>
             </w:r>
           </w:p>
         </w:tc>
@@ -9642,7 +11608,7 @@
                 <w:b/>
                 <w:sz w:val="16"/>
               </w:rPr>
-              <w:t>Inventory</w:t>
+              <w:t>Revenue and inventory</w:t>
             </w:r>
           </w:p>
         </w:tc>
@@ -9664,7 +11630,7 @@
                 <w:b/>
                 <w:sz w:val="16"/>
               </w:rPr>
-              <w:t>Specialty retail inventory setting</w:t>
+              <w:t>Specialty-retail reporting setting</w:t>
             </w:r>
           </w:p>
         </w:tc>
@@ -9760,7 +11726,7 @@
                 <w:b/>
                 <w:sz w:val="16"/>
               </w:rPr>
-              <w:t>Inventory</w:t>
+              <w:t>Revenue and inventory</w:t>
             </w:r>
           </w:p>
         </w:tc>
@@ -9782,7 +11748,7 @@
                 <w:b/>
                 <w:sz w:val="16"/>
               </w:rPr>
-              <w:t>High-complexity inventory and LIFO reporting stress case</w:t>
+              <w:t>High-complexity industrial and LIFO reporting stress case</w:t>
             </w:r>
           </w:p>
         </w:tc>
@@ -9878,7 +11844,7 @@
                 <w:b/>
                 <w:sz w:val="16"/>
               </w:rPr>
-              <w:t>Inventory</w:t>
+              <w:t>Revenue and inventory</w:t>
             </w:r>
           </w:p>
         </w:tc>
@@ -9996,7 +11962,7 @@
                 <w:b/>
                 <w:sz w:val="16"/>
               </w:rPr>
-              <w:t>Revenue</w:t>
+              <w:t>Revenue and inventory</w:t>
             </w:r>
           </w:p>
         </w:tc>
@@ -10018,7 +11984,7 @@
                 <w:b/>
                 <w:sz w:val="16"/>
               </w:rPr>
-              <w:t>Revenue-recognition and contract-liability boundary case</w:t>
+              <w:t>Revenue-recognition setting and inventory boundary case</w:t>
             </w:r>
           </w:p>
         </w:tc>
@@ -10114,7 +12080,7 @@
                 <w:b/>
                 <w:sz w:val="16"/>
               </w:rPr>
-              <w:t>Inventory</w:t>
+              <w:t>Revenue and inventory</w:t>
             </w:r>
           </w:p>
         </w:tc>
@@ -10136,7 +12102,7 @@
                 <w:b/>
                 <w:sz w:val="16"/>
               </w:rPr>
-              <w:t>Size variation and consumer-product inventory setting</w:t>
+              <w:t>Size variation and consumer-product reporting setting</w:t>
             </w:r>
           </w:p>
         </w:tc>
@@ -10210,7 +12176,6 @@
                 <w:b/>
                 <w:sz w:val="16"/>
               </w:rPr>
-              <w:lastRenderedPageBreak/>
               <w:t>Ticker</w:t>
             </w:r>
           </w:p>
@@ -10919,6 +12884,7 @@
                 <w:b/>
                 <w:sz w:val="16"/>
               </w:rPr>
+              <w:lastRenderedPageBreak/>
               <w:t>CROX</w:t>
             </w:r>
           </w:p>
@@ -11103,7 +13069,7 @@
                 <w:b/>
                 <w:sz w:val="16"/>
               </w:rPr>
-              <w:t>Primary Construct</w:t>
+              <w:t>Constructs</w:t>
             </w:r>
           </w:p>
         </w:tc>
@@ -11221,7 +13187,7 @@
                 <w:b/>
                 <w:sz w:val="16"/>
               </w:rPr>
-              <w:t>Inventory</w:t>
+              <w:t>Revenue and inventory</w:t>
             </w:r>
           </w:p>
         </w:tc>
@@ -11243,7 +13209,7 @@
                 <w:b/>
                 <w:sz w:val="16"/>
               </w:rPr>
-              <w:t>Text, XBRL, hybrid</w:t>
+              <w:t>LLM-only, text, XBRL, hybrid</w:t>
             </w:r>
           </w:p>
         </w:tc>
@@ -11265,7 +13231,7 @@
                 <w:b/>
                 <w:sz w:val="16"/>
               </w:rPr>
-              <w:t>3</w:t>
+              <w:t>8</w:t>
             </w:r>
           </w:p>
         </w:tc>
@@ -11287,7 +13253,7 @@
                 <w:b/>
                 <w:sz w:val="16"/>
               </w:rPr>
-              <w:t>15</w:t>
+              <w:t>31</w:t>
             </w:r>
           </w:p>
         </w:tc>
@@ -11339,7 +13305,7 @@
                 <w:b/>
                 <w:sz w:val="16"/>
               </w:rPr>
-              <w:t>Inventory</w:t>
+              <w:t>Revenue and inventory</w:t>
             </w:r>
           </w:p>
         </w:tc>
@@ -11361,7 +13327,7 @@
                 <w:b/>
                 <w:sz w:val="16"/>
               </w:rPr>
-              <w:t>Text, XBRL, hybrid</w:t>
+              <w:t>LLM-only, text, XBRL, hybrid</w:t>
             </w:r>
           </w:p>
         </w:tc>
@@ -11383,7 +13349,7 @@
                 <w:b/>
                 <w:sz w:val="16"/>
               </w:rPr>
-              <w:t>3</w:t>
+              <w:t>8</w:t>
             </w:r>
           </w:p>
         </w:tc>
@@ -11405,7 +13371,7 @@
                 <w:b/>
                 <w:sz w:val="16"/>
               </w:rPr>
-              <w:t>15</w:t>
+              <w:t>32</w:t>
             </w:r>
           </w:p>
         </w:tc>
@@ -11457,7 +13423,7 @@
                 <w:b/>
                 <w:sz w:val="16"/>
               </w:rPr>
-              <w:t>Inventory</w:t>
+              <w:t>Revenue and inventory</w:t>
             </w:r>
           </w:p>
         </w:tc>
@@ -11479,7 +13445,7 @@
                 <w:b/>
                 <w:sz w:val="16"/>
               </w:rPr>
-              <w:t>Text, XBRL, hybrid</w:t>
+              <w:t>LLM-only, text, XBRL, hybrid</w:t>
             </w:r>
           </w:p>
         </w:tc>
@@ -11501,7 +13467,7 @@
                 <w:b/>
                 <w:sz w:val="16"/>
               </w:rPr>
-              <w:t>3</w:t>
+              <w:t>8</w:t>
             </w:r>
           </w:p>
         </w:tc>
@@ -11523,7 +13489,7 @@
                 <w:b/>
                 <w:sz w:val="16"/>
               </w:rPr>
-              <w:t>14</w:t>
+              <w:t>31</w:t>
             </w:r>
           </w:p>
         </w:tc>
@@ -11575,7 +13541,7 @@
                 <w:b/>
                 <w:sz w:val="16"/>
               </w:rPr>
-              <w:t>Inventory</w:t>
+              <w:t>Revenue and inventory</w:t>
             </w:r>
           </w:p>
         </w:tc>
@@ -11597,7 +13563,7 @@
                 <w:b/>
                 <w:sz w:val="16"/>
               </w:rPr>
-              <w:t>Text, XBRL, hybrid</w:t>
+              <w:t>LLM-only, text, XBRL, hybrid</w:t>
             </w:r>
           </w:p>
         </w:tc>
@@ -11619,7 +13585,7 @@
                 <w:b/>
                 <w:sz w:val="16"/>
               </w:rPr>
-              <w:t>3</w:t>
+              <w:t>8</w:t>
             </w:r>
           </w:p>
         </w:tc>
@@ -11641,7 +13607,7 @@
                 <w:b/>
                 <w:sz w:val="16"/>
               </w:rPr>
-              <w:t>15</w:t>
+              <w:t>32</w:t>
             </w:r>
           </w:p>
         </w:tc>
@@ -11693,7 +13659,7 @@
                 <w:b/>
                 <w:sz w:val="16"/>
               </w:rPr>
-              <w:t>Revenue</w:t>
+              <w:t>Revenue and inventory</w:t>
             </w:r>
           </w:p>
         </w:tc>
@@ -11715,7 +13681,7 @@
                 <w:b/>
                 <w:sz w:val="16"/>
               </w:rPr>
-              <w:t>Text, XBRL, hybrid</w:t>
+              <w:t>LLM-only, text, XBRL, hybrid</w:t>
             </w:r>
           </w:p>
         </w:tc>
@@ -11737,7 +13703,7 @@
                 <w:b/>
                 <w:sz w:val="16"/>
               </w:rPr>
-              <w:t>3</w:t>
+              <w:t>8</w:t>
             </w:r>
           </w:p>
         </w:tc>
@@ -11759,7 +13725,7 @@
                 <w:b/>
                 <w:sz w:val="16"/>
               </w:rPr>
-              <w:t>14</w:t>
+              <w:t>29</w:t>
             </w:r>
           </w:p>
         </w:tc>
@@ -11811,7 +13777,7 @@
                 <w:b/>
                 <w:sz w:val="16"/>
               </w:rPr>
-              <w:t>Inventory</w:t>
+              <w:t>Revenue and inventory</w:t>
             </w:r>
           </w:p>
         </w:tc>
@@ -11833,7 +13799,7 @@
                 <w:b/>
                 <w:sz w:val="16"/>
               </w:rPr>
-              <w:t>Text, XBRL, hybrid</w:t>
+              <w:t>LLM-only, text, XBRL, hybrid</w:t>
             </w:r>
           </w:p>
         </w:tc>
@@ -11855,7 +13821,7 @@
                 <w:b/>
                 <w:sz w:val="16"/>
               </w:rPr>
-              <w:t>3</w:t>
+              <w:t>8</w:t>
             </w:r>
           </w:p>
         </w:tc>
@@ -11877,7 +13843,7 @@
                 <w:b/>
                 <w:sz w:val="16"/>
               </w:rPr>
-              <w:t>15</w:t>
+              <w:t>32</w:t>
             </w:r>
           </w:p>
         </w:tc>
@@ -11929,7 +13895,7 @@
                 <w:b/>
                 <w:sz w:val="16"/>
               </w:rPr>
-              <w:t>Mixed</w:t>
+              <w:t>Revenue and inventory</w:t>
             </w:r>
           </w:p>
         </w:tc>
@@ -11951,7 +13917,7 @@
                 <w:b/>
                 <w:sz w:val="16"/>
               </w:rPr>
-              <w:t>Text, XBRL, hybrid</w:t>
+              <w:t>LLM-only, text, XBRL, hybrid</w:t>
             </w:r>
           </w:p>
         </w:tc>
@@ -11973,7 +13939,7 @@
                 <w:b/>
                 <w:sz w:val="16"/>
               </w:rPr>
-              <w:t>18</w:t>
+              <w:t>48</w:t>
             </w:r>
           </w:p>
         </w:tc>
@@ -11995,7 +13961,7 @@
                 <w:b/>
                 <w:sz w:val="16"/>
               </w:rPr>
-              <w:t>88</w:t>
+              <w:t>187</w:t>
             </w:r>
           </w:p>
         </w:tc>
@@ -12367,7 +14333,7 @@
                 <w:b/>
                 <w:sz w:val="16"/>
               </w:rPr>
-              <w:t>C026</w:t>
+              <w:t>C058</w:t>
             </w:r>
           </w:p>
         </w:tc>
@@ -12573,7 +14539,7 @@
                 <w:b/>
                 <w:sz w:val="16"/>
               </w:rPr>
-              <w:t>C042</w:t>
+              <w:t>C091</w:t>
             </w:r>
           </w:p>
         </w:tc>
@@ -12779,7 +14745,7 @@
                 <w:b/>
                 <w:sz w:val="16"/>
               </w:rPr>
-              <w:t>C057</w:t>
+              <w:t>C123</w:t>
             </w:r>
           </w:p>
         </w:tc>
@@ -12985,7 +14951,7 @@
                 <w:b/>
                 <w:sz w:val="16"/>
               </w:rPr>
-              <w:t>C069</w:t>
+              <w:t>C136</w:t>
             </w:r>
           </w:p>
         </w:tc>
@@ -13103,8 +15069,147 @@
                 <w:b/>
                 <w:sz w:val="16"/>
               </w:rPr>
+              <w:t>EXT-05</w:t>
+            </w:r>
+          </w:p>
+        </w:tc>
+        <w:tc>
+          <w:tcPr>
+            <w:tcW w:w="556" w:type="pct"/>
+            <w:vAlign w:val="center"/>
+          </w:tcPr>
+          <w:p>
+            <w:pPr>
+              <w:spacing w:line="240" w:lineRule="auto"/>
+              <w:rPr>
+                <w:b/>
+                <w:sz w:val="16"/>
+              </w:rPr>
+            </w:pPr>
+            <w:r>
+              <w:rPr>
+                <w:b/>
+                <w:sz w:val="16"/>
+              </w:rPr>
+              <w:t>MSFT</w:t>
+            </w:r>
+          </w:p>
+        </w:tc>
+        <w:tc>
+          <w:tcPr>
+            <w:tcW w:w="556" w:type="pct"/>
+            <w:vAlign w:val="center"/>
+          </w:tcPr>
+          <w:p>
+            <w:pPr>
+              <w:spacing w:line="240" w:lineRule="auto"/>
+              <w:rPr>
+                <w:b/>
+                <w:sz w:val="16"/>
+              </w:rPr>
+            </w:pPr>
+            <w:r>
+              <w:rPr>
+                <w:b/>
+                <w:sz w:val="16"/>
+              </w:rPr>
+              <w:t>Revenue</w:t>
+            </w:r>
+          </w:p>
+        </w:tc>
+        <w:tc>
+          <w:tcPr>
+            <w:tcW w:w="556" w:type="pct"/>
+            <w:vAlign w:val="center"/>
+          </w:tcPr>
+          <w:p>
+            <w:pPr>
+              <w:spacing w:line="240" w:lineRule="auto"/>
+              <w:rPr>
+                <w:b/>
+                <w:sz w:val="16"/>
+              </w:rPr>
+            </w:pPr>
+            <w:r>
+              <w:rPr>
+                <w:b/>
+                <w:sz w:val="16"/>
+              </w:rPr>
+              <w:t>Hybrid</w:t>
+            </w:r>
+          </w:p>
+        </w:tc>
+        <w:tc>
+          <w:tcPr>
+            <w:tcW w:w="556" w:type="pct"/>
+            <w:vAlign w:val="center"/>
+          </w:tcPr>
+          <w:p>
+            <w:pPr>
+              <w:spacing w:line="240" w:lineRule="auto"/>
+              <w:rPr>
+                <w:b/>
+                <w:sz w:val="16"/>
+              </w:rPr>
+            </w:pPr>
+            <w:r>
+              <w:rPr>
+                <w:b/>
+                <w:sz w:val="16"/>
+              </w:rPr>
+              <w:t>C138</w:t>
+            </w:r>
+          </w:p>
+        </w:tc>
+        <w:tc>
+          <w:tcPr>
+            <w:tcW w:w="556" w:type="pct"/>
+            <w:vAlign w:val="center"/>
+          </w:tcPr>
+          <w:p>
+            <w:pPr>
+              <w:spacing w:line="240" w:lineRule="auto"/>
+              <w:rPr>
+                <w:b/>
+                <w:sz w:val="16"/>
+              </w:rPr>
+            </w:pPr>
+            <w:r>
+              <w:rPr>
+                <w:b/>
+                <w:sz w:val="16"/>
+              </w:rPr>
+              <w:t>Text-only risk/assertion claim within hybrid condition</w:t>
+            </w:r>
+          </w:p>
+        </w:tc>
+        <w:tc>
+          <w:tcPr>
+            <w:tcW w:w="556" w:type="pct"/>
+            <w:vAlign w:val="center"/>
+          </w:tcPr>
+          <w:p>
+            <w:pPr>
+              <w:spacing w:line="240" w:lineRule="auto"/>
+              <w:rPr>
+                <w:b/>
+                <w:sz w:val="16"/>
+              </w:rPr>
+            </w:pPr>
+            <w:r>
+              <w:rPr>
+                <w:b/>
+                <w:sz w:val="16"/>
+              </w:rPr>
+              <w:t xml:space="preserve">SSP estimates and performance-obligation timing create revenue accuracy and </w:t>
+            </w:r>
+            <w:r>
+              <w:rPr>
+                <w:b/>
+                <w:sz w:val="16"/>
+              </w:rPr>
               <w:lastRenderedPageBreak/>
-              <w:t>EXT-05</w:t>
+              <w:t>cut-off considerations.</w:t>
             </w:r>
           </w:p>
         </w:tc>
@@ -13126,138 +15231,7 @@
                 <w:b/>
                 <w:sz w:val="16"/>
               </w:rPr>
-              <w:t>MSFT</w:t>
-            </w:r>
-          </w:p>
-        </w:tc>
-        <w:tc>
-          <w:tcPr>
-            <w:tcW w:w="556" w:type="pct"/>
-            <w:vAlign w:val="center"/>
-          </w:tcPr>
-          <w:p>
-            <w:pPr>
-              <w:spacing w:line="240" w:lineRule="auto"/>
-              <w:rPr>
-                <w:b/>
-                <w:sz w:val="16"/>
-              </w:rPr>
-            </w:pPr>
-            <w:r>
-              <w:rPr>
-                <w:b/>
-                <w:sz w:val="16"/>
-              </w:rPr>
-              <w:t>Revenue</w:t>
-            </w:r>
-          </w:p>
-        </w:tc>
-        <w:tc>
-          <w:tcPr>
-            <w:tcW w:w="556" w:type="pct"/>
-            <w:vAlign w:val="center"/>
-          </w:tcPr>
-          <w:p>
-            <w:pPr>
-              <w:spacing w:line="240" w:lineRule="auto"/>
-              <w:rPr>
-                <w:b/>
-                <w:sz w:val="16"/>
-              </w:rPr>
-            </w:pPr>
-            <w:r>
-              <w:rPr>
-                <w:b/>
-                <w:sz w:val="16"/>
-              </w:rPr>
-              <w:t>Hybrid</w:t>
-            </w:r>
-          </w:p>
-        </w:tc>
-        <w:tc>
-          <w:tcPr>
-            <w:tcW w:w="556" w:type="pct"/>
-            <w:vAlign w:val="center"/>
-          </w:tcPr>
-          <w:p>
-            <w:pPr>
-              <w:spacing w:line="240" w:lineRule="auto"/>
-              <w:rPr>
-                <w:b/>
-                <w:sz w:val="16"/>
-              </w:rPr>
-            </w:pPr>
-            <w:r>
-              <w:rPr>
-                <w:b/>
-                <w:sz w:val="16"/>
-              </w:rPr>
-              <w:t>C071</w:t>
-            </w:r>
-          </w:p>
-        </w:tc>
-        <w:tc>
-          <w:tcPr>
-            <w:tcW w:w="556" w:type="pct"/>
-            <w:vAlign w:val="center"/>
-          </w:tcPr>
-          <w:p>
-            <w:pPr>
-              <w:spacing w:line="240" w:lineRule="auto"/>
-              <w:rPr>
-                <w:b/>
-                <w:sz w:val="16"/>
-              </w:rPr>
-            </w:pPr>
-            <w:r>
-              <w:rPr>
-                <w:b/>
-                <w:sz w:val="16"/>
-              </w:rPr>
-              <w:t>Text-only risk/assertion claim within hybrid condition</w:t>
-            </w:r>
-          </w:p>
-        </w:tc>
-        <w:tc>
-          <w:tcPr>
-            <w:tcW w:w="556" w:type="pct"/>
-            <w:vAlign w:val="center"/>
-          </w:tcPr>
-          <w:p>
-            <w:pPr>
-              <w:spacing w:line="240" w:lineRule="auto"/>
-              <w:rPr>
-                <w:b/>
-                <w:sz w:val="16"/>
-              </w:rPr>
-            </w:pPr>
-            <w:r>
-              <w:rPr>
-                <w:b/>
-                <w:sz w:val="16"/>
-              </w:rPr>
-              <w:t>SSP estimates and performance-obligation timing create revenue accuracy and cut-off considerations.</w:t>
-            </w:r>
-          </w:p>
-        </w:tc>
-        <w:tc>
-          <w:tcPr>
-            <w:tcW w:w="556" w:type="pct"/>
-            <w:vAlign w:val="center"/>
-          </w:tcPr>
-          <w:p>
-            <w:pPr>
-              <w:spacing w:line="240" w:lineRule="auto"/>
-              <w:rPr>
-                <w:b/>
-                <w:sz w:val="16"/>
-              </w:rPr>
-            </w:pPr>
-            <w:r>
-              <w:rPr>
-                <w:b/>
-                <w:sz w:val="16"/>
-              </w:rPr>
+              <w:lastRenderedPageBreak/>
               <w:t>T-MSFT-REVENUE-089</w:t>
             </w:r>
           </w:p>
@@ -13322,13 +15296,13 @@
       <w:tblGrid>
         <w:gridCol w:w="901"/>
         <w:gridCol w:w="901"/>
-        <w:gridCol w:w="852"/>
-        <w:gridCol w:w="885"/>
+        <w:gridCol w:w="826"/>
+        <w:gridCol w:w="876"/>
         <w:gridCol w:w="1221"/>
         <w:gridCol w:w="999"/>
-        <w:gridCol w:w="885"/>
-        <w:gridCol w:w="885"/>
-        <w:gridCol w:w="885"/>
+        <w:gridCol w:w="877"/>
+        <w:gridCol w:w="877"/>
+        <w:gridCol w:w="936"/>
         <w:gridCol w:w="936"/>
       </w:tblGrid>
       <w:tr>
@@ -13535,29 +15509,29 @@
                 <w:b/>
                 <w:sz w:val="16"/>
               </w:rPr>
-              <w:t>Audit Mean</w:t>
-            </w:r>
-          </w:p>
-        </w:tc>
-        <w:tc>
-          <w:tcPr>
-            <w:tcW w:w="500" w:type="pct"/>
-            <w:vAlign w:val="center"/>
-          </w:tcPr>
-          <w:p>
-            <w:pPr>
-              <w:spacing w:line="240" w:lineRule="auto"/>
-              <w:rPr>
-                <w:b/>
-                <w:sz w:val="16"/>
-              </w:rPr>
-            </w:pPr>
-            <w:r>
-              <w:rPr>
-                <w:b/>
-                <w:sz w:val="16"/>
-              </w:rPr>
-              <w:t>Integrated Mean</w:t>
+              <w:t>Integrated Bridge Claims</w:t>
+            </w:r>
+          </w:p>
+        </w:tc>
+        <w:tc>
+          <w:tcPr>
+            <w:tcW w:w="500" w:type="pct"/>
+            <w:vAlign w:val="center"/>
+          </w:tcPr>
+          <w:p>
+            <w:pPr>
+              <w:spacing w:line="240" w:lineRule="auto"/>
+              <w:rPr>
+                <w:b/>
+                <w:sz w:val="16"/>
+              </w:rPr>
+            </w:pPr>
+            <w:r>
+              <w:rPr>
+                <w:b/>
+                <w:sz w:val="16"/>
+              </w:rPr>
+              <w:t>Integrated Bridge Share</w:t>
             </w:r>
           </w:p>
         </w:tc>
@@ -13631,51 +15605,51 @@
                 <w:b/>
                 <w:sz w:val="16"/>
               </w:rPr>
-              <w:t>25</w:t>
-            </w:r>
-          </w:p>
-        </w:tc>
-        <w:tc>
-          <w:tcPr>
-            <w:tcW w:w="500" w:type="pct"/>
-            <w:vAlign w:val="center"/>
-          </w:tcPr>
-          <w:p>
-            <w:pPr>
-              <w:spacing w:line="240" w:lineRule="auto"/>
-              <w:rPr>
-                <w:b/>
-                <w:sz w:val="16"/>
-              </w:rPr>
-            </w:pPr>
-            <w:r>
-              <w:rPr>
-                <w:b/>
-                <w:sz w:val="16"/>
-              </w:rPr>
-              <w:t>12</w:t>
-            </w:r>
-          </w:p>
-        </w:tc>
-        <w:tc>
-          <w:tcPr>
-            <w:tcW w:w="500" w:type="pct"/>
-            <w:vAlign w:val="center"/>
-          </w:tcPr>
-          <w:p>
-            <w:pPr>
-              <w:spacing w:line="240" w:lineRule="auto"/>
-              <w:rPr>
-                <w:b/>
-                <w:sz w:val="16"/>
-              </w:rPr>
-            </w:pPr>
-            <w:r>
-              <w:rPr>
-                <w:b/>
-                <w:sz w:val="16"/>
-              </w:rPr>
-              <w:t>13</w:t>
+              <w:t>29</w:t>
+            </w:r>
+          </w:p>
+        </w:tc>
+        <w:tc>
+          <w:tcPr>
+            <w:tcW w:w="500" w:type="pct"/>
+            <w:vAlign w:val="center"/>
+          </w:tcPr>
+          <w:p>
+            <w:pPr>
+              <w:spacing w:line="240" w:lineRule="auto"/>
+              <w:rPr>
+                <w:b/>
+                <w:sz w:val="16"/>
+              </w:rPr>
+            </w:pPr>
+            <w:r>
+              <w:rPr>
+                <w:b/>
+                <w:sz w:val="16"/>
+              </w:rPr>
+              <w:t>14</w:t>
+            </w:r>
+          </w:p>
+        </w:tc>
+        <w:tc>
+          <w:tcPr>
+            <w:tcW w:w="500" w:type="pct"/>
+            <w:vAlign w:val="center"/>
+          </w:tcPr>
+          <w:p>
+            <w:pPr>
+              <w:spacing w:line="240" w:lineRule="auto"/>
+              <w:rPr>
+                <w:b/>
+                <w:sz w:val="16"/>
+              </w:rPr>
+            </w:pPr>
+            <w:r>
+              <w:rPr>
+                <w:b/>
+                <w:sz w:val="16"/>
+              </w:rPr>
+              <w:t>15</w:t>
             </w:r>
           </w:p>
         </w:tc>
@@ -13719,7 +15693,7 @@
                 <w:b/>
                 <w:sz w:val="16"/>
               </w:rPr>
-              <w:t>0.50</w:t>
+              <w:t>0.45</w:t>
             </w:r>
           </w:p>
         </w:tc>
@@ -13763,29 +15737,29 @@
                 <w:b/>
                 <w:sz w:val="16"/>
               </w:rPr>
-              <w:t>1.00</w:t>
-            </w:r>
-          </w:p>
-        </w:tc>
-        <w:tc>
-          <w:tcPr>
-            <w:tcW w:w="500" w:type="pct"/>
-            <w:vAlign w:val="center"/>
-          </w:tcPr>
-          <w:p>
-            <w:pPr>
-              <w:spacing w:line="240" w:lineRule="auto"/>
-              <w:rPr>
-                <w:b/>
-                <w:sz w:val="16"/>
-              </w:rPr>
-            </w:pPr>
-            <w:r>
-              <w:rPr>
-                <w:b/>
-                <w:sz w:val="16"/>
-              </w:rPr>
-              <w:t>0.58</w:t>
+              <w:t>4</w:t>
+            </w:r>
+          </w:p>
+        </w:tc>
+        <w:tc>
+          <w:tcPr>
+            <w:tcW w:w="500" w:type="pct"/>
+            <w:vAlign w:val="center"/>
+          </w:tcPr>
+          <w:p>
+            <w:pPr>
+              <w:spacing w:line="240" w:lineRule="auto"/>
+              <w:rPr>
+                <w:b/>
+                <w:sz w:val="16"/>
+              </w:rPr>
+            </w:pPr>
+            <w:r>
+              <w:rPr>
+                <w:b/>
+                <w:sz w:val="16"/>
+              </w:rPr>
+              <w:t>0.14</w:t>
             </w:r>
           </w:p>
         </w:tc>
@@ -13859,51 +15833,51 @@
                 <w:b/>
                 <w:sz w:val="16"/>
               </w:rPr>
-              <w:t>5</w:t>
-            </w:r>
-          </w:p>
-        </w:tc>
-        <w:tc>
-          <w:tcPr>
-            <w:tcW w:w="500" w:type="pct"/>
-            <w:vAlign w:val="center"/>
-          </w:tcPr>
-          <w:p>
-            <w:pPr>
-              <w:spacing w:line="240" w:lineRule="auto"/>
-              <w:rPr>
-                <w:b/>
-                <w:sz w:val="16"/>
-              </w:rPr>
-            </w:pPr>
-            <w:r>
-              <w:rPr>
-                <w:b/>
-                <w:sz w:val="16"/>
-              </w:rPr>
-              <w:t>2</w:t>
-            </w:r>
-          </w:p>
-        </w:tc>
-        <w:tc>
-          <w:tcPr>
-            <w:tcW w:w="500" w:type="pct"/>
-            <w:vAlign w:val="center"/>
-          </w:tcPr>
-          <w:p>
-            <w:pPr>
-              <w:spacing w:line="240" w:lineRule="auto"/>
-              <w:rPr>
-                <w:b/>
-                <w:sz w:val="16"/>
-              </w:rPr>
-            </w:pPr>
-            <w:r>
-              <w:rPr>
-                <w:b/>
-                <w:sz w:val="16"/>
-              </w:rPr>
-              <w:t>3</w:t>
+              <w:t>30</w:t>
+            </w:r>
+          </w:p>
+        </w:tc>
+        <w:tc>
+          <w:tcPr>
+            <w:tcW w:w="500" w:type="pct"/>
+            <w:vAlign w:val="center"/>
+          </w:tcPr>
+          <w:p>
+            <w:pPr>
+              <w:spacing w:line="240" w:lineRule="auto"/>
+              <w:rPr>
+                <w:b/>
+                <w:sz w:val="16"/>
+              </w:rPr>
+            </w:pPr>
+            <w:r>
+              <w:rPr>
+                <w:b/>
+                <w:sz w:val="16"/>
+              </w:rPr>
+              <w:t>13</w:t>
+            </w:r>
+          </w:p>
+        </w:tc>
+        <w:tc>
+          <w:tcPr>
+            <w:tcW w:w="500" w:type="pct"/>
+            <w:vAlign w:val="center"/>
+          </w:tcPr>
+          <w:p>
+            <w:pPr>
+              <w:spacing w:line="240" w:lineRule="auto"/>
+              <w:rPr>
+                <w:b/>
+                <w:sz w:val="16"/>
+              </w:rPr>
+            </w:pPr>
+            <w:r>
+              <w:rPr>
+                <w:b/>
+                <w:sz w:val="16"/>
+              </w:rPr>
+              <w:t>17</w:t>
             </w:r>
           </w:p>
         </w:tc>
@@ -13947,73 +15921,73 @@
                 <w:b/>
                 <w:sz w:val="16"/>
               </w:rPr>
-              <w:t>0.50</w:t>
-            </w:r>
-          </w:p>
-        </w:tc>
-        <w:tc>
-          <w:tcPr>
-            <w:tcW w:w="500" w:type="pct"/>
-            <w:vAlign w:val="center"/>
-          </w:tcPr>
-          <w:p>
-            <w:pPr>
-              <w:spacing w:line="240" w:lineRule="auto"/>
-              <w:rPr>
-                <w:b/>
-                <w:sz w:val="16"/>
-              </w:rPr>
-            </w:pPr>
-            <w:r>
-              <w:rPr>
-                <w:b/>
-                <w:sz w:val="16"/>
-              </w:rPr>
-              <w:t>1.00</w:t>
-            </w:r>
-          </w:p>
-        </w:tc>
-        <w:tc>
-          <w:tcPr>
-            <w:tcW w:w="500" w:type="pct"/>
-            <w:vAlign w:val="center"/>
-          </w:tcPr>
-          <w:p>
-            <w:pPr>
-              <w:spacing w:line="240" w:lineRule="auto"/>
-              <w:rPr>
-                <w:b/>
-                <w:sz w:val="16"/>
-              </w:rPr>
-            </w:pPr>
-            <w:r>
-              <w:rPr>
-                <w:b/>
-                <w:sz w:val="16"/>
-              </w:rPr>
-              <w:t>1.00</w:t>
-            </w:r>
-          </w:p>
-        </w:tc>
-        <w:tc>
-          <w:tcPr>
-            <w:tcW w:w="500" w:type="pct"/>
-            <w:vAlign w:val="center"/>
-          </w:tcPr>
-          <w:p>
-            <w:pPr>
-              <w:spacing w:line="240" w:lineRule="auto"/>
-              <w:rPr>
-                <w:b/>
-                <w:sz w:val="16"/>
-              </w:rPr>
-            </w:pPr>
-            <w:r>
-              <w:rPr>
-                <w:b/>
-                <w:sz w:val="16"/>
-              </w:rPr>
-              <w:t>0.50</w:t>
+              <w:t>0.53</w:t>
+            </w:r>
+          </w:p>
+        </w:tc>
+        <w:tc>
+          <w:tcPr>
+            <w:tcW w:w="500" w:type="pct"/>
+            <w:vAlign w:val="center"/>
+          </w:tcPr>
+          <w:p>
+            <w:pPr>
+              <w:spacing w:line="240" w:lineRule="auto"/>
+              <w:rPr>
+                <w:b/>
+                <w:sz w:val="16"/>
+              </w:rPr>
+            </w:pPr>
+            <w:r>
+              <w:rPr>
+                <w:b/>
+                <w:sz w:val="16"/>
+              </w:rPr>
+              <w:t>0.86</w:t>
+            </w:r>
+          </w:p>
+        </w:tc>
+        <w:tc>
+          <w:tcPr>
+            <w:tcW w:w="500" w:type="pct"/>
+            <w:vAlign w:val="center"/>
+          </w:tcPr>
+          <w:p>
+            <w:pPr>
+              <w:spacing w:line="240" w:lineRule="auto"/>
+              <w:rPr>
+                <w:b/>
+                <w:sz w:val="16"/>
+              </w:rPr>
+            </w:pPr>
+            <w:r>
+              <w:rPr>
+                <w:b/>
+                <w:sz w:val="16"/>
+              </w:rPr>
+              <w:t>1</w:t>
+            </w:r>
+          </w:p>
+        </w:tc>
+        <w:tc>
+          <w:tcPr>
+            <w:tcW w:w="500" w:type="pct"/>
+            <w:vAlign w:val="center"/>
+          </w:tcPr>
+          <w:p>
+            <w:pPr>
+              <w:spacing w:line="240" w:lineRule="auto"/>
+              <w:rPr>
+                <w:b/>
+                <w:sz w:val="16"/>
+              </w:rPr>
+            </w:pPr>
+            <w:r>
+              <w:rPr>
+                <w:b/>
+                <w:sz w:val="16"/>
+              </w:rPr>
+              <w:t>0.03</w:t>
             </w:r>
           </w:p>
         </w:tc>
@@ -14043,7 +16017,7 @@
                 <w:b/>
                 <w:sz w:val="16"/>
               </w:rPr>
-              <w:t>text</w:t>
+              <w:t>llm_only</w:t>
             </w:r>
           </w:p>
         </w:tc>
@@ -14087,51 +16061,7 @@
                 <w:b/>
                 <w:sz w:val="16"/>
               </w:rPr>
-              <w:t>24</w:t>
-            </w:r>
-          </w:p>
-        </w:tc>
-        <w:tc>
-          <w:tcPr>
-            <w:tcW w:w="500" w:type="pct"/>
-            <w:vAlign w:val="center"/>
-          </w:tcPr>
-          <w:p>
-            <w:pPr>
-              <w:spacing w:line="240" w:lineRule="auto"/>
-              <w:rPr>
-                <w:b/>
-                <w:sz w:val="16"/>
-              </w:rPr>
-            </w:pPr>
-            <w:r>
-              <w:rPr>
-                <w:b/>
-                <w:sz w:val="16"/>
-              </w:rPr>
-              <w:t>10</w:t>
-            </w:r>
-          </w:p>
-        </w:tc>
-        <w:tc>
-          <w:tcPr>
-            <w:tcW w:w="500" w:type="pct"/>
-            <w:vAlign w:val="center"/>
-          </w:tcPr>
-          <w:p>
-            <w:pPr>
-              <w:spacing w:line="240" w:lineRule="auto"/>
-              <w:rPr>
-                <w:b/>
-                <w:sz w:val="16"/>
-              </w:rPr>
-            </w:pPr>
-            <w:r>
-              <w:rPr>
-                <w:b/>
-                <w:sz w:val="16"/>
-              </w:rPr>
-              <w:t>14</w:t>
+              <w:t>6</w:t>
             </w:r>
           </w:p>
         </w:tc>
@@ -14175,7 +16105,29 @@
                 <w:b/>
                 <w:sz w:val="16"/>
               </w:rPr>
-              <w:t>0.71</w:t>
+              <w:t>0</w:t>
+            </w:r>
+          </w:p>
+        </w:tc>
+        <w:tc>
+          <w:tcPr>
+            <w:tcW w:w="500" w:type="pct"/>
+            <w:vAlign w:val="center"/>
+          </w:tcPr>
+          <w:p>
+            <w:pPr>
+              <w:spacing w:line="240" w:lineRule="auto"/>
+              <w:rPr>
+                <w:b/>
+                <w:sz w:val="16"/>
+              </w:rPr>
+            </w:pPr>
+            <w:r>
+              <w:rPr>
+                <w:b/>
+                <w:sz w:val="16"/>
+              </w:rPr>
+              <w:t>6</w:t>
             </w:r>
           </w:p>
         </w:tc>
@@ -14219,7 +16171,29 @@
                 <w:b/>
                 <w:sz w:val="16"/>
               </w:rPr>
-              <w:t>1.00</w:t>
+              <w:t>NA</w:t>
+            </w:r>
+          </w:p>
+        </w:tc>
+        <w:tc>
+          <w:tcPr>
+            <w:tcW w:w="500" w:type="pct"/>
+            <w:vAlign w:val="center"/>
+          </w:tcPr>
+          <w:p>
+            <w:pPr>
+              <w:spacing w:line="240" w:lineRule="auto"/>
+              <w:rPr>
+                <w:b/>
+                <w:sz w:val="16"/>
+              </w:rPr>
+            </w:pPr>
+            <w:r>
+              <w:rPr>
+                <w:b/>
+                <w:sz w:val="16"/>
+              </w:rPr>
+              <w:t>NA</w:t>
             </w:r>
           </w:p>
         </w:tc>
@@ -14271,7 +16245,7 @@
                 <w:b/>
                 <w:sz w:val="16"/>
               </w:rPr>
-              <w:t>text</w:t>
+              <w:t>llm_only</w:t>
             </w:r>
           </w:p>
         </w:tc>
@@ -14315,51 +16289,7 @@
                 <w:b/>
                 <w:sz w:val="16"/>
               </w:rPr>
-              <w:t>5</w:t>
-            </w:r>
-          </w:p>
-        </w:tc>
-        <w:tc>
-          <w:tcPr>
-            <w:tcW w:w="500" w:type="pct"/>
-            <w:vAlign w:val="center"/>
-          </w:tcPr>
-          <w:p>
-            <w:pPr>
-              <w:spacing w:line="240" w:lineRule="auto"/>
-              <w:rPr>
-                <w:b/>
-                <w:sz w:val="16"/>
-              </w:rPr>
-            </w:pPr>
-            <w:r>
-              <w:rPr>
-                <w:b/>
-                <w:sz w:val="16"/>
-              </w:rPr>
-              <w:t>2</w:t>
-            </w:r>
-          </w:p>
-        </w:tc>
-        <w:tc>
-          <w:tcPr>
-            <w:tcW w:w="500" w:type="pct"/>
-            <w:vAlign w:val="center"/>
-          </w:tcPr>
-          <w:p>
-            <w:pPr>
-              <w:spacing w:line="240" w:lineRule="auto"/>
-              <w:rPr>
-                <w:b/>
-                <w:sz w:val="16"/>
-              </w:rPr>
-            </w:pPr>
-            <w:r>
-              <w:rPr>
-                <w:b/>
-                <w:sz w:val="16"/>
-              </w:rPr>
-              <w:t>3</w:t>
+              <w:t>6</w:t>
             </w:r>
           </w:p>
         </w:tc>
@@ -14403,7 +16333,29 @@
                 <w:b/>
                 <w:sz w:val="16"/>
               </w:rPr>
-              <w:t>0.70</w:t>
+              <w:t>0</w:t>
+            </w:r>
+          </w:p>
+        </w:tc>
+        <w:tc>
+          <w:tcPr>
+            <w:tcW w:w="500" w:type="pct"/>
+            <w:vAlign w:val="center"/>
+          </w:tcPr>
+          <w:p>
+            <w:pPr>
+              <w:spacing w:line="240" w:lineRule="auto"/>
+              <w:rPr>
+                <w:b/>
+                <w:sz w:val="16"/>
+              </w:rPr>
+            </w:pPr>
+            <w:r>
+              <w:rPr>
+                <w:b/>
+                <w:sz w:val="16"/>
+              </w:rPr>
+              <w:t>6</w:t>
             </w:r>
           </w:p>
         </w:tc>
@@ -14447,7 +16399,29 @@
                 <w:b/>
                 <w:sz w:val="16"/>
               </w:rPr>
-              <w:t>1.00</w:t>
+              <w:t>NA</w:t>
+            </w:r>
+          </w:p>
+        </w:tc>
+        <w:tc>
+          <w:tcPr>
+            <w:tcW w:w="500" w:type="pct"/>
+            <w:vAlign w:val="center"/>
+          </w:tcPr>
+          <w:p>
+            <w:pPr>
+              <w:spacing w:line="240" w:lineRule="auto"/>
+              <w:rPr>
+                <w:b/>
+                <w:sz w:val="16"/>
+              </w:rPr>
+            </w:pPr>
+            <w:r>
+              <w:rPr>
+                <w:b/>
+                <w:sz w:val="16"/>
+              </w:rPr>
+              <w:t>NA</w:t>
             </w:r>
           </w:p>
         </w:tc>
@@ -14499,7 +16473,7 @@
                 <w:b/>
                 <w:sz w:val="16"/>
               </w:rPr>
-              <w:t>xbrl</w:t>
+              <w:t>text</w:t>
             </w:r>
           </w:p>
         </w:tc>
@@ -14543,51 +16517,51 @@
                 <w:b/>
                 <w:sz w:val="16"/>
               </w:rPr>
-              <w:t>25</w:t>
-            </w:r>
-          </w:p>
-        </w:tc>
-        <w:tc>
-          <w:tcPr>
-            <w:tcW w:w="500" w:type="pct"/>
-            <w:vAlign w:val="center"/>
-          </w:tcPr>
-          <w:p>
-            <w:pPr>
-              <w:spacing w:line="240" w:lineRule="auto"/>
-              <w:rPr>
-                <w:b/>
-                <w:sz w:val="16"/>
-              </w:rPr>
-            </w:pPr>
-            <w:r>
-              <w:rPr>
-                <w:b/>
-                <w:sz w:val="16"/>
-              </w:rPr>
-              <w:t>11</w:t>
-            </w:r>
-          </w:p>
-        </w:tc>
-        <w:tc>
-          <w:tcPr>
-            <w:tcW w:w="500" w:type="pct"/>
-            <w:vAlign w:val="center"/>
-          </w:tcPr>
-          <w:p>
-            <w:pPr>
-              <w:spacing w:line="240" w:lineRule="auto"/>
-              <w:rPr>
-                <w:b/>
-                <w:sz w:val="16"/>
-              </w:rPr>
-            </w:pPr>
-            <w:r>
-              <w:rPr>
-                <w:b/>
-                <w:sz w:val="16"/>
-              </w:rPr>
-              <w:t>14</w:t>
+              <w:t>29</w:t>
+            </w:r>
+          </w:p>
+        </w:tc>
+        <w:tc>
+          <w:tcPr>
+            <w:tcW w:w="500" w:type="pct"/>
+            <w:vAlign w:val="center"/>
+          </w:tcPr>
+          <w:p>
+            <w:pPr>
+              <w:spacing w:line="240" w:lineRule="auto"/>
+              <w:rPr>
+                <w:b/>
+                <w:sz w:val="16"/>
+              </w:rPr>
+            </w:pPr>
+            <w:r>
+              <w:rPr>
+                <w:b/>
+                <w:sz w:val="16"/>
+              </w:rPr>
+              <w:t>12</w:t>
+            </w:r>
+          </w:p>
+        </w:tc>
+        <w:tc>
+          <w:tcPr>
+            <w:tcW w:w="500" w:type="pct"/>
+            <w:vAlign w:val="center"/>
+          </w:tcPr>
+          <w:p>
+            <w:pPr>
+              <w:spacing w:line="240" w:lineRule="auto"/>
+              <w:rPr>
+                <w:b/>
+                <w:sz w:val="16"/>
+              </w:rPr>
+            </w:pPr>
+            <w:r>
+              <w:rPr>
+                <w:b/>
+                <w:sz w:val="16"/>
+              </w:rPr>
+              <w:t>17</w:t>
             </w:r>
           </w:p>
         </w:tc>
@@ -14631,6 +16605,28 @@
                 <w:b/>
                 <w:sz w:val="16"/>
               </w:rPr>
+              <w:t>0.71</w:t>
+            </w:r>
+          </w:p>
+        </w:tc>
+        <w:tc>
+          <w:tcPr>
+            <w:tcW w:w="500" w:type="pct"/>
+            <w:vAlign w:val="center"/>
+          </w:tcPr>
+          <w:p>
+            <w:pPr>
+              <w:spacing w:line="240" w:lineRule="auto"/>
+              <w:rPr>
+                <w:b/>
+                <w:sz w:val="16"/>
+              </w:rPr>
+            </w:pPr>
+            <w:r>
+              <w:rPr>
+                <w:b/>
+                <w:sz w:val="16"/>
+              </w:rPr>
               <w:t>NA</w:t>
             </w:r>
           </w:p>
@@ -14653,29 +16649,7 @@
                 <w:b/>
                 <w:sz w:val="16"/>
               </w:rPr>
-              <w:t>0.72</w:t>
-            </w:r>
-          </w:p>
-        </w:tc>
-        <w:tc>
-          <w:tcPr>
-            <w:tcW w:w="500" w:type="pct"/>
-            <w:vAlign w:val="center"/>
-          </w:tcPr>
-          <w:p>
-            <w:pPr>
-              <w:spacing w:line="240" w:lineRule="auto"/>
-              <w:rPr>
-                <w:b/>
-                <w:sz w:val="16"/>
-              </w:rPr>
-            </w:pPr>
-            <w:r>
-              <w:rPr>
-                <w:b/>
-                <w:sz w:val="16"/>
-              </w:rPr>
-              <w:t>1.00</w:t>
+              <w:t>NA</w:t>
             </w:r>
           </w:p>
         </w:tc>
@@ -14727,6 +16701,234 @@
                 <w:b/>
                 <w:sz w:val="16"/>
               </w:rPr>
+              <w:t>text</w:t>
+            </w:r>
+          </w:p>
+        </w:tc>
+        <w:tc>
+          <w:tcPr>
+            <w:tcW w:w="500" w:type="pct"/>
+            <w:vAlign w:val="center"/>
+          </w:tcPr>
+          <w:p>
+            <w:pPr>
+              <w:spacing w:line="240" w:lineRule="auto"/>
+              <w:rPr>
+                <w:b/>
+                <w:sz w:val="16"/>
+              </w:rPr>
+            </w:pPr>
+            <w:r>
+              <w:rPr>
+                <w:b/>
+                <w:sz w:val="16"/>
+              </w:rPr>
+              <w:t>revenue</w:t>
+            </w:r>
+          </w:p>
+        </w:tc>
+        <w:tc>
+          <w:tcPr>
+            <w:tcW w:w="500" w:type="pct"/>
+            <w:vAlign w:val="center"/>
+          </w:tcPr>
+          <w:p>
+            <w:pPr>
+              <w:spacing w:line="240" w:lineRule="auto"/>
+              <w:rPr>
+                <w:b/>
+                <w:sz w:val="16"/>
+              </w:rPr>
+            </w:pPr>
+            <w:r>
+              <w:rPr>
+                <w:b/>
+                <w:sz w:val="16"/>
+              </w:rPr>
+              <w:t>30</w:t>
+            </w:r>
+          </w:p>
+        </w:tc>
+        <w:tc>
+          <w:tcPr>
+            <w:tcW w:w="500" w:type="pct"/>
+            <w:vAlign w:val="center"/>
+          </w:tcPr>
+          <w:p>
+            <w:pPr>
+              <w:spacing w:line="240" w:lineRule="auto"/>
+              <w:rPr>
+                <w:b/>
+                <w:sz w:val="16"/>
+              </w:rPr>
+            </w:pPr>
+            <w:r>
+              <w:rPr>
+                <w:b/>
+                <w:sz w:val="16"/>
+              </w:rPr>
+              <w:t>12</w:t>
+            </w:r>
+          </w:p>
+        </w:tc>
+        <w:tc>
+          <w:tcPr>
+            <w:tcW w:w="500" w:type="pct"/>
+            <w:vAlign w:val="center"/>
+          </w:tcPr>
+          <w:p>
+            <w:pPr>
+              <w:spacing w:line="240" w:lineRule="auto"/>
+              <w:rPr>
+                <w:b/>
+                <w:sz w:val="16"/>
+              </w:rPr>
+            </w:pPr>
+            <w:r>
+              <w:rPr>
+                <w:b/>
+                <w:sz w:val="16"/>
+              </w:rPr>
+              <w:t>18</w:t>
+            </w:r>
+          </w:p>
+        </w:tc>
+        <w:tc>
+          <w:tcPr>
+            <w:tcW w:w="500" w:type="pct"/>
+            <w:vAlign w:val="center"/>
+          </w:tcPr>
+          <w:p>
+            <w:pPr>
+              <w:spacing w:line="240" w:lineRule="auto"/>
+              <w:rPr>
+                <w:b/>
+                <w:sz w:val="16"/>
+              </w:rPr>
+            </w:pPr>
+            <w:r>
+              <w:rPr>
+                <w:b/>
+                <w:sz w:val="16"/>
+              </w:rPr>
+              <w:t>0</w:t>
+            </w:r>
+          </w:p>
+        </w:tc>
+        <w:tc>
+          <w:tcPr>
+            <w:tcW w:w="500" w:type="pct"/>
+            <w:vAlign w:val="center"/>
+          </w:tcPr>
+          <w:p>
+            <w:pPr>
+              <w:spacing w:line="240" w:lineRule="auto"/>
+              <w:rPr>
+                <w:b/>
+                <w:sz w:val="16"/>
+              </w:rPr>
+            </w:pPr>
+            <w:r>
+              <w:rPr>
+                <w:b/>
+                <w:sz w:val="16"/>
+              </w:rPr>
+              <w:t>0.70</w:t>
+            </w:r>
+          </w:p>
+        </w:tc>
+        <w:tc>
+          <w:tcPr>
+            <w:tcW w:w="500" w:type="pct"/>
+            <w:vAlign w:val="center"/>
+          </w:tcPr>
+          <w:p>
+            <w:pPr>
+              <w:spacing w:line="240" w:lineRule="auto"/>
+              <w:rPr>
+                <w:b/>
+                <w:sz w:val="16"/>
+              </w:rPr>
+            </w:pPr>
+            <w:r>
+              <w:rPr>
+                <w:b/>
+                <w:sz w:val="16"/>
+              </w:rPr>
+              <w:t>NA</w:t>
+            </w:r>
+          </w:p>
+        </w:tc>
+        <w:tc>
+          <w:tcPr>
+            <w:tcW w:w="500" w:type="pct"/>
+            <w:vAlign w:val="center"/>
+          </w:tcPr>
+          <w:p>
+            <w:pPr>
+              <w:spacing w:line="240" w:lineRule="auto"/>
+              <w:rPr>
+                <w:b/>
+                <w:sz w:val="16"/>
+              </w:rPr>
+            </w:pPr>
+            <w:r>
+              <w:rPr>
+                <w:b/>
+                <w:sz w:val="16"/>
+              </w:rPr>
+              <w:t>NA</w:t>
+            </w:r>
+          </w:p>
+        </w:tc>
+        <w:tc>
+          <w:tcPr>
+            <w:tcW w:w="500" w:type="pct"/>
+            <w:vAlign w:val="center"/>
+          </w:tcPr>
+          <w:p>
+            <w:pPr>
+              <w:spacing w:line="240" w:lineRule="auto"/>
+              <w:rPr>
+                <w:b/>
+                <w:sz w:val="16"/>
+              </w:rPr>
+            </w:pPr>
+            <w:r>
+              <w:rPr>
+                <w:b/>
+                <w:sz w:val="16"/>
+              </w:rPr>
+              <w:t>NA</w:t>
+            </w:r>
+          </w:p>
+        </w:tc>
+      </w:tr>
+      <w:tr>
+        <w:tblPrEx>
+          <w:tblCellMar>
+            <w:top w:w="0" w:type="dxa"/>
+            <w:bottom w:w="0" w:type="dxa"/>
+          </w:tblCellMar>
+        </w:tblPrEx>
+        <w:tc>
+          <w:tcPr>
+            <w:tcW w:w="500" w:type="pct"/>
+            <w:vAlign w:val="center"/>
+          </w:tcPr>
+          <w:p>
+            <w:pPr>
+              <w:spacing w:line="240" w:lineRule="auto"/>
+              <w:rPr>
+                <w:b/>
+                <w:sz w:val="16"/>
+              </w:rPr>
+            </w:pPr>
+            <w:r>
+              <w:rPr>
+                <w:b/>
+                <w:sz w:val="16"/>
+              </w:rPr>
               <w:t>xbrl</w:t>
             </w:r>
           </w:p>
@@ -14749,6 +16951,234 @@
                 <w:b/>
                 <w:sz w:val="16"/>
               </w:rPr>
+              <w:t>inventory</w:t>
+            </w:r>
+          </w:p>
+        </w:tc>
+        <w:tc>
+          <w:tcPr>
+            <w:tcW w:w="500" w:type="pct"/>
+            <w:vAlign w:val="center"/>
+          </w:tcPr>
+          <w:p>
+            <w:pPr>
+              <w:spacing w:line="240" w:lineRule="auto"/>
+              <w:rPr>
+                <w:b/>
+                <w:sz w:val="16"/>
+              </w:rPr>
+            </w:pPr>
+            <w:r>
+              <w:rPr>
+                <w:b/>
+                <w:sz w:val="16"/>
+              </w:rPr>
+              <w:t>29</w:t>
+            </w:r>
+          </w:p>
+        </w:tc>
+        <w:tc>
+          <w:tcPr>
+            <w:tcW w:w="500" w:type="pct"/>
+            <w:vAlign w:val="center"/>
+          </w:tcPr>
+          <w:p>
+            <w:pPr>
+              <w:spacing w:line="240" w:lineRule="auto"/>
+              <w:rPr>
+                <w:b/>
+                <w:sz w:val="16"/>
+              </w:rPr>
+            </w:pPr>
+            <w:r>
+              <w:rPr>
+                <w:b/>
+                <w:sz w:val="16"/>
+              </w:rPr>
+              <w:t>13</w:t>
+            </w:r>
+          </w:p>
+        </w:tc>
+        <w:tc>
+          <w:tcPr>
+            <w:tcW w:w="500" w:type="pct"/>
+            <w:vAlign w:val="center"/>
+          </w:tcPr>
+          <w:p>
+            <w:pPr>
+              <w:spacing w:line="240" w:lineRule="auto"/>
+              <w:rPr>
+                <w:b/>
+                <w:sz w:val="16"/>
+              </w:rPr>
+            </w:pPr>
+            <w:r>
+              <w:rPr>
+                <w:b/>
+                <w:sz w:val="16"/>
+              </w:rPr>
+              <w:t>16</w:t>
+            </w:r>
+          </w:p>
+        </w:tc>
+        <w:tc>
+          <w:tcPr>
+            <w:tcW w:w="500" w:type="pct"/>
+            <w:vAlign w:val="center"/>
+          </w:tcPr>
+          <w:p>
+            <w:pPr>
+              <w:spacing w:line="240" w:lineRule="auto"/>
+              <w:rPr>
+                <w:b/>
+                <w:sz w:val="16"/>
+              </w:rPr>
+            </w:pPr>
+            <w:r>
+              <w:rPr>
+                <w:b/>
+                <w:sz w:val="16"/>
+              </w:rPr>
+              <w:t>0</w:t>
+            </w:r>
+          </w:p>
+        </w:tc>
+        <w:tc>
+          <w:tcPr>
+            <w:tcW w:w="500" w:type="pct"/>
+            <w:vAlign w:val="center"/>
+          </w:tcPr>
+          <w:p>
+            <w:pPr>
+              <w:spacing w:line="240" w:lineRule="auto"/>
+              <w:rPr>
+                <w:b/>
+                <w:sz w:val="16"/>
+              </w:rPr>
+            </w:pPr>
+            <w:r>
+              <w:rPr>
+                <w:b/>
+                <w:sz w:val="16"/>
+              </w:rPr>
+              <w:t>NA</w:t>
+            </w:r>
+          </w:p>
+        </w:tc>
+        <w:tc>
+          <w:tcPr>
+            <w:tcW w:w="500" w:type="pct"/>
+            <w:vAlign w:val="center"/>
+          </w:tcPr>
+          <w:p>
+            <w:pPr>
+              <w:spacing w:line="240" w:lineRule="auto"/>
+              <w:rPr>
+                <w:b/>
+                <w:sz w:val="16"/>
+              </w:rPr>
+            </w:pPr>
+            <w:r>
+              <w:rPr>
+                <w:b/>
+                <w:sz w:val="16"/>
+              </w:rPr>
+              <w:t>0.72</w:t>
+            </w:r>
+          </w:p>
+        </w:tc>
+        <w:tc>
+          <w:tcPr>
+            <w:tcW w:w="500" w:type="pct"/>
+            <w:vAlign w:val="center"/>
+          </w:tcPr>
+          <w:p>
+            <w:pPr>
+              <w:spacing w:line="240" w:lineRule="auto"/>
+              <w:rPr>
+                <w:b/>
+                <w:sz w:val="16"/>
+              </w:rPr>
+            </w:pPr>
+            <w:r>
+              <w:rPr>
+                <w:b/>
+                <w:sz w:val="16"/>
+              </w:rPr>
+              <w:t>NA</w:t>
+            </w:r>
+          </w:p>
+        </w:tc>
+        <w:tc>
+          <w:tcPr>
+            <w:tcW w:w="500" w:type="pct"/>
+            <w:vAlign w:val="center"/>
+          </w:tcPr>
+          <w:p>
+            <w:pPr>
+              <w:spacing w:line="240" w:lineRule="auto"/>
+              <w:rPr>
+                <w:b/>
+                <w:sz w:val="16"/>
+              </w:rPr>
+            </w:pPr>
+            <w:r>
+              <w:rPr>
+                <w:b/>
+                <w:sz w:val="16"/>
+              </w:rPr>
+              <w:t>NA</w:t>
+            </w:r>
+          </w:p>
+        </w:tc>
+      </w:tr>
+      <w:tr>
+        <w:tblPrEx>
+          <w:tblCellMar>
+            <w:top w:w="0" w:type="dxa"/>
+            <w:bottom w:w="0" w:type="dxa"/>
+          </w:tblCellMar>
+        </w:tblPrEx>
+        <w:tc>
+          <w:tcPr>
+            <w:tcW w:w="500" w:type="pct"/>
+            <w:vAlign w:val="center"/>
+          </w:tcPr>
+          <w:p>
+            <w:pPr>
+              <w:spacing w:line="240" w:lineRule="auto"/>
+              <w:rPr>
+                <w:b/>
+                <w:sz w:val="16"/>
+              </w:rPr>
+            </w:pPr>
+            <w:r>
+              <w:rPr>
+                <w:b/>
+                <w:sz w:val="16"/>
+              </w:rPr>
+              <w:t>xbrl</w:t>
+            </w:r>
+          </w:p>
+        </w:tc>
+        <w:tc>
+          <w:tcPr>
+            <w:tcW w:w="500" w:type="pct"/>
+            <w:vAlign w:val="center"/>
+          </w:tcPr>
+          <w:p>
+            <w:pPr>
+              <w:spacing w:line="240" w:lineRule="auto"/>
+              <w:rPr>
+                <w:b/>
+                <w:sz w:val="16"/>
+              </w:rPr>
+            </w:pPr>
+            <w:r>
+              <w:rPr>
+                <w:b/>
+                <w:sz w:val="16"/>
+              </w:rPr>
               <w:t>revenue</w:t>
             </w:r>
           </w:p>
@@ -14771,51 +17201,51 @@
                 <w:b/>
                 <w:sz w:val="16"/>
               </w:rPr>
-              <w:t>4</w:t>
-            </w:r>
-          </w:p>
-        </w:tc>
-        <w:tc>
-          <w:tcPr>
-            <w:tcW w:w="500" w:type="pct"/>
-            <w:vAlign w:val="center"/>
-          </w:tcPr>
-          <w:p>
-            <w:pPr>
-              <w:spacing w:line="240" w:lineRule="auto"/>
-              <w:rPr>
-                <w:b/>
-                <w:sz w:val="16"/>
-              </w:rPr>
-            </w:pPr>
-            <w:r>
-              <w:rPr>
-                <w:b/>
-                <w:sz w:val="16"/>
-              </w:rPr>
-              <w:t>2</w:t>
-            </w:r>
-          </w:p>
-        </w:tc>
-        <w:tc>
-          <w:tcPr>
-            <w:tcW w:w="500" w:type="pct"/>
-            <w:vAlign w:val="center"/>
-          </w:tcPr>
-          <w:p>
-            <w:pPr>
-              <w:spacing w:line="240" w:lineRule="auto"/>
-              <w:rPr>
-                <w:b/>
-                <w:sz w:val="16"/>
-              </w:rPr>
-            </w:pPr>
-            <w:r>
-              <w:rPr>
-                <w:b/>
-                <w:sz w:val="16"/>
-              </w:rPr>
-              <w:t>2</w:t>
+              <w:t>28</w:t>
+            </w:r>
+          </w:p>
+        </w:tc>
+        <w:tc>
+          <w:tcPr>
+            <w:tcW w:w="500" w:type="pct"/>
+            <w:vAlign w:val="center"/>
+          </w:tcPr>
+          <w:p>
+            <w:pPr>
+              <w:spacing w:line="240" w:lineRule="auto"/>
+              <w:rPr>
+                <w:b/>
+                <w:sz w:val="16"/>
+              </w:rPr>
+            </w:pPr>
+            <w:r>
+              <w:rPr>
+                <w:b/>
+                <w:sz w:val="16"/>
+              </w:rPr>
+              <w:t>14</w:t>
+            </w:r>
+          </w:p>
+        </w:tc>
+        <w:tc>
+          <w:tcPr>
+            <w:tcW w:w="500" w:type="pct"/>
+            <w:vAlign w:val="center"/>
+          </w:tcPr>
+          <w:p>
+            <w:pPr>
+              <w:spacing w:line="240" w:lineRule="auto"/>
+              <w:rPr>
+                <w:b/>
+                <w:sz w:val="16"/>
+              </w:rPr>
+            </w:pPr>
+            <w:r>
+              <w:rPr>
+                <w:b/>
+                <w:sz w:val="16"/>
+              </w:rPr>
+              <w:t>14</w:t>
             </w:r>
           </w:p>
         </w:tc>
@@ -14903,7 +17333,7 @@
                 <w:b/>
                 <w:sz w:val="16"/>
               </w:rPr>
-              <w:t>1.00</w:t>
+              <w:t>NA</w:t>
             </w:r>
           </w:p>
         </w:tc>
@@ -14940,7 +17370,7 @@
     </w:p>
     <w:p>
       <w:r>
-        <w:t>Note: These values are preliminary author-coded diagnostics. They should not be interpreted as model-performance measures, prevalence estimates, or final audit-validity evidence.</w:t>
+        <w:t>Note: These values are preliminary author-coded diagnostics. The table does not aggregate audit-valid scores because those judgments require independent audit-domain review before supporting audit-judgment claims.</w:t>
       </w:r>
     </w:p>
     <w:p>
@@ -14969,7 +17399,7 @@
     </w:p>
     <w:p>
       <w:r>
-        <w:t>Appendix I separates the current Tier 1 methodological demonstration from the additional evidence required for stronger empirical or system-performance claims.</w:t>
+        <w:t>Appendix I separates the current Tier 1 methodological protocol-validation demonstration from the additional evidence required for stronger empirical, model-performance, or system-performance claims. The current paper validates the inspectability of the retrieval protocol; it does not estimate model-performance effects. Appendix Table I1A specifies the additional design features that would be required if future studies use this framework to test whether retrieval design improves LLM audit outputs.</w:t>
       </w:r>
     </w:p>
     <w:p>
@@ -14982,7 +17412,3829 @@
         <w:rPr>
           <w:b/>
         </w:rPr>
-        <w:t>Appendix Table I1. Sensitivity Checks Not Claimed As Completed</w:t>
+        <w:t>Appendix Table I1A. Tier 2 Model-Validation Extension Design</w:t>
+      </w:r>
+    </w:p>
+    <w:tbl>
+      <w:tblPr>
+        <w:tblW w:w="5000" w:type="pct"/>
+        <w:tblBorders>
+          <w:top w:val="single" w:sz="4" w:space="0" w:color="auto"/>
+          <w:left w:val="single" w:sz="4" w:space="0" w:color="auto"/>
+          <w:bottom w:val="single" w:sz="4" w:space="0" w:color="auto"/>
+          <w:right w:val="single" w:sz="4" w:space="0" w:color="auto"/>
+          <w:insideH w:val="single" w:sz="4" w:space="0" w:color="auto"/>
+          <w:insideV w:val="single" w:sz="4" w:space="0" w:color="auto"/>
+        </w:tblBorders>
+        <w:tblLook w:val="0000" w:firstRow="0" w:lastRow="0" w:firstColumn="0" w:lastColumn="0" w:noHBand="0" w:noVBand="0"/>
+      </w:tblPr>
+      <w:tblGrid>
+        <w:gridCol w:w="2337"/>
+        <w:gridCol w:w="2337"/>
+        <w:gridCol w:w="2338"/>
+        <w:gridCol w:w="2338"/>
+      </w:tblGrid>
+      <w:tr>
+        <w:tblPrEx>
+          <w:tblCellMar>
+            <w:top w:w="0" w:type="dxa"/>
+            <w:bottom w:w="0" w:type="dxa"/>
+          </w:tblCellMar>
+        </w:tblPrEx>
+        <w:trPr>
+          <w:tblHeader/>
+        </w:trPr>
+        <w:tc>
+          <w:tcPr>
+            <w:tcW w:w="1250" w:type="pct"/>
+            <w:vAlign w:val="center"/>
+          </w:tcPr>
+          <w:p>
+            <w:pPr>
+              <w:spacing w:line="240" w:lineRule="auto"/>
+              <w:rPr>
+                <w:b/>
+                <w:sz w:val="16"/>
+              </w:rPr>
+            </w:pPr>
+            <w:r>
+              <w:rPr>
+                <w:b/>
+                <w:sz w:val="16"/>
+              </w:rPr>
+              <w:lastRenderedPageBreak/>
+              <w:t>Design Component</w:t>
+            </w:r>
+          </w:p>
+        </w:tc>
+        <w:tc>
+          <w:tcPr>
+            <w:tcW w:w="1250" w:type="pct"/>
+            <w:vAlign w:val="center"/>
+          </w:tcPr>
+          <w:p>
+            <w:pPr>
+              <w:spacing w:line="240" w:lineRule="auto"/>
+              <w:rPr>
+                <w:b/>
+                <w:sz w:val="16"/>
+              </w:rPr>
+            </w:pPr>
+            <w:r>
+              <w:rPr>
+                <w:b/>
+                <w:sz w:val="16"/>
+              </w:rPr>
+              <w:t>Minimum Model-Validation Design</w:t>
+            </w:r>
+          </w:p>
+        </w:tc>
+        <w:tc>
+          <w:tcPr>
+            <w:tcW w:w="1250" w:type="pct"/>
+            <w:vAlign w:val="center"/>
+          </w:tcPr>
+          <w:p>
+            <w:pPr>
+              <w:spacing w:line="240" w:lineRule="auto"/>
+              <w:rPr>
+                <w:b/>
+                <w:sz w:val="16"/>
+              </w:rPr>
+            </w:pPr>
+            <w:r>
+              <w:rPr>
+                <w:b/>
+                <w:sz w:val="16"/>
+              </w:rPr>
+              <w:t>Stronger Design</w:t>
+            </w:r>
+          </w:p>
+        </w:tc>
+        <w:tc>
+          <w:tcPr>
+            <w:tcW w:w="1250" w:type="pct"/>
+            <w:vAlign w:val="center"/>
+          </w:tcPr>
+          <w:p>
+            <w:pPr>
+              <w:spacing w:line="240" w:lineRule="auto"/>
+              <w:rPr>
+                <w:b/>
+                <w:sz w:val="16"/>
+              </w:rPr>
+            </w:pPr>
+            <w:r>
+              <w:rPr>
+                <w:b/>
+                <w:sz w:val="16"/>
+              </w:rPr>
+              <w:t>Why It Matters</w:t>
+            </w:r>
+          </w:p>
+        </w:tc>
+      </w:tr>
+      <w:tr>
+        <w:tblPrEx>
+          <w:tblCellMar>
+            <w:top w:w="0" w:type="dxa"/>
+            <w:bottom w:w="0" w:type="dxa"/>
+          </w:tblCellMar>
+        </w:tblPrEx>
+        <w:tc>
+          <w:tcPr>
+            <w:tcW w:w="1250" w:type="pct"/>
+            <w:vAlign w:val="center"/>
+          </w:tcPr>
+          <w:p>
+            <w:pPr>
+              <w:spacing w:line="240" w:lineRule="auto"/>
+              <w:rPr>
+                <w:b/>
+                <w:sz w:val="16"/>
+              </w:rPr>
+            </w:pPr>
+            <w:r>
+              <w:rPr>
+                <w:b/>
+                <w:sz w:val="16"/>
+              </w:rPr>
+              <w:t>Filers</w:t>
+            </w:r>
+          </w:p>
+        </w:tc>
+        <w:tc>
+          <w:tcPr>
+            <w:tcW w:w="1250" w:type="pct"/>
+            <w:vAlign w:val="center"/>
+          </w:tcPr>
+          <w:p>
+            <w:pPr>
+              <w:spacing w:line="240" w:lineRule="auto"/>
+              <w:rPr>
+                <w:b/>
+                <w:sz w:val="16"/>
+              </w:rPr>
+            </w:pPr>
+            <w:r>
+              <w:rPr>
+                <w:b/>
+                <w:sz w:val="16"/>
+              </w:rPr>
+              <w:t>12</w:t>
+            </w:r>
+          </w:p>
+        </w:tc>
+        <w:tc>
+          <w:tcPr>
+            <w:tcW w:w="1250" w:type="pct"/>
+            <w:vAlign w:val="center"/>
+          </w:tcPr>
+          <w:p>
+            <w:pPr>
+              <w:spacing w:line="240" w:lineRule="auto"/>
+              <w:rPr>
+                <w:b/>
+                <w:sz w:val="16"/>
+              </w:rPr>
+            </w:pPr>
+            <w:r>
+              <w:rPr>
+                <w:b/>
+                <w:sz w:val="16"/>
+              </w:rPr>
+              <w:t>20-24</w:t>
+            </w:r>
+          </w:p>
+        </w:tc>
+        <w:tc>
+          <w:tcPr>
+            <w:tcW w:w="1250" w:type="pct"/>
+            <w:vAlign w:val="center"/>
+          </w:tcPr>
+          <w:p>
+            <w:pPr>
+              <w:spacing w:line="240" w:lineRule="auto"/>
+              <w:rPr>
+                <w:b/>
+                <w:sz w:val="16"/>
+              </w:rPr>
+            </w:pPr>
+            <w:r>
+              <w:rPr>
+                <w:b/>
+                <w:sz w:val="16"/>
+              </w:rPr>
+              <w:t>Creates cross-filer variation without claiming full SEC representativeness</w:t>
+            </w:r>
+          </w:p>
+        </w:tc>
+      </w:tr>
+      <w:tr>
+        <w:tblPrEx>
+          <w:tblCellMar>
+            <w:top w:w="0" w:type="dxa"/>
+            <w:bottom w:w="0" w:type="dxa"/>
+          </w:tblCellMar>
+        </w:tblPrEx>
+        <w:tc>
+          <w:tcPr>
+            <w:tcW w:w="1250" w:type="pct"/>
+            <w:vAlign w:val="center"/>
+          </w:tcPr>
+          <w:p>
+            <w:pPr>
+              <w:spacing w:line="240" w:lineRule="auto"/>
+              <w:rPr>
+                <w:b/>
+                <w:sz w:val="16"/>
+              </w:rPr>
+            </w:pPr>
+            <w:r>
+              <w:rPr>
+                <w:b/>
+                <w:sz w:val="16"/>
+              </w:rPr>
+              <w:t>Constructs</w:t>
+            </w:r>
+          </w:p>
+        </w:tc>
+        <w:tc>
+          <w:tcPr>
+            <w:tcW w:w="1250" w:type="pct"/>
+            <w:vAlign w:val="center"/>
+          </w:tcPr>
+          <w:p>
+            <w:pPr>
+              <w:spacing w:line="240" w:lineRule="auto"/>
+              <w:rPr>
+                <w:b/>
+                <w:sz w:val="16"/>
+              </w:rPr>
+            </w:pPr>
+            <w:r>
+              <w:rPr>
+                <w:b/>
+                <w:sz w:val="16"/>
+              </w:rPr>
+              <w:t>2: revenue and inventory</w:t>
+            </w:r>
+          </w:p>
+        </w:tc>
+        <w:tc>
+          <w:tcPr>
+            <w:tcW w:w="1250" w:type="pct"/>
+            <w:vAlign w:val="center"/>
+          </w:tcPr>
+          <w:p>
+            <w:pPr>
+              <w:spacing w:line="240" w:lineRule="auto"/>
+              <w:rPr>
+                <w:b/>
+                <w:sz w:val="16"/>
+              </w:rPr>
+            </w:pPr>
+            <w:r>
+              <w:rPr>
+                <w:b/>
+                <w:sz w:val="16"/>
+              </w:rPr>
+              <w:t>2 or more, pre-specified</w:t>
+            </w:r>
+          </w:p>
+        </w:tc>
+        <w:tc>
+          <w:tcPr>
+            <w:tcW w:w="1250" w:type="pct"/>
+            <w:vAlign w:val="center"/>
+          </w:tcPr>
+          <w:p>
+            <w:pPr>
+              <w:spacing w:line="240" w:lineRule="auto"/>
+              <w:rPr>
+                <w:b/>
+                <w:sz w:val="16"/>
+              </w:rPr>
+            </w:pPr>
+            <w:r>
+              <w:rPr>
+                <w:b/>
+                <w:sz w:val="16"/>
+              </w:rPr>
+              <w:t>Separates construct-specific retrieval fit from general model behavior</w:t>
+            </w:r>
+          </w:p>
+        </w:tc>
+      </w:tr>
+      <w:tr>
+        <w:tblPrEx>
+          <w:tblCellMar>
+            <w:top w:w="0" w:type="dxa"/>
+            <w:bottom w:w="0" w:type="dxa"/>
+          </w:tblCellMar>
+        </w:tblPrEx>
+        <w:tc>
+          <w:tcPr>
+            <w:tcW w:w="1250" w:type="pct"/>
+            <w:vAlign w:val="center"/>
+          </w:tcPr>
+          <w:p>
+            <w:pPr>
+              <w:spacing w:line="240" w:lineRule="auto"/>
+              <w:rPr>
+                <w:b/>
+                <w:sz w:val="16"/>
+              </w:rPr>
+            </w:pPr>
+            <w:r>
+              <w:rPr>
+                <w:b/>
+                <w:sz w:val="16"/>
+              </w:rPr>
+              <w:t>Retrieval conditions</w:t>
+            </w:r>
+          </w:p>
+        </w:tc>
+        <w:tc>
+          <w:tcPr>
+            <w:tcW w:w="1250" w:type="pct"/>
+            <w:vAlign w:val="center"/>
+          </w:tcPr>
+          <w:p>
+            <w:pPr>
+              <w:spacing w:line="240" w:lineRule="auto"/>
+              <w:rPr>
+                <w:b/>
+                <w:sz w:val="16"/>
+              </w:rPr>
+            </w:pPr>
+            <w:r>
+              <w:rPr>
+                <w:b/>
+                <w:sz w:val="16"/>
+              </w:rPr>
+              <w:t>4: LLM-only, text, XBRL, hybrid</w:t>
+            </w:r>
+          </w:p>
+        </w:tc>
+        <w:tc>
+          <w:tcPr>
+            <w:tcW w:w="1250" w:type="pct"/>
+            <w:vAlign w:val="center"/>
+          </w:tcPr>
+          <w:p>
+            <w:pPr>
+              <w:spacing w:line="240" w:lineRule="auto"/>
+              <w:rPr>
+                <w:b/>
+                <w:sz w:val="16"/>
+              </w:rPr>
+            </w:pPr>
+            <w:r>
+              <w:rPr>
+                <w:b/>
+                <w:sz w:val="16"/>
+              </w:rPr>
+              <w:t>Same across all sampled filers</w:t>
+            </w:r>
+          </w:p>
+        </w:tc>
+        <w:tc>
+          <w:tcPr>
+            <w:tcW w:w="1250" w:type="pct"/>
+            <w:vAlign w:val="center"/>
+          </w:tcPr>
+          <w:p>
+            <w:pPr>
+              <w:spacing w:line="240" w:lineRule="auto"/>
+              <w:rPr>
+                <w:b/>
+                <w:sz w:val="16"/>
+              </w:rPr>
+            </w:pPr>
+            <w:r>
+              <w:rPr>
+                <w:b/>
+                <w:sz w:val="16"/>
+              </w:rPr>
+              <w:t>Treats retrieval as an experimental research-design factor</w:t>
+            </w:r>
+          </w:p>
+        </w:tc>
+      </w:tr>
+      <w:tr>
+        <w:tblPrEx>
+          <w:tblCellMar>
+            <w:top w:w="0" w:type="dxa"/>
+            <w:bottom w:w="0" w:type="dxa"/>
+          </w:tblCellMar>
+        </w:tblPrEx>
+        <w:tc>
+          <w:tcPr>
+            <w:tcW w:w="1250" w:type="pct"/>
+            <w:vAlign w:val="center"/>
+          </w:tcPr>
+          <w:p>
+            <w:pPr>
+              <w:spacing w:line="240" w:lineRule="auto"/>
+              <w:rPr>
+                <w:b/>
+                <w:sz w:val="16"/>
+              </w:rPr>
+            </w:pPr>
+            <w:r>
+              <w:rPr>
+                <w:b/>
+                <w:sz w:val="16"/>
+              </w:rPr>
+              <w:t>Base outputs</w:t>
+            </w:r>
+          </w:p>
+        </w:tc>
+        <w:tc>
+          <w:tcPr>
+            <w:tcW w:w="1250" w:type="pct"/>
+            <w:vAlign w:val="center"/>
+          </w:tcPr>
+          <w:p>
+            <w:pPr>
+              <w:spacing w:line="240" w:lineRule="auto"/>
+              <w:rPr>
+                <w:b/>
+                <w:sz w:val="16"/>
+              </w:rPr>
+            </w:pPr>
+            <w:r>
+              <w:rPr>
+                <w:b/>
+                <w:sz w:val="16"/>
+              </w:rPr>
+              <w:t>96</w:t>
+            </w:r>
+          </w:p>
+        </w:tc>
+        <w:tc>
+          <w:tcPr>
+            <w:tcW w:w="1250" w:type="pct"/>
+            <w:vAlign w:val="center"/>
+          </w:tcPr>
+          <w:p>
+            <w:pPr>
+              <w:spacing w:line="240" w:lineRule="auto"/>
+              <w:rPr>
+                <w:b/>
+                <w:sz w:val="16"/>
+              </w:rPr>
+            </w:pPr>
+            <w:r>
+              <w:rPr>
+                <w:b/>
+                <w:sz w:val="16"/>
+              </w:rPr>
+              <w:t>160-192</w:t>
+            </w:r>
+          </w:p>
+        </w:tc>
+        <w:tc>
+          <w:tcPr>
+            <w:tcW w:w="1250" w:type="pct"/>
+            <w:vAlign w:val="center"/>
+          </w:tcPr>
+          <w:p>
+            <w:pPr>
+              <w:spacing w:line="240" w:lineRule="auto"/>
+              <w:rPr>
+                <w:b/>
+                <w:sz w:val="16"/>
+              </w:rPr>
+            </w:pPr>
+            <w:r>
+              <w:rPr>
+                <w:b/>
+                <w:sz w:val="16"/>
+              </w:rPr>
+              <w:t>Provides enough task-output observations across filer, construct, and condition cells</w:t>
+            </w:r>
+          </w:p>
+        </w:tc>
+      </w:tr>
+      <w:tr>
+        <w:tblPrEx>
+          <w:tblCellMar>
+            <w:top w:w="0" w:type="dxa"/>
+            <w:bottom w:w="0" w:type="dxa"/>
+          </w:tblCellMar>
+        </w:tblPrEx>
+        <w:tc>
+          <w:tcPr>
+            <w:tcW w:w="1250" w:type="pct"/>
+            <w:vAlign w:val="center"/>
+          </w:tcPr>
+          <w:p>
+            <w:pPr>
+              <w:spacing w:line="240" w:lineRule="auto"/>
+              <w:rPr>
+                <w:b/>
+                <w:sz w:val="16"/>
+              </w:rPr>
+            </w:pPr>
+            <w:r>
+              <w:rPr>
+                <w:b/>
+                <w:sz w:val="16"/>
+              </w:rPr>
+              <w:t>Prompt/retrieval sensitivity outputs</w:t>
+            </w:r>
+          </w:p>
+        </w:tc>
+        <w:tc>
+          <w:tcPr>
+            <w:tcW w:w="1250" w:type="pct"/>
+            <w:vAlign w:val="center"/>
+          </w:tcPr>
+          <w:p>
+            <w:pPr>
+              <w:spacing w:line="240" w:lineRule="auto"/>
+              <w:rPr>
+                <w:b/>
+                <w:sz w:val="16"/>
+              </w:rPr>
+            </w:pPr>
+            <w:r>
+              <w:rPr>
+                <w:b/>
+                <w:sz w:val="16"/>
+              </w:rPr>
+              <w:t>48-96</w:t>
+            </w:r>
+          </w:p>
+        </w:tc>
+        <w:tc>
+          <w:tcPr>
+            <w:tcW w:w="1250" w:type="pct"/>
+            <w:vAlign w:val="center"/>
+          </w:tcPr>
+          <w:p>
+            <w:pPr>
+              <w:spacing w:line="240" w:lineRule="auto"/>
+              <w:rPr>
+                <w:b/>
+                <w:sz w:val="16"/>
+              </w:rPr>
+            </w:pPr>
+            <w:r>
+              <w:rPr>
+                <w:b/>
+                <w:sz w:val="16"/>
+              </w:rPr>
+              <w:t>88-160 or targeted subset</w:t>
+            </w:r>
+          </w:p>
+        </w:tc>
+        <w:tc>
+          <w:tcPr>
+            <w:tcW w:w="1250" w:type="pct"/>
+            <w:vAlign w:val="center"/>
+          </w:tcPr>
+          <w:p>
+            <w:pPr>
+              <w:spacing w:line="240" w:lineRule="auto"/>
+              <w:rPr>
+                <w:b/>
+                <w:sz w:val="16"/>
+              </w:rPr>
+            </w:pPr>
+            <w:r>
+              <w:rPr>
+                <w:b/>
+                <w:sz w:val="16"/>
+              </w:rPr>
+              <w:t>Tests stability without turning the study into an unrestricted benchmark</w:t>
+            </w:r>
+          </w:p>
+        </w:tc>
+      </w:tr>
+      <w:tr>
+        <w:tblPrEx>
+          <w:tblCellMar>
+            <w:top w:w="0" w:type="dxa"/>
+            <w:bottom w:w="0" w:type="dxa"/>
+          </w:tblCellMar>
+        </w:tblPrEx>
+        <w:tc>
+          <w:tcPr>
+            <w:tcW w:w="1250" w:type="pct"/>
+            <w:vAlign w:val="center"/>
+          </w:tcPr>
+          <w:p>
+            <w:pPr>
+              <w:spacing w:line="240" w:lineRule="auto"/>
+              <w:rPr>
+                <w:b/>
+                <w:sz w:val="16"/>
+              </w:rPr>
+            </w:pPr>
+            <w:r>
+              <w:rPr>
+                <w:b/>
+                <w:sz w:val="16"/>
+              </w:rPr>
+              <w:t>Expected coded claims</w:t>
+            </w:r>
+          </w:p>
+        </w:tc>
+        <w:tc>
+          <w:tcPr>
+            <w:tcW w:w="1250" w:type="pct"/>
+            <w:vAlign w:val="center"/>
+          </w:tcPr>
+          <w:p>
+            <w:pPr>
+              <w:spacing w:line="240" w:lineRule="auto"/>
+              <w:rPr>
+                <w:b/>
+                <w:sz w:val="16"/>
+              </w:rPr>
+            </w:pPr>
+            <w:r>
+              <w:rPr>
+                <w:b/>
+                <w:sz w:val="16"/>
+              </w:rPr>
+              <w:t>384-576</w:t>
+            </w:r>
+          </w:p>
+        </w:tc>
+        <w:tc>
+          <w:tcPr>
+            <w:tcW w:w="1250" w:type="pct"/>
+            <w:vAlign w:val="center"/>
+          </w:tcPr>
+          <w:p>
+            <w:pPr>
+              <w:spacing w:line="240" w:lineRule="auto"/>
+              <w:rPr>
+                <w:b/>
+                <w:sz w:val="16"/>
+              </w:rPr>
+            </w:pPr>
+            <w:r>
+              <w:rPr>
+                <w:b/>
+                <w:sz w:val="16"/>
+              </w:rPr>
+              <w:t>700-1,200</w:t>
+            </w:r>
+          </w:p>
+        </w:tc>
+        <w:tc>
+          <w:tcPr>
+            <w:tcW w:w="1250" w:type="pct"/>
+            <w:vAlign w:val="center"/>
+          </w:tcPr>
+          <w:p>
+            <w:pPr>
+              <w:spacing w:line="240" w:lineRule="auto"/>
+              <w:rPr>
+                <w:b/>
+                <w:sz w:val="16"/>
+              </w:rPr>
+            </w:pPr>
+            <w:r>
+              <w:rPr>
+                <w:b/>
+                <w:sz w:val="16"/>
+              </w:rPr>
+              <w:t>Provides claim-level variation while preserving nesting within outputs</w:t>
+            </w:r>
+          </w:p>
+        </w:tc>
+      </w:tr>
+      <w:tr>
+        <w:tblPrEx>
+          <w:tblCellMar>
+            <w:top w:w="0" w:type="dxa"/>
+            <w:bottom w:w="0" w:type="dxa"/>
+          </w:tblCellMar>
+        </w:tblPrEx>
+        <w:tc>
+          <w:tcPr>
+            <w:tcW w:w="1250" w:type="pct"/>
+            <w:vAlign w:val="center"/>
+          </w:tcPr>
+          <w:p>
+            <w:pPr>
+              <w:spacing w:line="240" w:lineRule="auto"/>
+              <w:rPr>
+                <w:b/>
+                <w:sz w:val="16"/>
+              </w:rPr>
+            </w:pPr>
+            <w:r>
+              <w:rPr>
+                <w:b/>
+                <w:sz w:val="16"/>
+              </w:rPr>
+              <w:t>Independent expert-coded claims</w:t>
+            </w:r>
+          </w:p>
+        </w:tc>
+        <w:tc>
+          <w:tcPr>
+            <w:tcW w:w="1250" w:type="pct"/>
+            <w:vAlign w:val="center"/>
+          </w:tcPr>
+          <w:p>
+            <w:pPr>
+              <w:spacing w:line="240" w:lineRule="auto"/>
+              <w:rPr>
+                <w:b/>
+                <w:sz w:val="16"/>
+              </w:rPr>
+            </w:pPr>
+            <w:r>
+              <w:rPr>
+                <w:b/>
+                <w:sz w:val="16"/>
+              </w:rPr>
+              <w:t>At least 120</w:t>
+            </w:r>
+          </w:p>
+        </w:tc>
+        <w:tc>
+          <w:tcPr>
+            <w:tcW w:w="1250" w:type="pct"/>
+            <w:vAlign w:val="center"/>
+          </w:tcPr>
+          <w:p>
+            <w:pPr>
+              <w:spacing w:line="240" w:lineRule="auto"/>
+              <w:rPr>
+                <w:b/>
+                <w:sz w:val="16"/>
+              </w:rPr>
+            </w:pPr>
+            <w:r>
+              <w:rPr>
+                <w:b/>
+                <w:sz w:val="16"/>
+              </w:rPr>
+              <w:t>200-300 or all risk/assertion claims</w:t>
+            </w:r>
+          </w:p>
+        </w:tc>
+        <w:tc>
+          <w:tcPr>
+            <w:tcW w:w="1250" w:type="pct"/>
+            <w:vAlign w:val="center"/>
+          </w:tcPr>
+          <w:p>
+            <w:pPr>
+              <w:spacing w:line="240" w:lineRule="auto"/>
+              <w:rPr>
+                <w:b/>
+                <w:sz w:val="16"/>
+              </w:rPr>
+            </w:pPr>
+            <w:r>
+              <w:rPr>
+                <w:b/>
+                <w:sz w:val="16"/>
+              </w:rPr>
+              <w:t>Supports audit-valid and integrated correctness claims</w:t>
+            </w:r>
+          </w:p>
+        </w:tc>
+      </w:tr>
+      <w:tr>
+        <w:tblPrEx>
+          <w:tblCellMar>
+            <w:top w:w="0" w:type="dxa"/>
+            <w:bottom w:w="0" w:type="dxa"/>
+          </w:tblCellMar>
+        </w:tblPrEx>
+        <w:tc>
+          <w:tcPr>
+            <w:tcW w:w="1250" w:type="pct"/>
+            <w:vAlign w:val="center"/>
+          </w:tcPr>
+          <w:p>
+            <w:pPr>
+              <w:spacing w:line="240" w:lineRule="auto"/>
+              <w:rPr>
+                <w:b/>
+                <w:sz w:val="16"/>
+              </w:rPr>
+            </w:pPr>
+            <w:r>
+              <w:rPr>
+                <w:b/>
+                <w:sz w:val="16"/>
+              </w:rPr>
+              <w:t>Expert coders</w:t>
+            </w:r>
+          </w:p>
+        </w:tc>
+        <w:tc>
+          <w:tcPr>
+            <w:tcW w:w="1250" w:type="pct"/>
+            <w:vAlign w:val="center"/>
+          </w:tcPr>
+          <w:p>
+            <w:pPr>
+              <w:spacing w:line="240" w:lineRule="auto"/>
+              <w:rPr>
+                <w:b/>
+                <w:sz w:val="16"/>
+              </w:rPr>
+            </w:pPr>
+            <w:r>
+              <w:rPr>
+                <w:b/>
+                <w:sz w:val="16"/>
+              </w:rPr>
+              <w:t>Two audit-domain coders</w:t>
+            </w:r>
+          </w:p>
+        </w:tc>
+        <w:tc>
+          <w:tcPr>
+            <w:tcW w:w="1250" w:type="pct"/>
+            <w:vAlign w:val="center"/>
+          </w:tcPr>
+          <w:p>
+            <w:pPr>
+              <w:spacing w:line="240" w:lineRule="auto"/>
+              <w:rPr>
+                <w:b/>
+                <w:sz w:val="16"/>
+              </w:rPr>
+            </w:pPr>
+            <w:r>
+              <w:rPr>
+                <w:b/>
+                <w:sz w:val="16"/>
+              </w:rPr>
+              <w:t>Two or more, with adjudication</w:t>
+            </w:r>
+          </w:p>
+        </w:tc>
+        <w:tc>
+          <w:tcPr>
+            <w:tcW w:w="1250" w:type="pct"/>
+            <w:vAlign w:val="center"/>
+          </w:tcPr>
+          <w:p>
+            <w:pPr>
+              <w:spacing w:line="240" w:lineRule="auto"/>
+              <w:rPr>
+                <w:b/>
+                <w:sz w:val="16"/>
+              </w:rPr>
+            </w:pPr>
+            <w:r>
+              <w:rPr>
+                <w:b/>
+                <w:sz w:val="16"/>
+              </w:rPr>
+              <w:t>Provides reliability evidence and reduces author-coding concern</w:t>
+            </w:r>
+          </w:p>
+        </w:tc>
+      </w:tr>
+      <w:tr>
+        <w:tblPrEx>
+          <w:tblCellMar>
+            <w:top w:w="0" w:type="dxa"/>
+            <w:bottom w:w="0" w:type="dxa"/>
+          </w:tblCellMar>
+        </w:tblPrEx>
+        <w:tc>
+          <w:tcPr>
+            <w:tcW w:w="1250" w:type="pct"/>
+            <w:vAlign w:val="center"/>
+          </w:tcPr>
+          <w:p>
+            <w:pPr>
+              <w:spacing w:line="240" w:lineRule="auto"/>
+              <w:rPr>
+                <w:b/>
+                <w:sz w:val="16"/>
+              </w:rPr>
+            </w:pPr>
+            <w:r>
+              <w:rPr>
+                <w:b/>
+                <w:sz w:val="16"/>
+              </w:rPr>
+              <w:t>Reliability evidence</w:t>
+            </w:r>
+          </w:p>
+        </w:tc>
+        <w:tc>
+          <w:tcPr>
+            <w:tcW w:w="1250" w:type="pct"/>
+            <w:vAlign w:val="center"/>
+          </w:tcPr>
+          <w:p>
+            <w:pPr>
+              <w:spacing w:line="240" w:lineRule="auto"/>
+              <w:rPr>
+                <w:b/>
+                <w:sz w:val="16"/>
+              </w:rPr>
+            </w:pPr>
+            <w:r>
+              <w:rPr>
+                <w:b/>
+                <w:sz w:val="16"/>
+              </w:rPr>
+              <w:t>Percent agreement and kappa or alpha where appropriate</w:t>
+            </w:r>
+          </w:p>
+        </w:tc>
+        <w:tc>
+          <w:tcPr>
+            <w:tcW w:w="1250" w:type="pct"/>
+            <w:vAlign w:val="center"/>
+          </w:tcPr>
+          <w:p>
+            <w:pPr>
+              <w:spacing w:line="240" w:lineRule="auto"/>
+              <w:rPr>
+                <w:b/>
+                <w:sz w:val="16"/>
+              </w:rPr>
+            </w:pPr>
+            <w:r>
+              <w:rPr>
+                <w:b/>
+                <w:sz w:val="16"/>
+              </w:rPr>
+              <w:t>Same plus disagreement taxonomy</w:t>
+            </w:r>
+          </w:p>
+        </w:tc>
+        <w:tc>
+          <w:tcPr>
+            <w:tcW w:w="1250" w:type="pct"/>
+            <w:vAlign w:val="center"/>
+          </w:tcPr>
+          <w:p>
+            <w:pPr>
+              <w:spacing w:line="240" w:lineRule="auto"/>
+              <w:rPr>
+                <w:b/>
+                <w:sz w:val="16"/>
+              </w:rPr>
+            </w:pPr>
+            <w:r>
+              <w:rPr>
+                <w:b/>
+                <w:sz w:val="16"/>
+              </w:rPr>
+              <w:t>Makes audit-valid coding reviewer-evaluable</w:t>
+            </w:r>
+          </w:p>
+        </w:tc>
+      </w:tr>
+      <w:tr>
+        <w:tblPrEx>
+          <w:tblCellMar>
+            <w:top w:w="0" w:type="dxa"/>
+            <w:bottom w:w="0" w:type="dxa"/>
+          </w:tblCellMar>
+        </w:tblPrEx>
+        <w:tc>
+          <w:tcPr>
+            <w:tcW w:w="1250" w:type="pct"/>
+            <w:vAlign w:val="center"/>
+          </w:tcPr>
+          <w:p>
+            <w:pPr>
+              <w:spacing w:line="240" w:lineRule="auto"/>
+              <w:rPr>
+                <w:b/>
+                <w:sz w:val="16"/>
+              </w:rPr>
+            </w:pPr>
+            <w:r>
+              <w:rPr>
+                <w:b/>
+                <w:sz w:val="16"/>
+              </w:rPr>
+              <w:t>Statistical structure</w:t>
+            </w:r>
+          </w:p>
+        </w:tc>
+        <w:tc>
+          <w:tcPr>
+            <w:tcW w:w="1250" w:type="pct"/>
+            <w:vAlign w:val="center"/>
+          </w:tcPr>
+          <w:p>
+            <w:pPr>
+              <w:spacing w:line="240" w:lineRule="auto"/>
+              <w:rPr>
+                <w:b/>
+                <w:sz w:val="16"/>
+              </w:rPr>
+            </w:pPr>
+            <w:r>
+              <w:rPr>
+                <w:b/>
+                <w:sz w:val="16"/>
+              </w:rPr>
+              <w:t>Claims nested within task outputs and filers</w:t>
+            </w:r>
+          </w:p>
+        </w:tc>
+        <w:tc>
+          <w:tcPr>
+            <w:tcW w:w="1250" w:type="pct"/>
+            <w:vAlign w:val="center"/>
+          </w:tcPr>
+          <w:p>
+            <w:pPr>
+              <w:spacing w:line="240" w:lineRule="auto"/>
+              <w:rPr>
+                <w:b/>
+                <w:sz w:val="16"/>
+              </w:rPr>
+            </w:pPr>
+            <w:r>
+              <w:rPr>
+                <w:b/>
+                <w:sz w:val="16"/>
+              </w:rPr>
+              <w:t>Mixed or clustered models plus sensitivity tables</w:t>
+            </w:r>
+          </w:p>
+        </w:tc>
+        <w:tc>
+          <w:tcPr>
+            <w:tcW w:w="1250" w:type="pct"/>
+            <w:vAlign w:val="center"/>
+          </w:tcPr>
+          <w:p>
+            <w:pPr>
+              <w:spacing w:line="240" w:lineRule="auto"/>
+              <w:rPr>
+                <w:b/>
+                <w:sz w:val="16"/>
+              </w:rPr>
+            </w:pPr>
+            <w:r>
+              <w:rPr>
+                <w:b/>
+                <w:sz w:val="16"/>
+              </w:rPr>
+              <w:t>Avoids treating multiple claims from one output as independent</w:t>
+            </w:r>
+          </w:p>
+        </w:tc>
+      </w:tr>
+      <w:tr>
+        <w:tblPrEx>
+          <w:tblCellMar>
+            <w:top w:w="0" w:type="dxa"/>
+            <w:bottom w:w="0" w:type="dxa"/>
+          </w:tblCellMar>
+        </w:tblPrEx>
+        <w:tc>
+          <w:tcPr>
+            <w:tcW w:w="1250" w:type="pct"/>
+            <w:vAlign w:val="center"/>
+          </w:tcPr>
+          <w:p>
+            <w:pPr>
+              <w:spacing w:line="240" w:lineRule="auto"/>
+              <w:rPr>
+                <w:b/>
+                <w:sz w:val="16"/>
+              </w:rPr>
+            </w:pPr>
+            <w:r>
+              <w:rPr>
+                <w:b/>
+                <w:sz w:val="16"/>
+              </w:rPr>
+              <w:t>Primary outcomes</w:t>
+            </w:r>
+          </w:p>
+        </w:tc>
+        <w:tc>
+          <w:tcPr>
+            <w:tcW w:w="1250" w:type="pct"/>
+            <w:vAlign w:val="center"/>
+          </w:tcPr>
+          <w:p>
+            <w:pPr>
+              <w:spacing w:line="240" w:lineRule="auto"/>
+              <w:rPr>
+                <w:b/>
+                <w:sz w:val="16"/>
+              </w:rPr>
+            </w:pPr>
+            <w:r>
+              <w:rPr>
+                <w:b/>
+                <w:sz w:val="16"/>
+              </w:rPr>
+              <w:t>Source-reference validity, unsupported/overreaching claims, evidence-use type, construct-relevant retrieval coverage</w:t>
+            </w:r>
+          </w:p>
+        </w:tc>
+        <w:tc>
+          <w:tcPr>
+            <w:tcW w:w="1250" w:type="pct"/>
+            <w:vAlign w:val="center"/>
+          </w:tcPr>
+          <w:p>
+            <w:pPr>
+              <w:spacing w:line="240" w:lineRule="auto"/>
+              <w:rPr>
+                <w:b/>
+                <w:sz w:val="16"/>
+              </w:rPr>
+            </w:pPr>
+            <w:r>
+              <w:rPr>
+                <w:b/>
+                <w:sz w:val="16"/>
+              </w:rPr>
+              <w:t>Same plus pre-registered secondary outcomes</w:t>
+            </w:r>
+          </w:p>
+        </w:tc>
+        <w:tc>
+          <w:tcPr>
+            <w:tcW w:w="1250" w:type="pct"/>
+            <w:vAlign w:val="center"/>
+          </w:tcPr>
+          <w:p>
+            <w:pPr>
+              <w:spacing w:line="240" w:lineRule="auto"/>
+              <w:rPr>
+                <w:b/>
+                <w:sz w:val="16"/>
+              </w:rPr>
+            </w:pPr>
+            <w:r>
+              <w:rPr>
+                <w:b/>
+                <w:sz w:val="16"/>
+              </w:rPr>
+              <w:t>Aligns evidence with retrieval-environment validity rather than broad model quality</w:t>
+            </w:r>
+          </w:p>
+        </w:tc>
+      </w:tr>
+    </w:tbl>
+    <w:p>
+      <w:pPr>
+        <w:rPr>
+          <w:b/>
+        </w:rPr>
+      </w:pPr>
+    </w:p>
+    <w:p>
+      <w:r>
+        <w:t>The minimum design is not a universal sample-size rule. It is a design threshold based on the number of factors a model-validation claim would need to cover: retrieval condition, audit construct, filer, industry or reporting environment, prompt variation, retrieval variation, and expert-coded audit-validity judgments. Smaller samples may be appropriate for qualitative or protocol-validation claims; broader samples are necessary when researchers claim model-performance effects or failure-mode prevalence.</w:t>
+      </w:r>
+    </w:p>
+    <w:p>
+      <w:pPr>
+        <w:rPr>
+          <w:b/>
+        </w:rPr>
+      </w:pPr>
+      <w:r>
+        <w:rPr>
+          <w:b/>
+        </w:rPr>
+        <w:t>Appendix Table I1. Context-Volume Diagnostics By Retrieval Condition</w:t>
+      </w:r>
+    </w:p>
+    <w:tbl>
+      <w:tblPr>
+        <w:tblW w:w="5000" w:type="pct"/>
+        <w:tblBorders>
+          <w:top w:val="single" w:sz="4" w:space="0" w:color="auto"/>
+          <w:left w:val="single" w:sz="4" w:space="0" w:color="auto"/>
+          <w:bottom w:val="single" w:sz="4" w:space="0" w:color="auto"/>
+          <w:right w:val="single" w:sz="4" w:space="0" w:color="auto"/>
+          <w:insideH w:val="single" w:sz="4" w:space="0" w:color="auto"/>
+          <w:insideV w:val="single" w:sz="4" w:space="0" w:color="auto"/>
+        </w:tblBorders>
+        <w:tblLook w:val="0000" w:firstRow="0" w:lastRow="0" w:firstColumn="0" w:lastColumn="0" w:noHBand="0" w:noVBand="0"/>
+      </w:tblPr>
+      <w:tblGrid>
+        <w:gridCol w:w="935"/>
+        <w:gridCol w:w="935"/>
+        <w:gridCol w:w="935"/>
+        <w:gridCol w:w="935"/>
+        <w:gridCol w:w="935"/>
+        <w:gridCol w:w="935"/>
+        <w:gridCol w:w="935"/>
+        <w:gridCol w:w="935"/>
+        <w:gridCol w:w="935"/>
+        <w:gridCol w:w="935"/>
+      </w:tblGrid>
+      <w:tr>
+        <w:tblPrEx>
+          <w:tblCellMar>
+            <w:top w:w="0" w:type="dxa"/>
+            <w:bottom w:w="0" w:type="dxa"/>
+          </w:tblCellMar>
+        </w:tblPrEx>
+        <w:trPr>
+          <w:tblHeader/>
+        </w:trPr>
+        <w:tc>
+          <w:tcPr>
+            <w:tcW w:w="500" w:type="pct"/>
+            <w:vAlign w:val="center"/>
+          </w:tcPr>
+          <w:p>
+            <w:pPr>
+              <w:spacing w:line="240" w:lineRule="auto"/>
+              <w:rPr>
+                <w:b/>
+                <w:sz w:val="16"/>
+              </w:rPr>
+            </w:pPr>
+            <w:r>
+              <w:rPr>
+                <w:b/>
+                <w:sz w:val="16"/>
+              </w:rPr>
+              <w:t>Condition</w:t>
+            </w:r>
+          </w:p>
+        </w:tc>
+        <w:tc>
+          <w:tcPr>
+            <w:tcW w:w="500" w:type="pct"/>
+            <w:vAlign w:val="center"/>
+          </w:tcPr>
+          <w:p>
+            <w:pPr>
+              <w:spacing w:line="240" w:lineRule="auto"/>
+              <w:rPr>
+                <w:b/>
+                <w:sz w:val="16"/>
+              </w:rPr>
+            </w:pPr>
+            <w:r>
+              <w:rPr>
+                <w:b/>
+                <w:sz w:val="16"/>
+              </w:rPr>
+              <w:t>Contexts</w:t>
+            </w:r>
+          </w:p>
+        </w:tc>
+        <w:tc>
+          <w:tcPr>
+            <w:tcW w:w="500" w:type="pct"/>
+            <w:vAlign w:val="center"/>
+          </w:tcPr>
+          <w:p>
+            <w:pPr>
+              <w:spacing w:line="240" w:lineRule="auto"/>
+              <w:rPr>
+                <w:b/>
+                <w:sz w:val="16"/>
+              </w:rPr>
+            </w:pPr>
+            <w:r>
+              <w:rPr>
+                <w:b/>
+                <w:sz w:val="16"/>
+              </w:rPr>
+              <w:t>Mean Context Words</w:t>
+            </w:r>
+          </w:p>
+        </w:tc>
+        <w:tc>
+          <w:tcPr>
+            <w:tcW w:w="500" w:type="pct"/>
+            <w:vAlign w:val="center"/>
+          </w:tcPr>
+          <w:p>
+            <w:pPr>
+              <w:spacing w:line="240" w:lineRule="auto"/>
+              <w:rPr>
+                <w:b/>
+                <w:sz w:val="16"/>
+              </w:rPr>
+            </w:pPr>
+            <w:r>
+              <w:rPr>
+                <w:b/>
+                <w:sz w:val="16"/>
+              </w:rPr>
+              <w:t>Median</w:t>
+            </w:r>
+          </w:p>
+        </w:tc>
+        <w:tc>
+          <w:tcPr>
+            <w:tcW w:w="500" w:type="pct"/>
+            <w:vAlign w:val="center"/>
+          </w:tcPr>
+          <w:p>
+            <w:pPr>
+              <w:spacing w:line="240" w:lineRule="auto"/>
+              <w:rPr>
+                <w:b/>
+                <w:sz w:val="16"/>
+              </w:rPr>
+            </w:pPr>
+            <w:r>
+              <w:rPr>
+                <w:b/>
+                <w:sz w:val="16"/>
+              </w:rPr>
+              <w:t>Min</w:t>
+            </w:r>
+          </w:p>
+        </w:tc>
+        <w:tc>
+          <w:tcPr>
+            <w:tcW w:w="500" w:type="pct"/>
+            <w:vAlign w:val="center"/>
+          </w:tcPr>
+          <w:p>
+            <w:pPr>
+              <w:spacing w:line="240" w:lineRule="auto"/>
+              <w:rPr>
+                <w:b/>
+                <w:sz w:val="16"/>
+              </w:rPr>
+            </w:pPr>
+            <w:r>
+              <w:rPr>
+                <w:b/>
+                <w:sz w:val="16"/>
+              </w:rPr>
+              <w:t>Max</w:t>
+            </w:r>
+          </w:p>
+        </w:tc>
+        <w:tc>
+          <w:tcPr>
+            <w:tcW w:w="500" w:type="pct"/>
+            <w:vAlign w:val="center"/>
+          </w:tcPr>
+          <w:p>
+            <w:pPr>
+              <w:spacing w:line="240" w:lineRule="auto"/>
+              <w:rPr>
+                <w:b/>
+                <w:sz w:val="16"/>
+              </w:rPr>
+            </w:pPr>
+            <w:r>
+              <w:rPr>
+                <w:b/>
+                <w:sz w:val="16"/>
+              </w:rPr>
+              <w:t>Mean Prompt Words</w:t>
+            </w:r>
+          </w:p>
+        </w:tc>
+        <w:tc>
+          <w:tcPr>
+            <w:tcW w:w="500" w:type="pct"/>
+            <w:vAlign w:val="center"/>
+          </w:tcPr>
+          <w:p>
+            <w:pPr>
+              <w:spacing w:line="240" w:lineRule="auto"/>
+              <w:rPr>
+                <w:b/>
+                <w:sz w:val="16"/>
+              </w:rPr>
+            </w:pPr>
+            <w:r>
+              <w:rPr>
+                <w:b/>
+                <w:sz w:val="16"/>
+              </w:rPr>
+              <w:t>Mean Text Chunks</w:t>
+            </w:r>
+          </w:p>
+        </w:tc>
+        <w:tc>
+          <w:tcPr>
+            <w:tcW w:w="500" w:type="pct"/>
+            <w:vAlign w:val="center"/>
+          </w:tcPr>
+          <w:p>
+            <w:pPr>
+              <w:spacing w:line="240" w:lineRule="auto"/>
+              <w:rPr>
+                <w:b/>
+                <w:sz w:val="16"/>
+              </w:rPr>
+            </w:pPr>
+            <w:r>
+              <w:rPr>
+                <w:b/>
+                <w:sz w:val="16"/>
+              </w:rPr>
+              <w:t>Mean XBRL Facts</w:t>
+            </w:r>
+          </w:p>
+        </w:tc>
+        <w:tc>
+          <w:tcPr>
+            <w:tcW w:w="500" w:type="pct"/>
+            <w:vAlign w:val="center"/>
+          </w:tcPr>
+          <w:p>
+            <w:pPr>
+              <w:spacing w:line="240" w:lineRule="auto"/>
+              <w:rPr>
+                <w:b/>
+                <w:sz w:val="16"/>
+              </w:rPr>
+            </w:pPr>
+            <w:r>
+              <w:rPr>
+                <w:b/>
+                <w:sz w:val="16"/>
+              </w:rPr>
+              <w:t>Mean XBRL Paths</w:t>
+            </w:r>
+          </w:p>
+        </w:tc>
+      </w:tr>
+      <w:tr>
+        <w:tblPrEx>
+          <w:tblCellMar>
+            <w:top w:w="0" w:type="dxa"/>
+            <w:bottom w:w="0" w:type="dxa"/>
+          </w:tblCellMar>
+        </w:tblPrEx>
+        <w:tc>
+          <w:tcPr>
+            <w:tcW w:w="500" w:type="pct"/>
+            <w:vAlign w:val="center"/>
+          </w:tcPr>
+          <w:p>
+            <w:pPr>
+              <w:spacing w:line="240" w:lineRule="auto"/>
+              <w:rPr>
+                <w:b/>
+                <w:sz w:val="16"/>
+              </w:rPr>
+            </w:pPr>
+            <w:r>
+              <w:rPr>
+                <w:b/>
+                <w:sz w:val="16"/>
+              </w:rPr>
+              <w:t>Hybrid</w:t>
+            </w:r>
+          </w:p>
+        </w:tc>
+        <w:tc>
+          <w:tcPr>
+            <w:tcW w:w="500" w:type="pct"/>
+            <w:vAlign w:val="center"/>
+          </w:tcPr>
+          <w:p>
+            <w:pPr>
+              <w:spacing w:line="240" w:lineRule="auto"/>
+              <w:rPr>
+                <w:b/>
+                <w:sz w:val="16"/>
+              </w:rPr>
+            </w:pPr>
+            <w:r>
+              <w:rPr>
+                <w:b/>
+                <w:sz w:val="16"/>
+              </w:rPr>
+              <w:t>18</w:t>
+            </w:r>
+          </w:p>
+        </w:tc>
+        <w:tc>
+          <w:tcPr>
+            <w:tcW w:w="500" w:type="pct"/>
+            <w:vAlign w:val="center"/>
+          </w:tcPr>
+          <w:p>
+            <w:pPr>
+              <w:spacing w:line="240" w:lineRule="auto"/>
+              <w:rPr>
+                <w:b/>
+                <w:sz w:val="16"/>
+              </w:rPr>
+            </w:pPr>
+            <w:r>
+              <w:rPr>
+                <w:b/>
+                <w:sz w:val="16"/>
+              </w:rPr>
+              <w:t>691.3</w:t>
+            </w:r>
+          </w:p>
+        </w:tc>
+        <w:tc>
+          <w:tcPr>
+            <w:tcW w:w="500" w:type="pct"/>
+            <w:vAlign w:val="center"/>
+          </w:tcPr>
+          <w:p>
+            <w:pPr>
+              <w:spacing w:line="240" w:lineRule="auto"/>
+              <w:rPr>
+                <w:b/>
+                <w:sz w:val="16"/>
+              </w:rPr>
+            </w:pPr>
+            <w:r>
+              <w:rPr>
+                <w:b/>
+                <w:sz w:val="16"/>
+              </w:rPr>
+              <w:t>718.5</w:t>
+            </w:r>
+          </w:p>
+        </w:tc>
+        <w:tc>
+          <w:tcPr>
+            <w:tcW w:w="500" w:type="pct"/>
+            <w:vAlign w:val="center"/>
+          </w:tcPr>
+          <w:p>
+            <w:pPr>
+              <w:spacing w:line="240" w:lineRule="auto"/>
+              <w:rPr>
+                <w:b/>
+                <w:sz w:val="16"/>
+              </w:rPr>
+            </w:pPr>
+            <w:r>
+              <w:rPr>
+                <w:b/>
+                <w:sz w:val="16"/>
+              </w:rPr>
+              <w:t>278</w:t>
+            </w:r>
+          </w:p>
+        </w:tc>
+        <w:tc>
+          <w:tcPr>
+            <w:tcW w:w="500" w:type="pct"/>
+            <w:vAlign w:val="center"/>
+          </w:tcPr>
+          <w:p>
+            <w:pPr>
+              <w:spacing w:line="240" w:lineRule="auto"/>
+              <w:rPr>
+                <w:b/>
+                <w:sz w:val="16"/>
+              </w:rPr>
+            </w:pPr>
+            <w:r>
+              <w:rPr>
+                <w:b/>
+                <w:sz w:val="16"/>
+              </w:rPr>
+              <w:t>885</w:t>
+            </w:r>
+          </w:p>
+        </w:tc>
+        <w:tc>
+          <w:tcPr>
+            <w:tcW w:w="500" w:type="pct"/>
+            <w:vAlign w:val="center"/>
+          </w:tcPr>
+          <w:p>
+            <w:pPr>
+              <w:spacing w:line="240" w:lineRule="auto"/>
+              <w:rPr>
+                <w:b/>
+                <w:sz w:val="16"/>
+              </w:rPr>
+            </w:pPr>
+            <w:r>
+              <w:rPr>
+                <w:b/>
+                <w:sz w:val="16"/>
+              </w:rPr>
+              <w:t>862.9</w:t>
+            </w:r>
+          </w:p>
+        </w:tc>
+        <w:tc>
+          <w:tcPr>
+            <w:tcW w:w="500" w:type="pct"/>
+            <w:vAlign w:val="center"/>
+          </w:tcPr>
+          <w:p>
+            <w:pPr>
+              <w:spacing w:line="240" w:lineRule="auto"/>
+              <w:rPr>
+                <w:b/>
+                <w:sz w:val="16"/>
+              </w:rPr>
+            </w:pPr>
+            <w:r>
+              <w:rPr>
+                <w:b/>
+                <w:sz w:val="16"/>
+              </w:rPr>
+              <w:t>5.0</w:t>
+            </w:r>
+          </w:p>
+        </w:tc>
+        <w:tc>
+          <w:tcPr>
+            <w:tcW w:w="500" w:type="pct"/>
+            <w:vAlign w:val="center"/>
+          </w:tcPr>
+          <w:p>
+            <w:pPr>
+              <w:spacing w:line="240" w:lineRule="auto"/>
+              <w:rPr>
+                <w:b/>
+                <w:sz w:val="16"/>
+              </w:rPr>
+            </w:pPr>
+            <w:r>
+              <w:rPr>
+                <w:b/>
+                <w:sz w:val="16"/>
+              </w:rPr>
+              <w:t>11.9</w:t>
+            </w:r>
+          </w:p>
+        </w:tc>
+        <w:tc>
+          <w:tcPr>
+            <w:tcW w:w="500" w:type="pct"/>
+            <w:vAlign w:val="center"/>
+          </w:tcPr>
+          <w:p>
+            <w:pPr>
+              <w:spacing w:line="240" w:lineRule="auto"/>
+              <w:rPr>
+                <w:b/>
+                <w:sz w:val="16"/>
+              </w:rPr>
+            </w:pPr>
+            <w:r>
+              <w:rPr>
+                <w:b/>
+                <w:sz w:val="16"/>
+              </w:rPr>
+              <w:t>8.9</w:t>
+            </w:r>
+          </w:p>
+        </w:tc>
+      </w:tr>
+      <w:tr>
+        <w:tblPrEx>
+          <w:tblCellMar>
+            <w:top w:w="0" w:type="dxa"/>
+            <w:bottom w:w="0" w:type="dxa"/>
+          </w:tblCellMar>
+        </w:tblPrEx>
+        <w:tc>
+          <w:tcPr>
+            <w:tcW w:w="500" w:type="pct"/>
+            <w:vAlign w:val="center"/>
+          </w:tcPr>
+          <w:p>
+            <w:pPr>
+              <w:spacing w:line="240" w:lineRule="auto"/>
+              <w:rPr>
+                <w:b/>
+                <w:sz w:val="16"/>
+              </w:rPr>
+            </w:pPr>
+            <w:r>
+              <w:rPr>
+                <w:b/>
+                <w:sz w:val="16"/>
+              </w:rPr>
+              <w:t>LLM-only</w:t>
+            </w:r>
+          </w:p>
+        </w:tc>
+        <w:tc>
+          <w:tcPr>
+            <w:tcW w:w="500" w:type="pct"/>
+            <w:vAlign w:val="center"/>
+          </w:tcPr>
+          <w:p>
+            <w:pPr>
+              <w:spacing w:line="240" w:lineRule="auto"/>
+              <w:rPr>
+                <w:b/>
+                <w:sz w:val="16"/>
+              </w:rPr>
+            </w:pPr>
+            <w:r>
+              <w:rPr>
+                <w:b/>
+                <w:sz w:val="16"/>
+              </w:rPr>
+              <w:t>18</w:t>
+            </w:r>
+          </w:p>
+        </w:tc>
+        <w:tc>
+          <w:tcPr>
+            <w:tcW w:w="500" w:type="pct"/>
+            <w:vAlign w:val="center"/>
+          </w:tcPr>
+          <w:p>
+            <w:pPr>
+              <w:spacing w:line="240" w:lineRule="auto"/>
+              <w:rPr>
+                <w:b/>
+                <w:sz w:val="16"/>
+              </w:rPr>
+            </w:pPr>
+            <w:r>
+              <w:rPr>
+                <w:b/>
+                <w:sz w:val="16"/>
+              </w:rPr>
+              <w:t>10.0</w:t>
+            </w:r>
+          </w:p>
+        </w:tc>
+        <w:tc>
+          <w:tcPr>
+            <w:tcW w:w="500" w:type="pct"/>
+            <w:vAlign w:val="center"/>
+          </w:tcPr>
+          <w:p>
+            <w:pPr>
+              <w:spacing w:line="240" w:lineRule="auto"/>
+              <w:rPr>
+                <w:b/>
+                <w:sz w:val="16"/>
+              </w:rPr>
+            </w:pPr>
+            <w:r>
+              <w:rPr>
+                <w:b/>
+                <w:sz w:val="16"/>
+              </w:rPr>
+              <w:t>10.0</w:t>
+            </w:r>
+          </w:p>
+        </w:tc>
+        <w:tc>
+          <w:tcPr>
+            <w:tcW w:w="500" w:type="pct"/>
+            <w:vAlign w:val="center"/>
+          </w:tcPr>
+          <w:p>
+            <w:pPr>
+              <w:spacing w:line="240" w:lineRule="auto"/>
+              <w:rPr>
+                <w:b/>
+                <w:sz w:val="16"/>
+              </w:rPr>
+            </w:pPr>
+            <w:r>
+              <w:rPr>
+                <w:b/>
+                <w:sz w:val="16"/>
+              </w:rPr>
+              <w:t>10</w:t>
+            </w:r>
+          </w:p>
+        </w:tc>
+        <w:tc>
+          <w:tcPr>
+            <w:tcW w:w="500" w:type="pct"/>
+            <w:vAlign w:val="center"/>
+          </w:tcPr>
+          <w:p>
+            <w:pPr>
+              <w:spacing w:line="240" w:lineRule="auto"/>
+              <w:rPr>
+                <w:b/>
+                <w:sz w:val="16"/>
+              </w:rPr>
+            </w:pPr>
+            <w:r>
+              <w:rPr>
+                <w:b/>
+                <w:sz w:val="16"/>
+              </w:rPr>
+              <w:t>10</w:t>
+            </w:r>
+          </w:p>
+        </w:tc>
+        <w:tc>
+          <w:tcPr>
+            <w:tcW w:w="500" w:type="pct"/>
+            <w:vAlign w:val="center"/>
+          </w:tcPr>
+          <w:p>
+            <w:pPr>
+              <w:spacing w:line="240" w:lineRule="auto"/>
+              <w:rPr>
+                <w:b/>
+                <w:sz w:val="16"/>
+              </w:rPr>
+            </w:pPr>
+            <w:r>
+              <w:rPr>
+                <w:b/>
+                <w:sz w:val="16"/>
+              </w:rPr>
+              <w:t>181.6</w:t>
+            </w:r>
+          </w:p>
+        </w:tc>
+        <w:tc>
+          <w:tcPr>
+            <w:tcW w:w="500" w:type="pct"/>
+            <w:vAlign w:val="center"/>
+          </w:tcPr>
+          <w:p>
+            <w:pPr>
+              <w:spacing w:line="240" w:lineRule="auto"/>
+              <w:rPr>
+                <w:b/>
+                <w:sz w:val="16"/>
+              </w:rPr>
+            </w:pPr>
+            <w:r>
+              <w:rPr>
+                <w:b/>
+                <w:sz w:val="16"/>
+              </w:rPr>
+              <w:t>0.0</w:t>
+            </w:r>
+          </w:p>
+        </w:tc>
+        <w:tc>
+          <w:tcPr>
+            <w:tcW w:w="500" w:type="pct"/>
+            <w:vAlign w:val="center"/>
+          </w:tcPr>
+          <w:p>
+            <w:pPr>
+              <w:spacing w:line="240" w:lineRule="auto"/>
+              <w:rPr>
+                <w:b/>
+                <w:sz w:val="16"/>
+              </w:rPr>
+            </w:pPr>
+            <w:r>
+              <w:rPr>
+                <w:b/>
+                <w:sz w:val="16"/>
+              </w:rPr>
+              <w:t>0.0</w:t>
+            </w:r>
+          </w:p>
+        </w:tc>
+        <w:tc>
+          <w:tcPr>
+            <w:tcW w:w="500" w:type="pct"/>
+            <w:vAlign w:val="center"/>
+          </w:tcPr>
+          <w:p>
+            <w:pPr>
+              <w:spacing w:line="240" w:lineRule="auto"/>
+              <w:rPr>
+                <w:b/>
+                <w:sz w:val="16"/>
+              </w:rPr>
+            </w:pPr>
+            <w:r>
+              <w:rPr>
+                <w:b/>
+                <w:sz w:val="16"/>
+              </w:rPr>
+              <w:t>0.0</w:t>
+            </w:r>
+          </w:p>
+        </w:tc>
+      </w:tr>
+      <w:tr>
+        <w:tblPrEx>
+          <w:tblCellMar>
+            <w:top w:w="0" w:type="dxa"/>
+            <w:bottom w:w="0" w:type="dxa"/>
+          </w:tblCellMar>
+        </w:tblPrEx>
+        <w:tc>
+          <w:tcPr>
+            <w:tcW w:w="500" w:type="pct"/>
+            <w:vAlign w:val="center"/>
+          </w:tcPr>
+          <w:p>
+            <w:pPr>
+              <w:spacing w:line="240" w:lineRule="auto"/>
+              <w:rPr>
+                <w:b/>
+                <w:sz w:val="16"/>
+              </w:rPr>
+            </w:pPr>
+            <w:r>
+              <w:rPr>
+                <w:b/>
+                <w:sz w:val="16"/>
+              </w:rPr>
+              <w:t>Text</w:t>
+            </w:r>
+          </w:p>
+        </w:tc>
+        <w:tc>
+          <w:tcPr>
+            <w:tcW w:w="500" w:type="pct"/>
+            <w:vAlign w:val="center"/>
+          </w:tcPr>
+          <w:p>
+            <w:pPr>
+              <w:spacing w:line="240" w:lineRule="auto"/>
+              <w:rPr>
+                <w:b/>
+                <w:sz w:val="16"/>
+              </w:rPr>
+            </w:pPr>
+            <w:r>
+              <w:rPr>
+                <w:b/>
+                <w:sz w:val="16"/>
+              </w:rPr>
+              <w:t>18</w:t>
+            </w:r>
+          </w:p>
+        </w:tc>
+        <w:tc>
+          <w:tcPr>
+            <w:tcW w:w="500" w:type="pct"/>
+            <w:vAlign w:val="center"/>
+          </w:tcPr>
+          <w:p>
+            <w:pPr>
+              <w:spacing w:line="240" w:lineRule="auto"/>
+              <w:rPr>
+                <w:b/>
+                <w:sz w:val="16"/>
+              </w:rPr>
+            </w:pPr>
+            <w:r>
+              <w:rPr>
+                <w:b/>
+                <w:sz w:val="16"/>
+              </w:rPr>
+              <w:t>602.6</w:t>
+            </w:r>
+          </w:p>
+        </w:tc>
+        <w:tc>
+          <w:tcPr>
+            <w:tcW w:w="500" w:type="pct"/>
+            <w:vAlign w:val="center"/>
+          </w:tcPr>
+          <w:p>
+            <w:pPr>
+              <w:spacing w:line="240" w:lineRule="auto"/>
+              <w:rPr>
+                <w:b/>
+                <w:sz w:val="16"/>
+              </w:rPr>
+            </w:pPr>
+            <w:r>
+              <w:rPr>
+                <w:b/>
+                <w:sz w:val="16"/>
+              </w:rPr>
+              <w:t>594.0</w:t>
+            </w:r>
+          </w:p>
+        </w:tc>
+        <w:tc>
+          <w:tcPr>
+            <w:tcW w:w="500" w:type="pct"/>
+            <w:vAlign w:val="center"/>
+          </w:tcPr>
+          <w:p>
+            <w:pPr>
+              <w:spacing w:line="240" w:lineRule="auto"/>
+              <w:rPr>
+                <w:b/>
+                <w:sz w:val="16"/>
+              </w:rPr>
+            </w:pPr>
+            <w:r>
+              <w:rPr>
+                <w:b/>
+                <w:sz w:val="16"/>
+              </w:rPr>
+              <w:t>249</w:t>
+            </w:r>
+          </w:p>
+        </w:tc>
+        <w:tc>
+          <w:tcPr>
+            <w:tcW w:w="500" w:type="pct"/>
+            <w:vAlign w:val="center"/>
+          </w:tcPr>
+          <w:p>
+            <w:pPr>
+              <w:spacing w:line="240" w:lineRule="auto"/>
+              <w:rPr>
+                <w:b/>
+                <w:sz w:val="16"/>
+              </w:rPr>
+            </w:pPr>
+            <w:r>
+              <w:rPr>
+                <w:b/>
+                <w:sz w:val="16"/>
+              </w:rPr>
+              <w:t>929</w:t>
+            </w:r>
+          </w:p>
+        </w:tc>
+        <w:tc>
+          <w:tcPr>
+            <w:tcW w:w="500" w:type="pct"/>
+            <w:vAlign w:val="center"/>
+          </w:tcPr>
+          <w:p>
+            <w:pPr>
+              <w:spacing w:line="240" w:lineRule="auto"/>
+              <w:rPr>
+                <w:b/>
+                <w:sz w:val="16"/>
+              </w:rPr>
+            </w:pPr>
+            <w:r>
+              <w:rPr>
+                <w:b/>
+                <w:sz w:val="16"/>
+              </w:rPr>
+              <w:t>774.2</w:t>
+            </w:r>
+          </w:p>
+        </w:tc>
+        <w:tc>
+          <w:tcPr>
+            <w:tcW w:w="500" w:type="pct"/>
+            <w:vAlign w:val="center"/>
+          </w:tcPr>
+          <w:p>
+            <w:pPr>
+              <w:spacing w:line="240" w:lineRule="auto"/>
+              <w:rPr>
+                <w:b/>
+                <w:sz w:val="16"/>
+              </w:rPr>
+            </w:pPr>
+            <w:r>
+              <w:rPr>
+                <w:b/>
+                <w:sz w:val="16"/>
+              </w:rPr>
+              <w:t>5.0</w:t>
+            </w:r>
+          </w:p>
+        </w:tc>
+        <w:tc>
+          <w:tcPr>
+            <w:tcW w:w="500" w:type="pct"/>
+            <w:vAlign w:val="center"/>
+          </w:tcPr>
+          <w:p>
+            <w:pPr>
+              <w:spacing w:line="240" w:lineRule="auto"/>
+              <w:rPr>
+                <w:b/>
+                <w:sz w:val="16"/>
+              </w:rPr>
+            </w:pPr>
+            <w:r>
+              <w:rPr>
+                <w:b/>
+                <w:sz w:val="16"/>
+              </w:rPr>
+              <w:t>0.0</w:t>
+            </w:r>
+          </w:p>
+        </w:tc>
+        <w:tc>
+          <w:tcPr>
+            <w:tcW w:w="500" w:type="pct"/>
+            <w:vAlign w:val="center"/>
+          </w:tcPr>
+          <w:p>
+            <w:pPr>
+              <w:spacing w:line="240" w:lineRule="auto"/>
+              <w:rPr>
+                <w:b/>
+                <w:sz w:val="16"/>
+              </w:rPr>
+            </w:pPr>
+            <w:r>
+              <w:rPr>
+                <w:b/>
+                <w:sz w:val="16"/>
+              </w:rPr>
+              <w:t>0.0</w:t>
+            </w:r>
+          </w:p>
+        </w:tc>
+      </w:tr>
+      <w:tr>
+        <w:tblPrEx>
+          <w:tblCellMar>
+            <w:top w:w="0" w:type="dxa"/>
+            <w:bottom w:w="0" w:type="dxa"/>
+          </w:tblCellMar>
+        </w:tblPrEx>
+        <w:tc>
+          <w:tcPr>
+            <w:tcW w:w="500" w:type="pct"/>
+            <w:vAlign w:val="center"/>
+          </w:tcPr>
+          <w:p>
+            <w:pPr>
+              <w:spacing w:line="240" w:lineRule="auto"/>
+              <w:rPr>
+                <w:b/>
+                <w:sz w:val="16"/>
+              </w:rPr>
+            </w:pPr>
+            <w:r>
+              <w:rPr>
+                <w:b/>
+                <w:sz w:val="16"/>
+              </w:rPr>
+              <w:t>XBRL</w:t>
+            </w:r>
+          </w:p>
+        </w:tc>
+        <w:tc>
+          <w:tcPr>
+            <w:tcW w:w="500" w:type="pct"/>
+            <w:vAlign w:val="center"/>
+          </w:tcPr>
+          <w:p>
+            <w:pPr>
+              <w:spacing w:line="240" w:lineRule="auto"/>
+              <w:rPr>
+                <w:b/>
+                <w:sz w:val="16"/>
+              </w:rPr>
+            </w:pPr>
+            <w:r>
+              <w:rPr>
+                <w:b/>
+                <w:sz w:val="16"/>
+              </w:rPr>
+              <w:t>18</w:t>
+            </w:r>
+          </w:p>
+        </w:tc>
+        <w:tc>
+          <w:tcPr>
+            <w:tcW w:w="500" w:type="pct"/>
+            <w:vAlign w:val="center"/>
+          </w:tcPr>
+          <w:p>
+            <w:pPr>
+              <w:spacing w:line="240" w:lineRule="auto"/>
+              <w:rPr>
+                <w:b/>
+                <w:sz w:val="16"/>
+              </w:rPr>
+            </w:pPr>
+            <w:r>
+              <w:rPr>
+                <w:b/>
+                <w:sz w:val="16"/>
+              </w:rPr>
+              <w:t>524.2</w:t>
+            </w:r>
+          </w:p>
+        </w:tc>
+        <w:tc>
+          <w:tcPr>
+            <w:tcW w:w="500" w:type="pct"/>
+            <w:vAlign w:val="center"/>
+          </w:tcPr>
+          <w:p>
+            <w:pPr>
+              <w:spacing w:line="240" w:lineRule="auto"/>
+              <w:rPr>
+                <w:b/>
+                <w:sz w:val="16"/>
+              </w:rPr>
+            </w:pPr>
+            <w:r>
+              <w:rPr>
+                <w:b/>
+                <w:sz w:val="16"/>
+              </w:rPr>
+              <w:t>542.5</w:t>
+            </w:r>
+          </w:p>
+        </w:tc>
+        <w:tc>
+          <w:tcPr>
+            <w:tcW w:w="500" w:type="pct"/>
+            <w:vAlign w:val="center"/>
+          </w:tcPr>
+          <w:p>
+            <w:pPr>
+              <w:spacing w:line="240" w:lineRule="auto"/>
+              <w:rPr>
+                <w:b/>
+                <w:sz w:val="16"/>
+              </w:rPr>
+            </w:pPr>
+            <w:r>
+              <w:rPr>
+                <w:b/>
+                <w:sz w:val="16"/>
+              </w:rPr>
+              <w:t>192</w:t>
+            </w:r>
+          </w:p>
+        </w:tc>
+        <w:tc>
+          <w:tcPr>
+            <w:tcW w:w="500" w:type="pct"/>
+            <w:vAlign w:val="center"/>
+          </w:tcPr>
+          <w:p>
+            <w:pPr>
+              <w:spacing w:line="240" w:lineRule="auto"/>
+              <w:rPr>
+                <w:b/>
+                <w:sz w:val="16"/>
+              </w:rPr>
+            </w:pPr>
+            <w:r>
+              <w:rPr>
+                <w:b/>
+                <w:sz w:val="16"/>
+              </w:rPr>
+              <w:t>666</w:t>
+            </w:r>
+          </w:p>
+        </w:tc>
+        <w:tc>
+          <w:tcPr>
+            <w:tcW w:w="500" w:type="pct"/>
+            <w:vAlign w:val="center"/>
+          </w:tcPr>
+          <w:p>
+            <w:pPr>
+              <w:spacing w:line="240" w:lineRule="auto"/>
+              <w:rPr>
+                <w:b/>
+                <w:sz w:val="16"/>
+              </w:rPr>
+            </w:pPr>
+            <w:r>
+              <w:rPr>
+                <w:b/>
+                <w:sz w:val="16"/>
+              </w:rPr>
+              <w:t>695.8</w:t>
+            </w:r>
+          </w:p>
+        </w:tc>
+        <w:tc>
+          <w:tcPr>
+            <w:tcW w:w="500" w:type="pct"/>
+            <w:vAlign w:val="center"/>
+          </w:tcPr>
+          <w:p>
+            <w:pPr>
+              <w:spacing w:line="240" w:lineRule="auto"/>
+              <w:rPr>
+                <w:b/>
+                <w:sz w:val="16"/>
+              </w:rPr>
+            </w:pPr>
+            <w:r>
+              <w:rPr>
+                <w:b/>
+                <w:sz w:val="16"/>
+              </w:rPr>
+              <w:t>0.0</w:t>
+            </w:r>
+          </w:p>
+        </w:tc>
+        <w:tc>
+          <w:tcPr>
+            <w:tcW w:w="500" w:type="pct"/>
+            <w:vAlign w:val="center"/>
+          </w:tcPr>
+          <w:p>
+            <w:pPr>
+              <w:spacing w:line="240" w:lineRule="auto"/>
+              <w:rPr>
+                <w:b/>
+                <w:sz w:val="16"/>
+              </w:rPr>
+            </w:pPr>
+            <w:r>
+              <w:rPr>
+                <w:b/>
+                <w:sz w:val="16"/>
+              </w:rPr>
+              <w:t>11.9</w:t>
+            </w:r>
+          </w:p>
+        </w:tc>
+        <w:tc>
+          <w:tcPr>
+            <w:tcW w:w="500" w:type="pct"/>
+            <w:vAlign w:val="center"/>
+          </w:tcPr>
+          <w:p>
+            <w:pPr>
+              <w:spacing w:line="240" w:lineRule="auto"/>
+              <w:rPr>
+                <w:b/>
+                <w:sz w:val="16"/>
+              </w:rPr>
+            </w:pPr>
+            <w:r>
+              <w:rPr>
+                <w:b/>
+                <w:sz w:val="16"/>
+              </w:rPr>
+              <w:t>8.9</w:t>
+            </w:r>
+          </w:p>
+        </w:tc>
+      </w:tr>
+    </w:tbl>
+    <w:p>
+      <w:pPr>
+        <w:rPr>
+          <w:b/>
+        </w:rPr>
+      </w:pPr>
+    </w:p>
+    <w:p>
+      <w:r>
+        <w:lastRenderedPageBreak/>
+        <w:t>The context-volume diagnostic makes separability concerns inspectable. Hybrid contexts contain both narrative chunks and structured facts/paths and therefore supply more total information on average than either single-source retrieval condition. Across the 18 hybrid contexts, the mean text/XBRL word-imbalance ratio is 1.37, the median is 1.32, and the maximum is 2.15. These values are reported as a Tier 1 transparency diagnostic. They do not constitute a matched-budget sensitivity test, but they identify the specific information-volume differences that Tier 2 model-validation studies should control.</w:t>
+      </w:r>
+    </w:p>
+    <w:p>
+      <w:pPr>
+        <w:rPr>
+          <w:b/>
+        </w:rPr>
+      </w:pPr>
+      <w:r>
+        <w:rPr>
+          <w:b/>
+        </w:rPr>
+        <w:t>Appendix Table I2. Source-Environment Perturbation Diagnostics</w:t>
+      </w:r>
+    </w:p>
+    <w:tbl>
+      <w:tblPr>
+        <w:tblW w:w="5000" w:type="pct"/>
+        <w:tblBorders>
+          <w:top w:val="single" w:sz="4" w:space="0" w:color="auto"/>
+          <w:left w:val="single" w:sz="4" w:space="0" w:color="auto"/>
+          <w:bottom w:val="single" w:sz="4" w:space="0" w:color="auto"/>
+          <w:right w:val="single" w:sz="4" w:space="0" w:color="auto"/>
+          <w:insideH w:val="single" w:sz="4" w:space="0" w:color="auto"/>
+          <w:insideV w:val="single" w:sz="4" w:space="0" w:color="auto"/>
+        </w:tblBorders>
+        <w:tblLook w:val="0000" w:firstRow="0" w:lastRow="0" w:firstColumn="0" w:lastColumn="0" w:noHBand="0" w:noVBand="0"/>
+      </w:tblPr>
+      <w:tblGrid>
+        <w:gridCol w:w="931"/>
+        <w:gridCol w:w="963"/>
+        <w:gridCol w:w="932"/>
+        <w:gridCol w:w="932"/>
+        <w:gridCol w:w="932"/>
+        <w:gridCol w:w="932"/>
+        <w:gridCol w:w="932"/>
+        <w:gridCol w:w="932"/>
+        <w:gridCol w:w="932"/>
+        <w:gridCol w:w="932"/>
+      </w:tblGrid>
+      <w:tr>
+        <w:tblPrEx>
+          <w:tblCellMar>
+            <w:top w:w="0" w:type="dxa"/>
+            <w:bottom w:w="0" w:type="dxa"/>
+          </w:tblCellMar>
+        </w:tblPrEx>
+        <w:trPr>
+          <w:tblHeader/>
+        </w:trPr>
+        <w:tc>
+          <w:tcPr>
+            <w:tcW w:w="500" w:type="pct"/>
+            <w:vAlign w:val="center"/>
+          </w:tcPr>
+          <w:p>
+            <w:pPr>
+              <w:spacing w:line="240" w:lineRule="auto"/>
+              <w:rPr>
+                <w:b/>
+                <w:sz w:val="16"/>
+              </w:rPr>
+            </w:pPr>
+            <w:r>
+              <w:rPr>
+                <w:b/>
+                <w:sz w:val="16"/>
+              </w:rPr>
+              <w:t>Variant Group</w:t>
+            </w:r>
+          </w:p>
+        </w:tc>
+        <w:tc>
+          <w:tcPr>
+            <w:tcW w:w="500" w:type="pct"/>
+            <w:vAlign w:val="center"/>
+          </w:tcPr>
+          <w:p>
+            <w:pPr>
+              <w:spacing w:line="240" w:lineRule="auto"/>
+              <w:rPr>
+                <w:b/>
+                <w:sz w:val="16"/>
+              </w:rPr>
+            </w:pPr>
+            <w:r>
+              <w:rPr>
+                <w:b/>
+                <w:sz w:val="16"/>
+              </w:rPr>
+              <w:t>Variant</w:t>
+            </w:r>
+          </w:p>
+        </w:tc>
+        <w:tc>
+          <w:tcPr>
+            <w:tcW w:w="500" w:type="pct"/>
+            <w:vAlign w:val="center"/>
+          </w:tcPr>
+          <w:p>
+            <w:pPr>
+              <w:spacing w:line="240" w:lineRule="auto"/>
+              <w:rPr>
+                <w:b/>
+                <w:sz w:val="16"/>
+              </w:rPr>
+            </w:pPr>
+            <w:r>
+              <w:rPr>
+                <w:b/>
+                <w:sz w:val="16"/>
+              </w:rPr>
+              <w:t>Cells</w:t>
+            </w:r>
+          </w:p>
+        </w:tc>
+        <w:tc>
+          <w:tcPr>
+            <w:tcW w:w="500" w:type="pct"/>
+            <w:vAlign w:val="center"/>
+          </w:tcPr>
+          <w:p>
+            <w:pPr>
+              <w:spacing w:line="240" w:lineRule="auto"/>
+              <w:rPr>
+                <w:b/>
+                <w:sz w:val="16"/>
+              </w:rPr>
+            </w:pPr>
+            <w:r>
+              <w:rPr>
+                <w:b/>
+                <w:sz w:val="16"/>
+              </w:rPr>
+              <w:t>Mean Jaccard</w:t>
+            </w:r>
+          </w:p>
+        </w:tc>
+        <w:tc>
+          <w:tcPr>
+            <w:tcW w:w="500" w:type="pct"/>
+            <w:vAlign w:val="center"/>
+          </w:tcPr>
+          <w:p>
+            <w:pPr>
+              <w:spacing w:line="240" w:lineRule="auto"/>
+              <w:rPr>
+                <w:b/>
+                <w:sz w:val="16"/>
+              </w:rPr>
+            </w:pPr>
+            <w:r>
+              <w:rPr>
+                <w:b/>
+                <w:sz w:val="16"/>
+              </w:rPr>
+              <w:t>Median Jaccard</w:t>
+            </w:r>
+          </w:p>
+        </w:tc>
+        <w:tc>
+          <w:tcPr>
+            <w:tcW w:w="500" w:type="pct"/>
+            <w:vAlign w:val="center"/>
+          </w:tcPr>
+          <w:p>
+            <w:pPr>
+              <w:spacing w:line="240" w:lineRule="auto"/>
+              <w:rPr>
+                <w:b/>
+                <w:sz w:val="16"/>
+              </w:rPr>
+            </w:pPr>
+            <w:r>
+              <w:rPr>
+                <w:b/>
+                <w:sz w:val="16"/>
+              </w:rPr>
+              <w:t>Mean Retained Share</w:t>
+            </w:r>
+          </w:p>
+        </w:tc>
+        <w:tc>
+          <w:tcPr>
+            <w:tcW w:w="500" w:type="pct"/>
+            <w:vAlign w:val="center"/>
+          </w:tcPr>
+          <w:p>
+            <w:pPr>
+              <w:spacing w:line="240" w:lineRule="auto"/>
+              <w:rPr>
+                <w:b/>
+                <w:sz w:val="16"/>
+              </w:rPr>
+            </w:pPr>
+            <w:r>
+              <w:rPr>
+                <w:b/>
+                <w:sz w:val="16"/>
+              </w:rPr>
+              <w:t>Mean Baseline Sources</w:t>
+            </w:r>
+          </w:p>
+        </w:tc>
+        <w:tc>
+          <w:tcPr>
+            <w:tcW w:w="500" w:type="pct"/>
+            <w:vAlign w:val="center"/>
+          </w:tcPr>
+          <w:p>
+            <w:pPr>
+              <w:spacing w:line="240" w:lineRule="auto"/>
+              <w:rPr>
+                <w:b/>
+                <w:sz w:val="16"/>
+              </w:rPr>
+            </w:pPr>
+            <w:r>
+              <w:rPr>
+                <w:b/>
+                <w:sz w:val="16"/>
+              </w:rPr>
+              <w:t>Mean Variant Sources</w:t>
+            </w:r>
+          </w:p>
+        </w:tc>
+        <w:tc>
+          <w:tcPr>
+            <w:tcW w:w="500" w:type="pct"/>
+            <w:vAlign w:val="center"/>
+          </w:tcPr>
+          <w:p>
+            <w:pPr>
+              <w:spacing w:line="240" w:lineRule="auto"/>
+              <w:rPr>
+                <w:b/>
+                <w:sz w:val="16"/>
+              </w:rPr>
+            </w:pPr>
+            <w:r>
+              <w:rPr>
+                <w:b/>
+                <w:sz w:val="16"/>
+              </w:rPr>
+              <w:t>Mean Added</w:t>
+            </w:r>
+          </w:p>
+        </w:tc>
+        <w:tc>
+          <w:tcPr>
+            <w:tcW w:w="500" w:type="pct"/>
+            <w:vAlign w:val="center"/>
+          </w:tcPr>
+          <w:p>
+            <w:pPr>
+              <w:spacing w:line="240" w:lineRule="auto"/>
+              <w:rPr>
+                <w:b/>
+                <w:sz w:val="16"/>
+              </w:rPr>
+            </w:pPr>
+            <w:r>
+              <w:rPr>
+                <w:b/>
+                <w:sz w:val="16"/>
+              </w:rPr>
+              <w:t>Mean Removed</w:t>
+            </w:r>
+          </w:p>
+        </w:tc>
+      </w:tr>
+      <w:tr>
+        <w:tblPrEx>
+          <w:tblCellMar>
+            <w:top w:w="0" w:type="dxa"/>
+            <w:bottom w:w="0" w:type="dxa"/>
+          </w:tblCellMar>
+        </w:tblPrEx>
+        <w:tc>
+          <w:tcPr>
+            <w:tcW w:w="500" w:type="pct"/>
+            <w:vAlign w:val="center"/>
+          </w:tcPr>
+          <w:p>
+            <w:pPr>
+              <w:spacing w:line="240" w:lineRule="auto"/>
+              <w:rPr>
+                <w:b/>
+                <w:sz w:val="16"/>
+              </w:rPr>
+            </w:pPr>
+            <w:r>
+              <w:rPr>
+                <w:b/>
+                <w:sz w:val="16"/>
+              </w:rPr>
+              <w:t>Text</w:t>
+            </w:r>
+          </w:p>
+        </w:tc>
+        <w:tc>
+          <w:tcPr>
+            <w:tcW w:w="500" w:type="pct"/>
+            <w:vAlign w:val="center"/>
+          </w:tcPr>
+          <w:p>
+            <w:pPr>
+              <w:spacing w:line="240" w:lineRule="auto"/>
+              <w:rPr>
+                <w:b/>
+                <w:sz w:val="16"/>
+              </w:rPr>
+            </w:pPr>
+            <w:r>
+              <w:rPr>
+                <w:b/>
+                <w:sz w:val="16"/>
+              </w:rPr>
+              <w:t>Top-3 chunks instead of top-5</w:t>
+            </w:r>
+          </w:p>
+        </w:tc>
+        <w:tc>
+          <w:tcPr>
+            <w:tcW w:w="500" w:type="pct"/>
+            <w:vAlign w:val="center"/>
+          </w:tcPr>
+          <w:p>
+            <w:pPr>
+              <w:spacing w:line="240" w:lineRule="auto"/>
+              <w:rPr>
+                <w:b/>
+                <w:sz w:val="16"/>
+              </w:rPr>
+            </w:pPr>
+            <w:r>
+              <w:rPr>
+                <w:b/>
+                <w:sz w:val="16"/>
+              </w:rPr>
+              <w:t>18</w:t>
+            </w:r>
+          </w:p>
+        </w:tc>
+        <w:tc>
+          <w:tcPr>
+            <w:tcW w:w="500" w:type="pct"/>
+            <w:vAlign w:val="center"/>
+          </w:tcPr>
+          <w:p>
+            <w:pPr>
+              <w:spacing w:line="240" w:lineRule="auto"/>
+              <w:rPr>
+                <w:b/>
+                <w:sz w:val="16"/>
+              </w:rPr>
+            </w:pPr>
+            <w:r>
+              <w:rPr>
+                <w:b/>
+                <w:sz w:val="16"/>
+              </w:rPr>
+              <w:t>0.600</w:t>
+            </w:r>
+          </w:p>
+        </w:tc>
+        <w:tc>
+          <w:tcPr>
+            <w:tcW w:w="500" w:type="pct"/>
+            <w:vAlign w:val="center"/>
+          </w:tcPr>
+          <w:p>
+            <w:pPr>
+              <w:spacing w:line="240" w:lineRule="auto"/>
+              <w:rPr>
+                <w:b/>
+                <w:sz w:val="16"/>
+              </w:rPr>
+            </w:pPr>
+            <w:r>
+              <w:rPr>
+                <w:b/>
+                <w:sz w:val="16"/>
+              </w:rPr>
+              <w:t>0.600</w:t>
+            </w:r>
+          </w:p>
+        </w:tc>
+        <w:tc>
+          <w:tcPr>
+            <w:tcW w:w="500" w:type="pct"/>
+            <w:vAlign w:val="center"/>
+          </w:tcPr>
+          <w:p>
+            <w:pPr>
+              <w:spacing w:line="240" w:lineRule="auto"/>
+              <w:rPr>
+                <w:b/>
+                <w:sz w:val="16"/>
+              </w:rPr>
+            </w:pPr>
+            <w:r>
+              <w:rPr>
+                <w:b/>
+                <w:sz w:val="16"/>
+              </w:rPr>
+              <w:t>0.600</w:t>
+            </w:r>
+          </w:p>
+        </w:tc>
+        <w:tc>
+          <w:tcPr>
+            <w:tcW w:w="500" w:type="pct"/>
+            <w:vAlign w:val="center"/>
+          </w:tcPr>
+          <w:p>
+            <w:pPr>
+              <w:spacing w:line="240" w:lineRule="auto"/>
+              <w:rPr>
+                <w:b/>
+                <w:sz w:val="16"/>
+              </w:rPr>
+            </w:pPr>
+            <w:r>
+              <w:rPr>
+                <w:b/>
+                <w:sz w:val="16"/>
+              </w:rPr>
+              <w:t>5.000</w:t>
+            </w:r>
+          </w:p>
+        </w:tc>
+        <w:tc>
+          <w:tcPr>
+            <w:tcW w:w="500" w:type="pct"/>
+            <w:vAlign w:val="center"/>
+          </w:tcPr>
+          <w:p>
+            <w:pPr>
+              <w:spacing w:line="240" w:lineRule="auto"/>
+              <w:rPr>
+                <w:b/>
+                <w:sz w:val="16"/>
+              </w:rPr>
+            </w:pPr>
+            <w:r>
+              <w:rPr>
+                <w:b/>
+                <w:sz w:val="16"/>
+              </w:rPr>
+              <w:t>3.000</w:t>
+            </w:r>
+          </w:p>
+        </w:tc>
+        <w:tc>
+          <w:tcPr>
+            <w:tcW w:w="500" w:type="pct"/>
+            <w:vAlign w:val="center"/>
+          </w:tcPr>
+          <w:p>
+            <w:pPr>
+              <w:spacing w:line="240" w:lineRule="auto"/>
+              <w:rPr>
+                <w:b/>
+                <w:sz w:val="16"/>
+              </w:rPr>
+            </w:pPr>
+            <w:r>
+              <w:rPr>
+                <w:b/>
+                <w:sz w:val="16"/>
+              </w:rPr>
+              <w:t>0.000</w:t>
+            </w:r>
+          </w:p>
+        </w:tc>
+        <w:tc>
+          <w:tcPr>
+            <w:tcW w:w="500" w:type="pct"/>
+            <w:vAlign w:val="center"/>
+          </w:tcPr>
+          <w:p>
+            <w:pPr>
+              <w:spacing w:line="240" w:lineRule="auto"/>
+              <w:rPr>
+                <w:b/>
+                <w:sz w:val="16"/>
+              </w:rPr>
+            </w:pPr>
+            <w:r>
+              <w:rPr>
+                <w:b/>
+                <w:sz w:val="16"/>
+              </w:rPr>
+              <w:t>2.000</w:t>
+            </w:r>
+          </w:p>
+        </w:tc>
+      </w:tr>
+      <w:tr>
+        <w:tblPrEx>
+          <w:tblCellMar>
+            <w:top w:w="0" w:type="dxa"/>
+            <w:bottom w:w="0" w:type="dxa"/>
+          </w:tblCellMar>
+        </w:tblPrEx>
+        <w:tc>
+          <w:tcPr>
+            <w:tcW w:w="500" w:type="pct"/>
+            <w:vAlign w:val="center"/>
+          </w:tcPr>
+          <w:p>
+            <w:pPr>
+              <w:spacing w:line="240" w:lineRule="auto"/>
+              <w:rPr>
+                <w:b/>
+                <w:sz w:val="16"/>
+              </w:rPr>
+            </w:pPr>
+            <w:r>
+              <w:rPr>
+                <w:b/>
+                <w:sz w:val="16"/>
+              </w:rPr>
+              <w:t>Text</w:t>
+            </w:r>
+          </w:p>
+        </w:tc>
+        <w:tc>
+          <w:tcPr>
+            <w:tcW w:w="500" w:type="pct"/>
+            <w:vAlign w:val="center"/>
+          </w:tcPr>
+          <w:p>
+            <w:pPr>
+              <w:spacing w:line="240" w:lineRule="auto"/>
+              <w:rPr>
+                <w:b/>
+                <w:sz w:val="16"/>
+              </w:rPr>
+            </w:pPr>
+            <w:r>
+              <w:rPr>
+                <w:b/>
+                <w:sz w:val="16"/>
+              </w:rPr>
+              <w:t>Top-8 chunks instead of top-5</w:t>
+            </w:r>
+          </w:p>
+        </w:tc>
+        <w:tc>
+          <w:tcPr>
+            <w:tcW w:w="500" w:type="pct"/>
+            <w:vAlign w:val="center"/>
+          </w:tcPr>
+          <w:p>
+            <w:pPr>
+              <w:spacing w:line="240" w:lineRule="auto"/>
+              <w:rPr>
+                <w:b/>
+                <w:sz w:val="16"/>
+              </w:rPr>
+            </w:pPr>
+            <w:r>
+              <w:rPr>
+                <w:b/>
+                <w:sz w:val="16"/>
+              </w:rPr>
+              <w:t>18</w:t>
+            </w:r>
+          </w:p>
+        </w:tc>
+        <w:tc>
+          <w:tcPr>
+            <w:tcW w:w="500" w:type="pct"/>
+            <w:vAlign w:val="center"/>
+          </w:tcPr>
+          <w:p>
+            <w:pPr>
+              <w:spacing w:line="240" w:lineRule="auto"/>
+              <w:rPr>
+                <w:b/>
+                <w:sz w:val="16"/>
+              </w:rPr>
+            </w:pPr>
+            <w:r>
+              <w:rPr>
+                <w:b/>
+                <w:sz w:val="16"/>
+              </w:rPr>
+              <w:t>0.625</w:t>
+            </w:r>
+          </w:p>
+        </w:tc>
+        <w:tc>
+          <w:tcPr>
+            <w:tcW w:w="500" w:type="pct"/>
+            <w:vAlign w:val="center"/>
+          </w:tcPr>
+          <w:p>
+            <w:pPr>
+              <w:spacing w:line="240" w:lineRule="auto"/>
+              <w:rPr>
+                <w:b/>
+                <w:sz w:val="16"/>
+              </w:rPr>
+            </w:pPr>
+            <w:r>
+              <w:rPr>
+                <w:b/>
+                <w:sz w:val="16"/>
+              </w:rPr>
+              <w:t>0.625</w:t>
+            </w:r>
+          </w:p>
+        </w:tc>
+        <w:tc>
+          <w:tcPr>
+            <w:tcW w:w="500" w:type="pct"/>
+            <w:vAlign w:val="center"/>
+          </w:tcPr>
+          <w:p>
+            <w:pPr>
+              <w:spacing w:line="240" w:lineRule="auto"/>
+              <w:rPr>
+                <w:b/>
+                <w:sz w:val="16"/>
+              </w:rPr>
+            </w:pPr>
+            <w:r>
+              <w:rPr>
+                <w:b/>
+                <w:sz w:val="16"/>
+              </w:rPr>
+              <w:t>1.000</w:t>
+            </w:r>
+          </w:p>
+        </w:tc>
+        <w:tc>
+          <w:tcPr>
+            <w:tcW w:w="500" w:type="pct"/>
+            <w:vAlign w:val="center"/>
+          </w:tcPr>
+          <w:p>
+            <w:pPr>
+              <w:spacing w:line="240" w:lineRule="auto"/>
+              <w:rPr>
+                <w:b/>
+                <w:sz w:val="16"/>
+              </w:rPr>
+            </w:pPr>
+            <w:r>
+              <w:rPr>
+                <w:b/>
+                <w:sz w:val="16"/>
+              </w:rPr>
+              <w:t>5.000</w:t>
+            </w:r>
+          </w:p>
+        </w:tc>
+        <w:tc>
+          <w:tcPr>
+            <w:tcW w:w="500" w:type="pct"/>
+            <w:vAlign w:val="center"/>
+          </w:tcPr>
+          <w:p>
+            <w:pPr>
+              <w:spacing w:line="240" w:lineRule="auto"/>
+              <w:rPr>
+                <w:b/>
+                <w:sz w:val="16"/>
+              </w:rPr>
+            </w:pPr>
+            <w:r>
+              <w:rPr>
+                <w:b/>
+                <w:sz w:val="16"/>
+              </w:rPr>
+              <w:t>8.000</w:t>
+            </w:r>
+          </w:p>
+        </w:tc>
+        <w:tc>
+          <w:tcPr>
+            <w:tcW w:w="500" w:type="pct"/>
+            <w:vAlign w:val="center"/>
+          </w:tcPr>
+          <w:p>
+            <w:pPr>
+              <w:spacing w:line="240" w:lineRule="auto"/>
+              <w:rPr>
+                <w:b/>
+                <w:sz w:val="16"/>
+              </w:rPr>
+            </w:pPr>
+            <w:r>
+              <w:rPr>
+                <w:b/>
+                <w:sz w:val="16"/>
+              </w:rPr>
+              <w:t>3.000</w:t>
+            </w:r>
+          </w:p>
+        </w:tc>
+        <w:tc>
+          <w:tcPr>
+            <w:tcW w:w="500" w:type="pct"/>
+            <w:vAlign w:val="center"/>
+          </w:tcPr>
+          <w:p>
+            <w:pPr>
+              <w:spacing w:line="240" w:lineRule="auto"/>
+              <w:rPr>
+                <w:b/>
+                <w:sz w:val="16"/>
+              </w:rPr>
+            </w:pPr>
+            <w:r>
+              <w:rPr>
+                <w:b/>
+                <w:sz w:val="16"/>
+              </w:rPr>
+              <w:t>0.000</w:t>
+            </w:r>
+          </w:p>
+        </w:tc>
+      </w:tr>
+      <w:tr>
+        <w:tblPrEx>
+          <w:tblCellMar>
+            <w:top w:w="0" w:type="dxa"/>
+            <w:bottom w:w="0" w:type="dxa"/>
+          </w:tblCellMar>
+        </w:tblPrEx>
+        <w:tc>
+          <w:tcPr>
+            <w:tcW w:w="500" w:type="pct"/>
+            <w:vAlign w:val="center"/>
+          </w:tcPr>
+          <w:p>
+            <w:pPr>
+              <w:spacing w:line="240" w:lineRule="auto"/>
+              <w:rPr>
+                <w:b/>
+                <w:sz w:val="16"/>
+              </w:rPr>
+            </w:pPr>
+            <w:r>
+              <w:rPr>
+                <w:b/>
+                <w:sz w:val="16"/>
+              </w:rPr>
+              <w:t>XBRL</w:t>
+            </w:r>
+          </w:p>
+        </w:tc>
+        <w:tc>
+          <w:tcPr>
+            <w:tcW w:w="500" w:type="pct"/>
+            <w:vAlign w:val="center"/>
+          </w:tcPr>
+          <w:p>
+            <w:pPr>
+              <w:spacing w:line="240" w:lineRule="auto"/>
+              <w:rPr>
+                <w:b/>
+                <w:sz w:val="16"/>
+              </w:rPr>
+            </w:pPr>
+            <w:r>
+              <w:rPr>
+                <w:b/>
+                <w:sz w:val="16"/>
+              </w:rPr>
+              <w:t>Facts only; relation paths removed</w:t>
+            </w:r>
+          </w:p>
+        </w:tc>
+        <w:tc>
+          <w:tcPr>
+            <w:tcW w:w="500" w:type="pct"/>
+            <w:vAlign w:val="center"/>
+          </w:tcPr>
+          <w:p>
+            <w:pPr>
+              <w:spacing w:line="240" w:lineRule="auto"/>
+              <w:rPr>
+                <w:b/>
+                <w:sz w:val="16"/>
+              </w:rPr>
+            </w:pPr>
+            <w:r>
+              <w:rPr>
+                <w:b/>
+                <w:sz w:val="16"/>
+              </w:rPr>
+              <w:t>18</w:t>
+            </w:r>
+          </w:p>
+        </w:tc>
+        <w:tc>
+          <w:tcPr>
+            <w:tcW w:w="500" w:type="pct"/>
+            <w:vAlign w:val="center"/>
+          </w:tcPr>
+          <w:p>
+            <w:pPr>
+              <w:spacing w:line="240" w:lineRule="auto"/>
+              <w:rPr>
+                <w:b/>
+                <w:sz w:val="16"/>
+              </w:rPr>
+            </w:pPr>
+            <w:r>
+              <w:rPr>
+                <w:b/>
+                <w:sz w:val="16"/>
+              </w:rPr>
+              <w:t>0.594</w:t>
+            </w:r>
+          </w:p>
+        </w:tc>
+        <w:tc>
+          <w:tcPr>
+            <w:tcW w:w="500" w:type="pct"/>
+            <w:vAlign w:val="center"/>
+          </w:tcPr>
+          <w:p>
+            <w:pPr>
+              <w:spacing w:line="240" w:lineRule="auto"/>
+              <w:rPr>
+                <w:b/>
+                <w:sz w:val="16"/>
+              </w:rPr>
+            </w:pPr>
+            <w:r>
+              <w:rPr>
+                <w:b/>
+                <w:sz w:val="16"/>
+              </w:rPr>
+              <w:t>0.545</w:t>
+            </w:r>
+          </w:p>
+        </w:tc>
+        <w:tc>
+          <w:tcPr>
+            <w:tcW w:w="500" w:type="pct"/>
+            <w:vAlign w:val="center"/>
+          </w:tcPr>
+          <w:p>
+            <w:pPr>
+              <w:spacing w:line="240" w:lineRule="auto"/>
+              <w:rPr>
+                <w:b/>
+                <w:sz w:val="16"/>
+              </w:rPr>
+            </w:pPr>
+            <w:r>
+              <w:rPr>
+                <w:b/>
+                <w:sz w:val="16"/>
+              </w:rPr>
+              <w:t>0.594</w:t>
+            </w:r>
+          </w:p>
+        </w:tc>
+        <w:tc>
+          <w:tcPr>
+            <w:tcW w:w="500" w:type="pct"/>
+            <w:vAlign w:val="center"/>
+          </w:tcPr>
+          <w:p>
+            <w:pPr>
+              <w:spacing w:line="240" w:lineRule="auto"/>
+              <w:rPr>
+                <w:b/>
+                <w:sz w:val="16"/>
+              </w:rPr>
+            </w:pPr>
+            <w:r>
+              <w:rPr>
+                <w:b/>
+                <w:sz w:val="16"/>
+              </w:rPr>
+              <w:t>20.778</w:t>
+            </w:r>
+          </w:p>
+        </w:tc>
+        <w:tc>
+          <w:tcPr>
+            <w:tcW w:w="500" w:type="pct"/>
+            <w:vAlign w:val="center"/>
+          </w:tcPr>
+          <w:p>
+            <w:pPr>
+              <w:spacing w:line="240" w:lineRule="auto"/>
+              <w:rPr>
+                <w:b/>
+                <w:sz w:val="16"/>
+              </w:rPr>
+            </w:pPr>
+            <w:r>
+              <w:rPr>
+                <w:b/>
+                <w:sz w:val="16"/>
+              </w:rPr>
+              <w:t>11.889</w:t>
+            </w:r>
+          </w:p>
+        </w:tc>
+        <w:tc>
+          <w:tcPr>
+            <w:tcW w:w="500" w:type="pct"/>
+            <w:vAlign w:val="center"/>
+          </w:tcPr>
+          <w:p>
+            <w:pPr>
+              <w:spacing w:line="240" w:lineRule="auto"/>
+              <w:rPr>
+                <w:b/>
+                <w:sz w:val="16"/>
+              </w:rPr>
+            </w:pPr>
+            <w:r>
+              <w:rPr>
+                <w:b/>
+                <w:sz w:val="16"/>
+              </w:rPr>
+              <w:t>0.000</w:t>
+            </w:r>
+          </w:p>
+        </w:tc>
+        <w:tc>
+          <w:tcPr>
+            <w:tcW w:w="500" w:type="pct"/>
+            <w:vAlign w:val="center"/>
+          </w:tcPr>
+          <w:p>
+            <w:pPr>
+              <w:spacing w:line="240" w:lineRule="auto"/>
+              <w:rPr>
+                <w:b/>
+                <w:sz w:val="16"/>
+              </w:rPr>
+            </w:pPr>
+            <w:r>
+              <w:rPr>
+                <w:b/>
+                <w:sz w:val="16"/>
+              </w:rPr>
+              <w:t>8.889</w:t>
+            </w:r>
+          </w:p>
+        </w:tc>
+      </w:tr>
+      <w:tr>
+        <w:tblPrEx>
+          <w:tblCellMar>
+            <w:top w:w="0" w:type="dxa"/>
+            <w:bottom w:w="0" w:type="dxa"/>
+          </w:tblCellMar>
+        </w:tblPrEx>
+        <w:tc>
+          <w:tcPr>
+            <w:tcW w:w="500" w:type="pct"/>
+            <w:vAlign w:val="center"/>
+          </w:tcPr>
+          <w:p>
+            <w:pPr>
+              <w:spacing w:line="240" w:lineRule="auto"/>
+              <w:rPr>
+                <w:b/>
+                <w:sz w:val="16"/>
+              </w:rPr>
+            </w:pPr>
+            <w:r>
+              <w:rPr>
+                <w:b/>
+                <w:sz w:val="16"/>
+              </w:rPr>
+              <w:t>XBRL</w:t>
+            </w:r>
+          </w:p>
+        </w:tc>
+        <w:tc>
+          <w:tcPr>
+            <w:tcW w:w="500" w:type="pct"/>
+            <w:vAlign w:val="center"/>
+          </w:tcPr>
+          <w:p>
+            <w:pPr>
+              <w:spacing w:line="240" w:lineRule="auto"/>
+              <w:rPr>
+                <w:b/>
+                <w:sz w:val="16"/>
+              </w:rPr>
+            </w:pPr>
+            <w:r>
+              <w:rPr>
+                <w:b/>
+                <w:sz w:val="16"/>
+              </w:rPr>
+              <w:t>Fact budget reduced to top-8; paths unchanged</w:t>
+            </w:r>
+          </w:p>
+        </w:tc>
+        <w:tc>
+          <w:tcPr>
+            <w:tcW w:w="500" w:type="pct"/>
+            <w:vAlign w:val="center"/>
+          </w:tcPr>
+          <w:p>
+            <w:pPr>
+              <w:spacing w:line="240" w:lineRule="auto"/>
+              <w:rPr>
+                <w:b/>
+                <w:sz w:val="16"/>
+              </w:rPr>
+            </w:pPr>
+            <w:r>
+              <w:rPr>
+                <w:b/>
+                <w:sz w:val="16"/>
+              </w:rPr>
+              <w:t>18</w:t>
+            </w:r>
+          </w:p>
+        </w:tc>
+        <w:tc>
+          <w:tcPr>
+            <w:tcW w:w="500" w:type="pct"/>
+            <w:vAlign w:val="center"/>
+          </w:tcPr>
+          <w:p>
+            <w:pPr>
+              <w:spacing w:line="240" w:lineRule="auto"/>
+              <w:rPr>
+                <w:b/>
+                <w:sz w:val="16"/>
+              </w:rPr>
+            </w:pPr>
+            <w:r>
+              <w:rPr>
+                <w:b/>
+                <w:sz w:val="16"/>
+              </w:rPr>
+              <w:t>0.807</w:t>
+            </w:r>
+          </w:p>
+        </w:tc>
+        <w:tc>
+          <w:tcPr>
+            <w:tcW w:w="500" w:type="pct"/>
+            <w:vAlign w:val="center"/>
+          </w:tcPr>
+          <w:p>
+            <w:pPr>
+              <w:spacing w:line="240" w:lineRule="auto"/>
+              <w:rPr>
+                <w:b/>
+                <w:sz w:val="16"/>
+              </w:rPr>
+            </w:pPr>
+            <w:r>
+              <w:rPr>
+                <w:b/>
+                <w:sz w:val="16"/>
+              </w:rPr>
+              <w:t>0.818</w:t>
+            </w:r>
+          </w:p>
+        </w:tc>
+        <w:tc>
+          <w:tcPr>
+            <w:tcW w:w="500" w:type="pct"/>
+            <w:vAlign w:val="center"/>
+          </w:tcPr>
+          <w:p>
+            <w:pPr>
+              <w:spacing w:line="240" w:lineRule="auto"/>
+              <w:rPr>
+                <w:b/>
+                <w:sz w:val="16"/>
+              </w:rPr>
+            </w:pPr>
+            <w:r>
+              <w:rPr>
+                <w:b/>
+                <w:sz w:val="16"/>
+              </w:rPr>
+              <w:t>0.807</w:t>
+            </w:r>
+          </w:p>
+        </w:tc>
+        <w:tc>
+          <w:tcPr>
+            <w:tcW w:w="500" w:type="pct"/>
+            <w:vAlign w:val="center"/>
+          </w:tcPr>
+          <w:p>
+            <w:pPr>
+              <w:spacing w:line="240" w:lineRule="auto"/>
+              <w:rPr>
+                <w:b/>
+                <w:sz w:val="16"/>
+              </w:rPr>
+            </w:pPr>
+            <w:r>
+              <w:rPr>
+                <w:b/>
+                <w:sz w:val="16"/>
+              </w:rPr>
+              <w:t>20.778</w:t>
+            </w:r>
+          </w:p>
+        </w:tc>
+        <w:tc>
+          <w:tcPr>
+            <w:tcW w:w="500" w:type="pct"/>
+            <w:vAlign w:val="center"/>
+          </w:tcPr>
+          <w:p>
+            <w:pPr>
+              <w:spacing w:line="240" w:lineRule="auto"/>
+              <w:rPr>
+                <w:b/>
+                <w:sz w:val="16"/>
+              </w:rPr>
+            </w:pPr>
+            <w:r>
+              <w:rPr>
+                <w:b/>
+                <w:sz w:val="16"/>
+              </w:rPr>
+              <w:t>16.889</w:t>
+            </w:r>
+          </w:p>
+        </w:tc>
+        <w:tc>
+          <w:tcPr>
+            <w:tcW w:w="500" w:type="pct"/>
+            <w:vAlign w:val="center"/>
+          </w:tcPr>
+          <w:p>
+            <w:pPr>
+              <w:spacing w:line="240" w:lineRule="auto"/>
+              <w:rPr>
+                <w:b/>
+                <w:sz w:val="16"/>
+              </w:rPr>
+            </w:pPr>
+            <w:r>
+              <w:rPr>
+                <w:b/>
+                <w:sz w:val="16"/>
+              </w:rPr>
+              <w:t>0.000</w:t>
+            </w:r>
+          </w:p>
+        </w:tc>
+        <w:tc>
+          <w:tcPr>
+            <w:tcW w:w="500" w:type="pct"/>
+            <w:vAlign w:val="center"/>
+          </w:tcPr>
+          <w:p>
+            <w:pPr>
+              <w:spacing w:line="240" w:lineRule="auto"/>
+              <w:rPr>
+                <w:b/>
+                <w:sz w:val="16"/>
+              </w:rPr>
+            </w:pPr>
+            <w:r>
+              <w:rPr>
+                <w:b/>
+                <w:sz w:val="16"/>
+              </w:rPr>
+              <w:t>3.889</w:t>
+            </w:r>
+          </w:p>
+        </w:tc>
+      </w:tr>
+      <w:tr>
+        <w:tblPrEx>
+          <w:tblCellMar>
+            <w:top w:w="0" w:type="dxa"/>
+            <w:bottom w:w="0" w:type="dxa"/>
+          </w:tblCellMar>
+        </w:tblPrEx>
+        <w:tc>
+          <w:tcPr>
+            <w:tcW w:w="500" w:type="pct"/>
+            <w:vAlign w:val="center"/>
+          </w:tcPr>
+          <w:p>
+            <w:pPr>
+              <w:spacing w:line="240" w:lineRule="auto"/>
+              <w:rPr>
+                <w:b/>
+                <w:sz w:val="16"/>
+              </w:rPr>
+            </w:pPr>
+            <w:r>
+              <w:rPr>
+                <w:b/>
+                <w:sz w:val="16"/>
+              </w:rPr>
+              <w:t>XBRL</w:t>
+            </w:r>
+          </w:p>
+        </w:tc>
+        <w:tc>
+          <w:tcPr>
+            <w:tcW w:w="500" w:type="pct"/>
+            <w:vAlign w:val="center"/>
+          </w:tcPr>
+          <w:p>
+            <w:pPr>
+              <w:spacing w:line="240" w:lineRule="auto"/>
+              <w:rPr>
+                <w:b/>
+                <w:sz w:val="16"/>
+              </w:rPr>
+            </w:pPr>
+            <w:r>
+              <w:rPr>
+                <w:b/>
+                <w:sz w:val="16"/>
+              </w:rPr>
+              <w:t>Fact budget expanded to top-16 and path budget to top-15</w:t>
+            </w:r>
+          </w:p>
+        </w:tc>
+        <w:tc>
+          <w:tcPr>
+            <w:tcW w:w="500" w:type="pct"/>
+            <w:vAlign w:val="center"/>
+          </w:tcPr>
+          <w:p>
+            <w:pPr>
+              <w:spacing w:line="240" w:lineRule="auto"/>
+              <w:rPr>
+                <w:b/>
+                <w:sz w:val="16"/>
+              </w:rPr>
+            </w:pPr>
+            <w:r>
+              <w:rPr>
+                <w:b/>
+                <w:sz w:val="16"/>
+              </w:rPr>
+              <w:t>18</w:t>
+            </w:r>
+          </w:p>
+        </w:tc>
+        <w:tc>
+          <w:tcPr>
+            <w:tcW w:w="500" w:type="pct"/>
+            <w:vAlign w:val="center"/>
+          </w:tcPr>
+          <w:p>
+            <w:pPr>
+              <w:spacing w:line="240" w:lineRule="auto"/>
+              <w:rPr>
+                <w:b/>
+                <w:sz w:val="16"/>
+              </w:rPr>
+            </w:pPr>
+            <w:r>
+              <w:rPr>
+                <w:b/>
+                <w:sz w:val="16"/>
+              </w:rPr>
+              <w:t>0.750</w:t>
+            </w:r>
+          </w:p>
+        </w:tc>
+        <w:tc>
+          <w:tcPr>
+            <w:tcW w:w="500" w:type="pct"/>
+            <w:vAlign w:val="center"/>
+          </w:tcPr>
+          <w:p>
+            <w:pPr>
+              <w:spacing w:line="240" w:lineRule="auto"/>
+              <w:rPr>
+                <w:b/>
+                <w:sz w:val="16"/>
+              </w:rPr>
+            </w:pPr>
+            <w:r>
+              <w:rPr>
+                <w:b/>
+                <w:sz w:val="16"/>
+              </w:rPr>
+              <w:t>0.710</w:t>
+            </w:r>
+          </w:p>
+        </w:tc>
+        <w:tc>
+          <w:tcPr>
+            <w:tcW w:w="500" w:type="pct"/>
+            <w:vAlign w:val="center"/>
+          </w:tcPr>
+          <w:p>
+            <w:pPr>
+              <w:spacing w:line="240" w:lineRule="auto"/>
+              <w:rPr>
+                <w:b/>
+                <w:sz w:val="16"/>
+              </w:rPr>
+            </w:pPr>
+            <w:r>
+              <w:rPr>
+                <w:b/>
+                <w:sz w:val="16"/>
+              </w:rPr>
+              <w:t>1.000</w:t>
+            </w:r>
+          </w:p>
+        </w:tc>
+        <w:tc>
+          <w:tcPr>
+            <w:tcW w:w="500" w:type="pct"/>
+            <w:vAlign w:val="center"/>
+          </w:tcPr>
+          <w:p>
+            <w:pPr>
+              <w:spacing w:line="240" w:lineRule="auto"/>
+              <w:rPr>
+                <w:b/>
+                <w:sz w:val="16"/>
+              </w:rPr>
+            </w:pPr>
+            <w:r>
+              <w:rPr>
+                <w:b/>
+                <w:sz w:val="16"/>
+              </w:rPr>
+              <w:t>20.778</w:t>
+            </w:r>
+          </w:p>
+        </w:tc>
+        <w:tc>
+          <w:tcPr>
+            <w:tcW w:w="500" w:type="pct"/>
+            <w:vAlign w:val="center"/>
+          </w:tcPr>
+          <w:p>
+            <w:pPr>
+              <w:spacing w:line="240" w:lineRule="auto"/>
+              <w:rPr>
+                <w:b/>
+                <w:sz w:val="16"/>
+              </w:rPr>
+            </w:pPr>
+            <w:r>
+              <w:rPr>
+                <w:b/>
+                <w:sz w:val="16"/>
+              </w:rPr>
+              <w:t>28.167</w:t>
+            </w:r>
+          </w:p>
+        </w:tc>
+        <w:tc>
+          <w:tcPr>
+            <w:tcW w:w="500" w:type="pct"/>
+            <w:vAlign w:val="center"/>
+          </w:tcPr>
+          <w:p>
+            <w:pPr>
+              <w:spacing w:line="240" w:lineRule="auto"/>
+              <w:rPr>
+                <w:b/>
+                <w:sz w:val="16"/>
+              </w:rPr>
+            </w:pPr>
+            <w:r>
+              <w:rPr>
+                <w:b/>
+                <w:sz w:val="16"/>
+              </w:rPr>
+              <w:t>7.389</w:t>
+            </w:r>
+          </w:p>
+        </w:tc>
+        <w:tc>
+          <w:tcPr>
+            <w:tcW w:w="500" w:type="pct"/>
+            <w:vAlign w:val="center"/>
+          </w:tcPr>
+          <w:p>
+            <w:pPr>
+              <w:spacing w:line="240" w:lineRule="auto"/>
+              <w:rPr>
+                <w:b/>
+                <w:sz w:val="16"/>
+              </w:rPr>
+            </w:pPr>
+            <w:r>
+              <w:rPr>
+                <w:b/>
+                <w:sz w:val="16"/>
+              </w:rPr>
+              <w:t>0.000</w:t>
+            </w:r>
+          </w:p>
+        </w:tc>
+      </w:tr>
+    </w:tbl>
+    <w:p>
+      <w:pPr>
+        <w:rPr>
+          <w:b/>
+        </w:rPr>
+      </w:pPr>
+    </w:p>
+    <w:p>
+      <w:r>
+        <w:t xml:space="preserve">Appendix Table I2 reports a deterministic source-environment perturbation diagnostic over the same 18 filer-construct cells used to build the retrieval conditions. The diagnostic varies text source budget and XBRL fact/path inclusion without re-running the LLM. This evidence strengthens retrieval-stage source-composition transparency because it shows exactly how much the retrieved source set changes before model inference. It is not an output-level robustness test. </w:t>
+      </w:r>
+      <w:r>
+        <w:lastRenderedPageBreak/>
+        <w:t>The fact-only XBRL variant is especially important for this paper's contribution: removing relation paths lowers the mean source-set Jaccard to 0.594, showing that XBRL relational retrieval is not equivalent to retrieving reported facts alone.</w:t>
+      </w:r>
+    </w:p>
+    <w:p>
+      <w:pPr>
+        <w:rPr>
+          <w:b/>
+        </w:rPr>
+      </w:pPr>
+      <w:r>
+        <w:rPr>
+          <w:b/>
+        </w:rPr>
+        <w:t>Appendix Table I3. Sensitivity Checks Not Claimed As Completed</w:t>
       </w:r>
     </w:p>
     <w:tbl>
@@ -15371,7 +21623,7 @@
                 <w:b/>
                 <w:sz w:val="16"/>
               </w:rPr>
-              <w:t>Guidance only</w:t>
+              <w:t>Source-environment perturbation diagnostic completed for text top-k; no LLM rerun</w:t>
             </w:r>
           </w:p>
         </w:tc>
@@ -15445,7 +21697,7 @@
                 <w:b/>
                 <w:sz w:val="16"/>
               </w:rPr>
-              <w:t>Guidance only</w:t>
+              <w:t>Fact/path perturbation diagnostic completed; no LLM rerun</w:t>
             </w:r>
           </w:p>
         </w:tc>
@@ -15519,7 +21771,7 @@
                 <w:b/>
                 <w:sz w:val="16"/>
               </w:rPr>
-              <w:t>Guidance only</w:t>
+              <w:t>Relation-path removal diagnostic completed; no relation-type-specific filter test</w:t>
             </w:r>
           </w:p>
         </w:tc>
@@ -15549,7 +21801,6 @@
                 <w:b/>
                 <w:sz w:val="16"/>
               </w:rPr>
-              <w:lastRenderedPageBreak/>
               <w:t>Token-budget equalization</w:t>
             </w:r>
           </w:p>
@@ -15594,7 +21845,7 @@
                 <w:b/>
                 <w:sz w:val="16"/>
               </w:rPr>
-              <w:t>Conceptual control, not full sensitivity run</w:t>
+              <w:t>Context-volume diagnostic completed; matched-budget sensitivity not run</w:t>
             </w:r>
           </w:p>
         </w:tc>
@@ -15828,6 +22079,11 @@
           <w:b/>
         </w:rPr>
       </w:pPr>
+    </w:p>
+    <w:p>
+      <w:r>
+        <w:t>For the current paper, these items are reported as sensitivity guidance and boundary conditions. For a Tier 2 model-validation study, the researcher should pre-specify a bounded sensitivity matrix. A minimum version would vary text top-k, XBRL traversal depth or relation filters, hybrid context budget, and prompt wording while holding the model and task constant. The study should then report whether the main qualitative inference changes under those variants.</w:t>
+      </w:r>
     </w:p>
     <w:p>
       <w:pPr>
@@ -15839,7 +22095,7 @@
         <w:rPr>
           <w:b/>
         </w:rPr>
-        <w:t>Appendix Table I2. Reporting Items Mapped To Validity Dimensions</w:t>
+        <w:t>Appendix Table I4. Reporting Items Mapped To Validity Dimensions</w:t>
       </w:r>
     </w:p>
     <w:tbl>
@@ -17144,7 +23400,7 @@
         <w:rPr>
           <w:b/>
         </w:rPr>
-        <w:t>Appendix Table I3. Text Retrieval Data Structure For Future Studies</w:t>
+        <w:t>Appendix Table I5. Text Retrieval Data Structure For Future Studies</w:t>
       </w:r>
     </w:p>
     <w:tbl>
@@ -17913,7 +24169,7 @@
         <w:rPr>
           <w:b/>
         </w:rPr>
-        <w:t>Appendix Table I4. XBRL Relational Retrieval Data Structure For Future Studies</w:t>
+        <w:t>Appendix Table I6. XBRL Relational Retrieval Data Structure For Future Studies</w:t>
       </w:r>
     </w:p>
     <w:tbl>
@@ -18637,7 +24893,6 @@
                 <w:b/>
                 <w:sz w:val="16"/>
               </w:rPr>
-              <w:lastRenderedPageBreak/>
               <w:t>arcrole</w:t>
             </w:r>
           </w:p>
@@ -18891,7 +25146,7 @@
         <w:rPr>
           <w:b/>
         </w:rPr>
-        <w:t>Appendix Table I5. Reproducibility Package Checklist</w:t>
+        <w:t>Appendix Table I7. Reproducibility Package Checklist</w:t>
       </w:r>
     </w:p>
     <w:tbl>
@@ -19576,7 +25831,7 @@
                 <w:b/>
                 <w:sz w:val="16"/>
               </w:rPr>
-              <w:t>Capture model digest or local metadata if available</w:t>
+              <w:t>Preserve local model metadata; capture model digest if available</w:t>
             </w:r>
           </w:p>
         </w:tc>
@@ -19754,6 +26009,7 @@
                 <w:b/>
                 <w:sz w:val="16"/>
               </w:rPr>
+              <w:lastRenderedPageBreak/>
               <w:t>Sensitivity results</w:t>
             </w:r>
           </w:p>
@@ -19776,7 +26032,7 @@
                 <w:b/>
                 <w:sz w:val="16"/>
               </w:rPr>
-              <w:t>Not claimed</w:t>
+              <w:t>Context-volume and source-environment perturbation diagnostics present</w:t>
             </w:r>
           </w:p>
         </w:tc>
@@ -19798,7 +26054,7 @@
                 <w:b/>
                 <w:sz w:val="16"/>
               </w:rPr>
-              <w:t>Do not imply completed benchmark</w:t>
+              <w:t>Do not imply completed model-output benchmark</w:t>
             </w:r>
           </w:p>
         </w:tc>
@@ -20792,7 +27048,12 @@
     </w:p>
     <w:p>
       <w:r>
-        <w:t>The supplement supports the manuscript's Tier 1 methodological demonstration by documenting a source-to-context-to-output-to-claim evidence trail across 42 retrieval-conditioned outputs and 182 preliminary coded claims. It supports the claim that hybrid condition labels do not guarantee integrated evidence use: in hybrid conditions, 7 of 60 claims used both text and XBRL sources, 41 used text only, and 12 used XBRL only.</w:t>
+        <w:t>The supplement supports the manuscript's Tier 1 methodological demonstration by documenting a source-to-context-to-output-to-claim evidence trail across a nine-filer package with 72 retrieval-conditioned outputs and 281 preliminary coded claims. It supports the claim that hybrid condition labels do not guarantee integrated evidence use: in hybrid conditions, 8 of 89 claims used both text and XBRL sources, 61 used text only, and 20 used XBRL only.</w:t>
+      </w:r>
+    </w:p>
+    <w:p>
+      <w:r>
+        <w:t>The supplement also specifies the additional Tier 2 design needed for model-validation claims. That design is guidance for future empirical LLM audit studies, not completed evidence in the current paper.</w:t>
       </w:r>
     </w:p>
     <w:p>
@@ -20811,7 +27072,7 @@
     </w:p>
     <w:p>
       <w:r>
-        <w:t>The supplement does not support claims that hybrid retrieval is superior, XBRL retrieval improves audit reasoning, gemma4:31b has general audit expertise, failure-mode frequencies generalize to SEC filers, preliminary audit-valid scores are final expert evidence, or the current prototype implements production vector RAG, RDF/OWL graph storage, or GraphRAG performance evaluation.</w:t>
+        <w:t>The supplement does not support claims that hybrid retrieval is superior, XBRL retrieval improves audit reasoning, gemma4:31b has general audit expertise, failure-mode frequencies generalize to SEC filers, preliminary audit-valid scores are final expert evidence, or the current prototype implements production vector RAG, RDF/OWL graph storage, or GraphRAG performance evaluation. It also does not support model-performance validation claims, which would require the Tier 2 design features summarized in Appendix Table I1A.</w:t>
       </w:r>
     </w:p>
     <w:p>
@@ -20830,7 +27091,7 @@
     </w:p>
     <w:p>
       <w:r>
-        <w:t>This appendix is submission-ready for a bounded AJPT methodology paper if the main manuscript preserves the same claim boundaries. It gives reviewers a coherent route from source filings to retrieval contexts, LLM outputs, claim-level variables, selected examples, and boundary-condition diagnostics. The remaining packaging improvements are archival rather than conceptual: add a concise replication README, capture local Ollama model metadata where available, and decide whether to add file checksums before public release.</w:t>
+        <w:t>This appendix is submission-ready for a bounded AJPT methodology paper if the main manuscript preserves the same claim boundaries. It gives reviewers a coherent route from source filings to retrieval contexts, LLM outputs, claim-level variables, selected examples, boundary-condition diagnostics, replication documentation, and checksum-based file-integrity checks. Remaining items are author-specific or optional repository decisions: finalize author/disclosure fields, decide whether to distribute raw SEC downloads separately, and capture a local model digest if the serving environment exposes one.</w:t>
       </w:r>
     </w:p>
     <w:p/>
@@ -21258,7 +27519,7 @@
     <w:link w:val="Heading1Char"/>
     <w:uiPriority w:val="9"/>
     <w:qFormat/>
-    <w:rsid w:val="00DA4356"/>
+    <w:rsid w:val="00E41E3F"/>
     <w:pPr>
       <w:keepNext/>
       <w:keepLines/>
@@ -21267,7 +27528,7 @@
     </w:pPr>
     <w:rPr>
       <w:rFonts w:asciiTheme="majorHAnsi" w:eastAsiaTheme="majorEastAsia" w:hAnsiTheme="majorHAnsi" w:cstheme="majorBidi"/>
-      <w:color w:val="0F4761" w:themeColor="accent1" w:themeShade="BF"/>
+      <w:color w:val="2F5496" w:themeColor="accent1" w:themeShade="BF"/>
       <w:sz w:val="40"/>
       <w:szCs w:val="40"/>
     </w:rPr>
@@ -21281,7 +27542,7 @@
     <w:semiHidden/>
     <w:unhideWhenUsed/>
     <w:qFormat/>
-    <w:rsid w:val="00DA4356"/>
+    <w:rsid w:val="00E41E3F"/>
     <w:pPr>
       <w:keepNext/>
       <w:keepLines/>
@@ -21290,7 +27551,7 @@
     </w:pPr>
     <w:rPr>
       <w:rFonts w:asciiTheme="majorHAnsi" w:eastAsiaTheme="majorEastAsia" w:hAnsiTheme="majorHAnsi" w:cstheme="majorBidi"/>
-      <w:color w:val="0F4761" w:themeColor="accent1" w:themeShade="BF"/>
+      <w:color w:val="2F5496" w:themeColor="accent1" w:themeShade="BF"/>
       <w:sz w:val="32"/>
       <w:szCs w:val="32"/>
     </w:rPr>
@@ -21304,7 +27565,7 @@
     <w:semiHidden/>
     <w:unhideWhenUsed/>
     <w:qFormat/>
-    <w:rsid w:val="00DA4356"/>
+    <w:rsid w:val="00E41E3F"/>
     <w:pPr>
       <w:keepNext/>
       <w:keepLines/>
@@ -21313,7 +27574,7 @@
     </w:pPr>
     <w:rPr>
       <w:rFonts w:eastAsiaTheme="majorEastAsia" w:cstheme="majorBidi"/>
-      <w:color w:val="0F4761" w:themeColor="accent1" w:themeShade="BF"/>
+      <w:color w:val="2F5496" w:themeColor="accent1" w:themeShade="BF"/>
       <w:sz w:val="28"/>
       <w:szCs w:val="28"/>
     </w:rPr>
@@ -21327,7 +27588,7 @@
     <w:semiHidden/>
     <w:unhideWhenUsed/>
     <w:qFormat/>
-    <w:rsid w:val="00DA4356"/>
+    <w:rsid w:val="00E41E3F"/>
     <w:pPr>
       <w:keepNext/>
       <w:keepLines/>
@@ -21338,7 +27599,7 @@
       <w:rFonts w:eastAsiaTheme="majorEastAsia" w:cstheme="majorBidi"/>
       <w:i/>
       <w:iCs/>
-      <w:color w:val="0F4761" w:themeColor="accent1" w:themeShade="BF"/>
+      <w:color w:val="2F5496" w:themeColor="accent1" w:themeShade="BF"/>
     </w:rPr>
   </w:style>
   <w:style w:type="paragraph" w:styleId="Heading5">
@@ -21350,7 +27611,7 @@
     <w:semiHidden/>
     <w:unhideWhenUsed/>
     <w:qFormat/>
-    <w:rsid w:val="00DA4356"/>
+    <w:rsid w:val="00E41E3F"/>
     <w:pPr>
       <w:keepNext/>
       <w:keepLines/>
@@ -21359,7 +27620,7 @@
     </w:pPr>
     <w:rPr>
       <w:rFonts w:eastAsiaTheme="majorEastAsia" w:cstheme="majorBidi"/>
-      <w:color w:val="0F4761" w:themeColor="accent1" w:themeShade="BF"/>
+      <w:color w:val="2F5496" w:themeColor="accent1" w:themeShade="BF"/>
     </w:rPr>
   </w:style>
   <w:style w:type="paragraph" w:styleId="Heading6">
@@ -21371,7 +27632,7 @@
     <w:semiHidden/>
     <w:unhideWhenUsed/>
     <w:qFormat/>
-    <w:rsid w:val="00DA4356"/>
+    <w:rsid w:val="00E41E3F"/>
     <w:pPr>
       <w:keepNext/>
       <w:keepLines/>
@@ -21394,7 +27655,7 @@
     <w:semiHidden/>
     <w:unhideWhenUsed/>
     <w:qFormat/>
-    <w:rsid w:val="00DA4356"/>
+    <w:rsid w:val="00E41E3F"/>
     <w:pPr>
       <w:keepNext/>
       <w:keepLines/>
@@ -21415,7 +27676,7 @@
     <w:semiHidden/>
     <w:unhideWhenUsed/>
     <w:qFormat/>
-    <w:rsid w:val="00DA4356"/>
+    <w:rsid w:val="00E41E3F"/>
     <w:pPr>
       <w:keepNext/>
       <w:keepLines/>
@@ -21437,7 +27698,7 @@
     <w:semiHidden/>
     <w:unhideWhenUsed/>
     <w:qFormat/>
-    <w:rsid w:val="00DA4356"/>
+    <w:rsid w:val="00E41E3F"/>
     <w:pPr>
       <w:keepNext/>
       <w:keepLines/>
@@ -21480,10 +27741,10 @@
     <w:basedOn w:val="DefaultParagraphFont"/>
     <w:link w:val="Heading1"/>
     <w:uiPriority w:val="9"/>
-    <w:rsid w:val="00DA4356"/>
+    <w:rsid w:val="00E41E3F"/>
     <w:rPr>
       <w:rFonts w:asciiTheme="majorHAnsi" w:eastAsiaTheme="majorEastAsia" w:hAnsiTheme="majorHAnsi" w:cstheme="majorBidi"/>
-      <w:color w:val="0F4761" w:themeColor="accent1" w:themeShade="BF"/>
+      <w:color w:val="2F5496" w:themeColor="accent1" w:themeShade="BF"/>
       <w:sz w:val="40"/>
       <w:szCs w:val="40"/>
     </w:rPr>
@@ -21494,10 +27755,10 @@
     <w:link w:val="Heading2"/>
     <w:uiPriority w:val="9"/>
     <w:semiHidden/>
-    <w:rsid w:val="00DA4356"/>
+    <w:rsid w:val="00E41E3F"/>
     <w:rPr>
       <w:rFonts w:asciiTheme="majorHAnsi" w:eastAsiaTheme="majorEastAsia" w:hAnsiTheme="majorHAnsi" w:cstheme="majorBidi"/>
-      <w:color w:val="0F4761" w:themeColor="accent1" w:themeShade="BF"/>
+      <w:color w:val="2F5496" w:themeColor="accent1" w:themeShade="BF"/>
       <w:sz w:val="32"/>
       <w:szCs w:val="32"/>
     </w:rPr>
@@ -21508,10 +27769,10 @@
     <w:link w:val="Heading3"/>
     <w:uiPriority w:val="9"/>
     <w:semiHidden/>
-    <w:rsid w:val="00DA4356"/>
+    <w:rsid w:val="00E41E3F"/>
     <w:rPr>
       <w:rFonts w:eastAsiaTheme="majorEastAsia" w:cstheme="majorBidi"/>
-      <w:color w:val="0F4761" w:themeColor="accent1" w:themeShade="BF"/>
+      <w:color w:val="2F5496" w:themeColor="accent1" w:themeShade="BF"/>
       <w:sz w:val="28"/>
       <w:szCs w:val="28"/>
     </w:rPr>
@@ -21522,12 +27783,12 @@
     <w:link w:val="Heading4"/>
     <w:uiPriority w:val="9"/>
     <w:semiHidden/>
-    <w:rsid w:val="00DA4356"/>
+    <w:rsid w:val="00E41E3F"/>
     <w:rPr>
       <w:rFonts w:eastAsiaTheme="majorEastAsia" w:cstheme="majorBidi"/>
       <w:i/>
       <w:iCs/>
-      <w:color w:val="0F4761" w:themeColor="accent1" w:themeShade="BF"/>
+      <w:color w:val="2F5496" w:themeColor="accent1" w:themeShade="BF"/>
     </w:rPr>
   </w:style>
   <w:style w:type="character" w:customStyle="1" w:styleId="Heading5Char">
@@ -21536,10 +27797,10 @@
     <w:link w:val="Heading5"/>
     <w:uiPriority w:val="9"/>
     <w:semiHidden/>
-    <w:rsid w:val="00DA4356"/>
+    <w:rsid w:val="00E41E3F"/>
     <w:rPr>
       <w:rFonts w:eastAsiaTheme="majorEastAsia" w:cstheme="majorBidi"/>
-      <w:color w:val="0F4761" w:themeColor="accent1" w:themeShade="BF"/>
+      <w:color w:val="2F5496" w:themeColor="accent1" w:themeShade="BF"/>
     </w:rPr>
   </w:style>
   <w:style w:type="character" w:customStyle="1" w:styleId="Heading6Char">
@@ -21548,7 +27809,7 @@
     <w:link w:val="Heading6"/>
     <w:uiPriority w:val="9"/>
     <w:semiHidden/>
-    <w:rsid w:val="00DA4356"/>
+    <w:rsid w:val="00E41E3F"/>
     <w:rPr>
       <w:rFonts w:eastAsiaTheme="majorEastAsia" w:cstheme="majorBidi"/>
       <w:i/>
@@ -21562,7 +27823,7 @@
     <w:link w:val="Heading7"/>
     <w:uiPriority w:val="9"/>
     <w:semiHidden/>
-    <w:rsid w:val="00DA4356"/>
+    <w:rsid w:val="00E41E3F"/>
     <w:rPr>
       <w:rFonts w:eastAsiaTheme="majorEastAsia" w:cstheme="majorBidi"/>
       <w:color w:val="595959" w:themeColor="text1" w:themeTint="A6"/>
@@ -21574,7 +27835,7 @@
     <w:link w:val="Heading8"/>
     <w:uiPriority w:val="9"/>
     <w:semiHidden/>
-    <w:rsid w:val="00DA4356"/>
+    <w:rsid w:val="00E41E3F"/>
     <w:rPr>
       <w:rFonts w:eastAsiaTheme="majorEastAsia" w:cstheme="majorBidi"/>
       <w:i/>
@@ -21588,7 +27849,7 @@
     <w:link w:val="Heading9"/>
     <w:uiPriority w:val="9"/>
     <w:semiHidden/>
-    <w:rsid w:val="00DA4356"/>
+    <w:rsid w:val="00E41E3F"/>
     <w:rPr>
       <w:rFonts w:eastAsiaTheme="majorEastAsia" w:cstheme="majorBidi"/>
       <w:color w:val="272727" w:themeColor="text1" w:themeTint="D8"/>
@@ -21601,7 +27862,7 @@
     <w:link w:val="TitleChar"/>
     <w:uiPriority w:val="10"/>
     <w:qFormat/>
-    <w:rsid w:val="00DA4356"/>
+    <w:rsid w:val="00E41E3F"/>
     <w:pPr>
       <w:spacing w:after="80" w:line="240" w:lineRule="auto"/>
       <w:contextualSpacing/>
@@ -21619,7 +27880,7 @@
     <w:basedOn w:val="DefaultParagraphFont"/>
     <w:link w:val="Title"/>
     <w:uiPriority w:val="10"/>
-    <w:rsid w:val="00DA4356"/>
+    <w:rsid w:val="00E41E3F"/>
     <w:rPr>
       <w:rFonts w:asciiTheme="majorHAnsi" w:eastAsiaTheme="majorEastAsia" w:hAnsiTheme="majorHAnsi" w:cstheme="majorBidi"/>
       <w:spacing w:val="-10"/>
@@ -21635,7 +27896,7 @@
     <w:link w:val="SubtitleChar"/>
     <w:uiPriority w:val="11"/>
     <w:qFormat/>
-    <w:rsid w:val="00DA4356"/>
+    <w:rsid w:val="00E41E3F"/>
     <w:pPr>
       <w:numPr>
         <w:ilvl w:val="1"/>
@@ -21654,7 +27915,7 @@
     <w:basedOn w:val="DefaultParagraphFont"/>
     <w:link w:val="Subtitle"/>
     <w:uiPriority w:val="11"/>
-    <w:rsid w:val="00DA4356"/>
+    <w:rsid w:val="00E41E3F"/>
     <w:rPr>
       <w:rFonts w:eastAsiaTheme="majorEastAsia" w:cstheme="majorBidi"/>
       <w:color w:val="595959" w:themeColor="text1" w:themeTint="A6"/>
@@ -21670,7 +27931,7 @@
     <w:link w:val="QuoteChar"/>
     <w:uiPriority w:val="29"/>
     <w:qFormat/>
-    <w:rsid w:val="00DA4356"/>
+    <w:rsid w:val="00E41E3F"/>
     <w:pPr>
       <w:spacing w:before="160"/>
       <w:jc w:val="center"/>
@@ -21686,7 +27947,7 @@
     <w:basedOn w:val="DefaultParagraphFont"/>
     <w:link w:val="Quote"/>
     <w:uiPriority w:val="29"/>
-    <w:rsid w:val="00DA4356"/>
+    <w:rsid w:val="00E41E3F"/>
     <w:rPr>
       <w:i/>
       <w:iCs/>
@@ -21698,7 +27959,7 @@
     <w:basedOn w:val="Normal"/>
     <w:uiPriority w:val="34"/>
     <w:qFormat/>
-    <w:rsid w:val="00DA4356"/>
+    <w:rsid w:val="00E41E3F"/>
     <w:pPr>
       <w:ind w:left="720"/>
       <w:contextualSpacing/>
@@ -21709,11 +27970,11 @@
     <w:basedOn w:val="DefaultParagraphFont"/>
     <w:uiPriority w:val="21"/>
     <w:qFormat/>
-    <w:rsid w:val="00DA4356"/>
+    <w:rsid w:val="00E41E3F"/>
     <w:rPr>
       <w:i/>
       <w:iCs/>
-      <w:color w:val="0F4761" w:themeColor="accent1" w:themeShade="BF"/>
+      <w:color w:val="2F5496" w:themeColor="accent1" w:themeShade="BF"/>
     </w:rPr>
   </w:style>
   <w:style w:type="paragraph" w:styleId="IntenseQuote">
@@ -21723,11 +27984,11 @@
     <w:link w:val="IntenseQuoteChar"/>
     <w:uiPriority w:val="30"/>
     <w:qFormat/>
-    <w:rsid w:val="00DA4356"/>
+    <w:rsid w:val="00E41E3F"/>
     <w:pPr>
       <w:pBdr>
-        <w:top w:val="single" w:sz="4" w:space="10" w:color="0F4761" w:themeColor="accent1" w:themeShade="BF"/>
-        <w:bottom w:val="single" w:sz="4" w:space="10" w:color="0F4761" w:themeColor="accent1" w:themeShade="BF"/>
+        <w:top w:val="single" w:sz="4" w:space="10" w:color="2F5496" w:themeColor="accent1" w:themeShade="BF"/>
+        <w:bottom w:val="single" w:sz="4" w:space="10" w:color="2F5496" w:themeColor="accent1" w:themeShade="BF"/>
       </w:pBdr>
       <w:spacing w:before="360" w:after="360"/>
       <w:ind w:left="864" w:right="864"/>
@@ -21736,7 +27997,7 @@
     <w:rPr>
       <w:i/>
       <w:iCs/>
-      <w:color w:val="0F4761" w:themeColor="accent1" w:themeShade="BF"/>
+      <w:color w:val="2F5496" w:themeColor="accent1" w:themeShade="BF"/>
     </w:rPr>
   </w:style>
   <w:style w:type="character" w:customStyle="1" w:styleId="IntenseQuoteChar">
@@ -21744,11 +28005,11 @@
     <w:basedOn w:val="DefaultParagraphFont"/>
     <w:link w:val="IntenseQuote"/>
     <w:uiPriority w:val="30"/>
-    <w:rsid w:val="00DA4356"/>
+    <w:rsid w:val="00E41E3F"/>
     <w:rPr>
       <w:i/>
       <w:iCs/>
-      <w:color w:val="0F4761" w:themeColor="accent1" w:themeShade="BF"/>
+      <w:color w:val="2F5496" w:themeColor="accent1" w:themeShade="BF"/>
     </w:rPr>
   </w:style>
   <w:style w:type="character" w:styleId="IntenseReference">
@@ -21756,12 +28017,12 @@
     <w:basedOn w:val="DefaultParagraphFont"/>
     <w:uiPriority w:val="32"/>
     <w:qFormat/>
-    <w:rsid w:val="00DA4356"/>
+    <w:rsid w:val="00E41E3F"/>
     <w:rPr>
       <w:b/>
       <w:bCs/>
       <w:smallCaps/>
-      <w:color w:val="0F4761" w:themeColor="accent1" w:themeShade="BF"/>
+      <w:color w:val="2F5496" w:themeColor="accent1" w:themeShade="BF"/>
       <w:spacing w:val="5"/>
     </w:rPr>
   </w:style>
@@ -21779,39 +28040,39 @@
         <a:sysClr val="window" lastClr="FFFFFF"/>
       </a:lt1>
       <a:dk2>
-        <a:srgbClr val="0E2841"/>
+        <a:srgbClr val="44546A"/>
       </a:dk2>
       <a:lt2>
-        <a:srgbClr val="E8E8E8"/>
+        <a:srgbClr val="E7E6E6"/>
       </a:lt2>
       <a:accent1>
-        <a:srgbClr val="156082"/>
+        <a:srgbClr val="4472C4"/>
       </a:accent1>
       <a:accent2>
-        <a:srgbClr val="E97132"/>
+        <a:srgbClr val="ED7D31"/>
       </a:accent2>
       <a:accent3>
-        <a:srgbClr val="196B24"/>
+        <a:srgbClr val="A5A5A5"/>
       </a:accent3>
       <a:accent4>
-        <a:srgbClr val="0F9ED5"/>
+        <a:srgbClr val="FFC000"/>
       </a:accent4>
       <a:accent5>
-        <a:srgbClr val="A02B93"/>
+        <a:srgbClr val="5B9BD5"/>
       </a:accent5>
       <a:accent6>
-        <a:srgbClr val="4EA72E"/>
+        <a:srgbClr val="70AD47"/>
       </a:accent6>
       <a:hlink>
-        <a:srgbClr val="467886"/>
+        <a:srgbClr val="0563C1"/>
       </a:hlink>
       <a:folHlink>
-        <a:srgbClr val="96607D"/>
+        <a:srgbClr val="954F72"/>
       </a:folHlink>
     </a:clrScheme>
     <a:fontScheme name="Office">
       <a:majorFont>
-        <a:latin typeface="Aptos Display" panose="02110004020202020204"/>
+        <a:latin typeface="Calibri Light" panose="020F0302020204030204"/>
         <a:ea typeface=""/>
         <a:cs typeface=""/>
         <a:font script="Jpan" typeface="游ゴシック Light"/>
@@ -21863,7 +28124,7 @@
         <a:font script="Tfng" typeface="Ebrima"/>
       </a:majorFont>
       <a:minorFont>
-        <a:latin typeface="Aptos" panose="02110004020202020204"/>
+        <a:latin typeface="Calibri" panose="020F0502020204030204"/>
         <a:ea typeface=""/>
         <a:cs typeface=""/>
         <a:font script="Jpan" typeface="游明朝"/>
@@ -21974,6 +28235,13 @@
         </a:gradFill>
       </a:fillStyleLst>
       <a:lnStyleLst>
+        <a:ln w="6350" cap="flat" cmpd="sng" algn="ctr">
+          <a:solidFill>
+            <a:schemeClr val="phClr"/>
+          </a:solidFill>
+          <a:prstDash val="solid"/>
+          <a:miter lim="800000"/>
+        </a:ln>
         <a:ln w="12700" cap="flat" cmpd="sng" algn="ctr">
           <a:solidFill>
             <a:schemeClr val="phClr"/>
@@ -21982,13 +28250,6 @@
           <a:miter lim="800000"/>
         </a:ln>
         <a:ln w="19050" cap="flat" cmpd="sng" algn="ctr">
-          <a:solidFill>
-            <a:schemeClr val="phClr"/>
-          </a:solidFill>
-          <a:prstDash val="solid"/>
-          <a:miter lim="800000"/>
-        </a:ln>
-        <a:ln w="25400" cap="flat" cmpd="sng" algn="ctr">
           <a:solidFill>
             <a:schemeClr val="phClr"/>
           </a:solidFill>
@@ -22053,31 +28314,11 @@
       </a:bgFillStyleLst>
     </a:fmtScheme>
   </a:themeElements>
-  <a:objectDefaults>
-    <a:lnDef>
-      <a:spPr/>
-      <a:bodyPr/>
-      <a:lstStyle/>
-      <a:style>
-        <a:lnRef idx="2">
-          <a:schemeClr val="accent1"/>
-        </a:lnRef>
-        <a:fillRef idx="0">
-          <a:schemeClr val="accent1"/>
-        </a:fillRef>
-        <a:effectRef idx="1">
-          <a:schemeClr val="accent1"/>
-        </a:effectRef>
-        <a:fontRef idx="minor">
-          <a:schemeClr val="tx1"/>
-        </a:fontRef>
-      </a:style>
-    </a:lnDef>
-  </a:objectDefaults>
+  <a:objectDefaults/>
   <a:extraClrSchemeLst/>
   <a:extLst>
     <a:ext uri="{05A4C25C-085E-4340-85A3-A5531E510DB2}">
-      <thm15:themeFamily xmlns:thm15="http://schemas.microsoft.com/office/thememl/2012/main" name="Office Theme" id="{2E142A2C-CD16-42D6-873A-C26D2A0506FA}" vid="{1BDDFF52-6CD6-40A5-AB3C-68EB2F1E4D0A}"/>
+      <thm15:themeFamily xmlns:thm15="http://schemas.microsoft.com/office/thememl/2012/main" name="Office Theme" id="{62F939B6-93AF-4DB8-9C6B-D6C7DFDC589F}" vid="{4A3C46E8-61CC-4603-A589-7422A47A8E4A}"/>
     </a:ext>
   </a:extLst>
 </a:theme>
